--- a/arches_her/docx/Pre-app Predetermination letter.docx
+++ b/arches_her/docx/Pre-app Predetermination letter.docx
@@ -1,6 +1,6 @@
 
 <file path=word/document.xml><?xml version="1.0" encoding="utf-8"?>
-<w:document xmlns:wpc="http://schemas.microsoft.com/office/word/2010/wordprocessingCanvas" xmlns:cx="http://schemas.microsoft.com/office/drawing/2014/chartex" xmlns:cx1="http://schemas.microsoft.com/office/drawing/2015/9/8/chartex" xmlns:cx2="http://schemas.microsoft.com/office/drawing/2015/10/21/chartex" xmlns:cx3="http://schemas.microsoft.com/office/drawing/2016/5/9/chartex" xmlns:cx4="http://schemas.microsoft.com/office/drawing/2016/5/10/chartex" xmlns:cx5="http://schemas.microsoft.com/office/drawing/2016/5/11/chartex" xmlns:cx6="http://schemas.microsoft.com/office/drawing/2016/5/12/chartex" xmlns:cx7="http://schemas.microsoft.com/office/drawing/2016/5/13/chartex" xmlns:cx8="http://schemas.microsoft.com/office/drawing/2016/5/14/chartex" xmlns:mc="http://schemas.openxmlformats.org/markup-compatibility/2006" xmlns:aink="http://schemas.microsoft.com/office/drawing/2016/ink" xmlns:am3d="http://schemas.microsoft.com/office/drawing/2017/model3d" xmlns:o="urn:schemas-microsoft-com:office:office" xmlns:oel="http://schemas.microsoft.com/office/2019/extlst" xmlns:r="http://schemas.openxmlformats.org/officeDocument/2006/relationships" xmlns:m="http://schemas.openxmlformats.org/officeDocument/2006/math" xmlns:v="urn:schemas-microsoft-com:vml" xmlns:wp14="http://schemas.microsoft.com/office/word/2010/wordprocessingDrawing" xmlns:wp="http://schemas.openxmlformats.org/drawingml/2006/wordprocessingDrawing" xmlns:w10="urn:schemas-microsoft-com:office:word" xmlns:w="http://schemas.openxmlformats.org/wordprocessingml/2006/main" xmlns:w14="http://schemas.microsoft.com/office/word/2010/wordml" xmlns:w15="http://schemas.microsoft.com/office/word/2012/wordml" xmlns:w16cex="http://schemas.microsoft.com/office/word/2018/wordml/cex" xmlns:w16cid="http://schemas.microsoft.com/office/word/2016/wordml/cid" xmlns:w16="http://schemas.microsoft.com/office/word/2018/wordml" xmlns:w16sdtdh="http://schemas.microsoft.com/office/word/2020/wordml/sdtdatahash" xmlns:w16se="http://schemas.microsoft.com/office/word/2015/wordml/symex" xmlns:wpg="http://schemas.microsoft.com/office/word/2010/wordprocessingGroup" xmlns:wpi="http://schemas.microsoft.com/office/word/2010/wordprocessingInk" xmlns:wne="http://schemas.microsoft.com/office/word/2006/wordml" xmlns:wps="http://schemas.microsoft.com/office/word/2010/wordprocessingShape" mc:Ignorable="w14 w15 w16se w16cid w16 w16cex w16sdtdh wp14">
+<w:document xmlns:wpc="http://schemas.microsoft.com/office/word/2010/wordprocessingCanvas" xmlns:cx="http://schemas.microsoft.com/office/drawing/2014/chartex" xmlns:cx1="http://schemas.microsoft.com/office/drawing/2015/9/8/chartex" xmlns:cx2="http://schemas.microsoft.com/office/drawing/2015/10/21/chartex" xmlns:cx3="http://schemas.microsoft.com/office/drawing/2016/5/9/chartex" xmlns:cx4="http://schemas.microsoft.com/office/drawing/2016/5/10/chartex" xmlns:cx5="http://schemas.microsoft.com/office/drawing/2016/5/11/chartex" xmlns:cx6="http://schemas.microsoft.com/office/drawing/2016/5/12/chartex" xmlns:cx7="http://schemas.microsoft.com/office/drawing/2016/5/13/chartex" xmlns:cx8="http://schemas.microsoft.com/office/drawing/2016/5/14/chartex" xmlns:mc="http://schemas.openxmlformats.org/markup-compatibility/2006" xmlns:aink="http://schemas.microsoft.com/office/drawing/2016/ink" xmlns:am3d="http://schemas.microsoft.com/office/drawing/2017/model3d" xmlns:o="urn:schemas-microsoft-com:office:office" xmlns:oel="http://schemas.microsoft.com/office/2019/extlst" xmlns:r="http://schemas.openxmlformats.org/officeDocument/2006/relationships" xmlns:m="http://schemas.openxmlformats.org/officeDocument/2006/math" xmlns:v="urn:schemas-microsoft-com:vml" xmlns:wp14="http://schemas.microsoft.com/office/word/2010/wordprocessingDrawing" xmlns:wp="http://schemas.openxmlformats.org/drawingml/2006/wordprocessingDrawing" xmlns:w10="urn:schemas-microsoft-com:office:word" xmlns:w="http://schemas.openxmlformats.org/wordprocessingml/2006/main" xmlns:w14="http://schemas.microsoft.com/office/word/2010/wordml" xmlns:w15="http://schemas.microsoft.com/office/word/2012/wordml" xmlns:w16cex="http://schemas.microsoft.com/office/word/2018/wordml/cex" xmlns:w16cid="http://schemas.microsoft.com/office/word/2016/wordml/cid" xmlns:w16="http://schemas.microsoft.com/office/word/2018/wordml" xmlns:w16du="http://schemas.microsoft.com/office/word/2023/wordml/word16du" xmlns:w16sdtdh="http://schemas.microsoft.com/office/word/2020/wordml/sdtdatahash" xmlns:w16se="http://schemas.microsoft.com/office/word/2015/wordml/symex" xmlns:wpg="http://schemas.microsoft.com/office/word/2010/wordprocessingGroup" xmlns:wpi="http://schemas.microsoft.com/office/word/2010/wordprocessingInk" xmlns:wne="http://schemas.microsoft.com/office/word/2006/wordml" xmlns:wps="http://schemas.microsoft.com/office/word/2010/wordprocessingShape" mc:Ignorable="w14 w15 w16se w16cid w16 w16cex w16sdtdh w16du wp14">
   <w:body>
     <w:p>
       <w:pPr>
@@ -376,7 +376,7 @@
           <w:rFonts w:cs="Arial"/>
           <w:b/>
         </w:rPr>
-        <w:t>3</w:t>
+        <w:t>4</w:t>
       </w:r>
     </w:p>
     <w:p>
@@ -640,7 +640,13 @@
         <w:rPr>
           <w:rFonts w:cs="Arial"/>
         </w:rPr>
-        <w:t>200</w:t>
+        <w:t>20</w:t>
+      </w:r>
+      <w:r>
+        <w:rPr>
+          <w:rFonts w:cs="Arial"/>
+        </w:rPr>
+        <w:t>7</w:t>
       </w:r>
       <w:r>
         <w:rPr>
@@ -674,7 +680,13 @@
         <w:rPr>
           <w:rFonts w:cs="Arial"/>
         </w:rPr>
-        <w:t>205</w:t>
+        <w:t>2</w:t>
+      </w:r>
+      <w:r>
+        <w:rPr>
+          <w:rFonts w:cs="Arial"/>
+        </w:rPr>
+        <w:t>12</w:t>
       </w:r>
       <w:r>
         <w:rPr>
@@ -686,7 +698,13 @@
         <w:rPr>
           <w:rFonts w:cs="Arial"/>
         </w:rPr>
-        <w:t>208</w:t>
+        <w:t>2</w:t>
+      </w:r>
+      <w:r>
+        <w:rPr>
+          <w:rFonts w:cs="Arial"/>
+        </w:rPr>
+        <w:t>15</w:t>
       </w:r>
       <w:r>
         <w:rPr>
@@ -698,7 +716,13 @@
         <w:rPr>
           <w:rFonts w:cs="Arial"/>
         </w:rPr>
-        <w:t>209</w:t>
+        <w:t>2</w:t>
+      </w:r>
+      <w:r>
+        <w:rPr>
+          <w:rFonts w:cs="Arial"/>
+        </w:rPr>
+        <w:t>16</w:t>
       </w:r>
       <w:r>
         <w:rPr>
@@ -732,7 +756,7 @@
         <w:rPr>
           <w:rFonts w:cs="Arial"/>
         </w:rPr>
-        <w:t>195</w:t>
+        <w:t>202</w:t>
       </w:r>
       <w:r>
         <w:rPr>
@@ -744,7 +768,13 @@
         <w:rPr>
           <w:rFonts w:cs="Arial"/>
         </w:rPr>
-        <w:t>203</w:t>
+        <w:t>2</w:t>
+      </w:r>
+      <w:r>
+        <w:rPr>
+          <w:rFonts w:cs="Arial"/>
+        </w:rPr>
+        <w:t>10</w:t>
       </w:r>
       <w:r>
         <w:rPr>
@@ -778,7 +808,13 @@
         <w:rPr>
           <w:rFonts w:cs="Arial"/>
         </w:rPr>
-        <w:t>211</w:t>
+        <w:t>21</w:t>
+      </w:r>
+      <w:r>
+        <w:rPr>
+          <w:rFonts w:cs="Arial"/>
+        </w:rPr>
+        <w:t>8</w:t>
       </w:r>
       <w:r>
         <w:rPr>
@@ -899,21 +935,7 @@
         <w:rPr>
           <w:rFonts w:cs="Arial"/>
         </w:rPr>
-        <w:t xml:space="preserve">This letter concludes GLAAS’ free Initial Pre-application advice (that is, one free cycle of advice and engagement).  Further information on archaeology and planning in Greater London is available on the Historic England website.  If further pre-application advice (other than minor clarifications) is </w:t>
-      </w:r>
-      <w:proofErr w:type="gramStart"/>
-      <w:r>
-        <w:rPr>
-          <w:rFonts w:cs="Arial"/>
-        </w:rPr>
-        <w:t>requested</w:t>
-      </w:r>
-      <w:proofErr w:type="gramEnd"/>
-      <w:r>
-        <w:rPr>
-          <w:rFonts w:cs="Arial"/>
-        </w:rPr>
-        <w:t xml:space="preserve"> then you will be asked to use our Extended Pre-application service which provides applicants with a bespoke programme of advice and engagement beyond the initial free cycle. We charge for this extended service on a cost-recovery basis; we do not make a profit from it.</w:t>
+        <w:t>This letter concludes GLAAS’ free Initial Pre-application advice (that is, one free cycle of advice and engagement).  Further information on archaeology and planning in Greater London is available on the Historic England website.  If further pre-application advice (other than minor clarifications) is requested then you will be asked to use our Extended Pre-application service which provides applicants with a bespoke programme of advice and engagement beyond the initial free cycle. We charge for this extended service on a cost-recovery basis; we do not make a profit from it.</w:t>
       </w:r>
     </w:p>
     <w:p>
@@ -936,21 +958,7 @@
         <w:rPr>
           <w:rFonts w:cs="Arial"/>
         </w:rPr>
-        <w:t xml:space="preserve">This Initial Pre-application advice relates solely to archaeological considerations, is provided without prejudice to the local authority’s decision-making </w:t>
-      </w:r>
-      <w:proofErr w:type="gramStart"/>
-      <w:r>
-        <w:rPr>
-          <w:rFonts w:cs="Arial"/>
-        </w:rPr>
-        <w:t>role, and</w:t>
-      </w:r>
-      <w:proofErr w:type="gramEnd"/>
-      <w:r>
-        <w:rPr>
-          <w:rFonts w:cs="Arial"/>
-        </w:rPr>
-        <w:t xml:space="preserve"> may be shared with the local authority on whose behalf it is given.  You should also consult Historic England’s Development Management team on statutory matters.</w:t>
+        <w:t>This Initial Pre-application advice relates solely to archaeological considerations, is provided without prejudice to the local authority’s decision-making role, and may be shared with the local authority on whose behalf it is given.  You should also consult Historic England’s Development Management team on statutory matters.</w:t>
       </w:r>
     </w:p>
     <w:p>
@@ -1069,21 +1077,7 @@
         <w:rPr>
           <w:rFonts w:cs="Arial"/>
         </w:rPr>
-        <w:t xml:space="preserve">London and </w:t>
-      </w:r>
-      <w:proofErr w:type="gramStart"/>
-      <w:r>
-        <w:rPr>
-          <w:rFonts w:cs="Arial"/>
-        </w:rPr>
-        <w:t>South East</w:t>
-      </w:r>
-      <w:proofErr w:type="gramEnd"/>
-      <w:r>
-        <w:rPr>
-          <w:rFonts w:cs="Arial"/>
-        </w:rPr>
-        <w:t xml:space="preserve"> Region</w:t>
+        <w:t>London and South East Region</w:t>
       </w:r>
     </w:p>
     <w:p>
@@ -1111,7 +1105,7 @@
 </file>
 
 <file path=word/endnotes.xml><?xml version="1.0" encoding="utf-8"?>
-<w:endnotes xmlns:wpc="http://schemas.microsoft.com/office/word/2010/wordprocessingCanvas" xmlns:cx="http://schemas.microsoft.com/office/drawing/2014/chartex" xmlns:cx1="http://schemas.microsoft.com/office/drawing/2015/9/8/chartex" xmlns:cx2="http://schemas.microsoft.com/office/drawing/2015/10/21/chartex" xmlns:cx3="http://schemas.microsoft.com/office/drawing/2016/5/9/chartex" xmlns:cx4="http://schemas.microsoft.com/office/drawing/2016/5/10/chartex" xmlns:cx5="http://schemas.microsoft.com/office/drawing/2016/5/11/chartex" xmlns:cx6="http://schemas.microsoft.com/office/drawing/2016/5/12/chartex" xmlns:cx7="http://schemas.microsoft.com/office/drawing/2016/5/13/chartex" xmlns:cx8="http://schemas.microsoft.com/office/drawing/2016/5/14/chartex" xmlns:mc="http://schemas.openxmlformats.org/markup-compatibility/2006" xmlns:aink="http://schemas.microsoft.com/office/drawing/2016/ink" xmlns:am3d="http://schemas.microsoft.com/office/drawing/2017/model3d" xmlns:o="urn:schemas-microsoft-com:office:office" xmlns:oel="http://schemas.microsoft.com/office/2019/extlst" xmlns:r="http://schemas.openxmlformats.org/officeDocument/2006/relationships" xmlns:m="http://schemas.openxmlformats.org/officeDocument/2006/math" xmlns:v="urn:schemas-microsoft-com:vml" xmlns:wp14="http://schemas.microsoft.com/office/word/2010/wordprocessingDrawing" xmlns:wp="http://schemas.openxmlformats.org/drawingml/2006/wordprocessingDrawing" xmlns:w10="urn:schemas-microsoft-com:office:word" xmlns:w="http://schemas.openxmlformats.org/wordprocessingml/2006/main" xmlns:w14="http://schemas.microsoft.com/office/word/2010/wordml" xmlns:w15="http://schemas.microsoft.com/office/word/2012/wordml" xmlns:w16cex="http://schemas.microsoft.com/office/word/2018/wordml/cex" xmlns:w16cid="http://schemas.microsoft.com/office/word/2016/wordml/cid" xmlns:w16="http://schemas.microsoft.com/office/word/2018/wordml" xmlns:w16sdtdh="http://schemas.microsoft.com/office/word/2020/wordml/sdtdatahash" xmlns:w16se="http://schemas.microsoft.com/office/word/2015/wordml/symex" xmlns:wpg="http://schemas.microsoft.com/office/word/2010/wordprocessingGroup" xmlns:wpi="http://schemas.microsoft.com/office/word/2010/wordprocessingInk" xmlns:wne="http://schemas.microsoft.com/office/word/2006/wordml" xmlns:wps="http://schemas.microsoft.com/office/word/2010/wordprocessingShape" mc:Ignorable="w14 w15 w16se w16cid w16 w16cex w16sdtdh wp14">
+<w:endnotes xmlns:wpc="http://schemas.microsoft.com/office/word/2010/wordprocessingCanvas" xmlns:cx="http://schemas.microsoft.com/office/drawing/2014/chartex" xmlns:cx1="http://schemas.microsoft.com/office/drawing/2015/9/8/chartex" xmlns:cx2="http://schemas.microsoft.com/office/drawing/2015/10/21/chartex" xmlns:cx3="http://schemas.microsoft.com/office/drawing/2016/5/9/chartex" xmlns:cx4="http://schemas.microsoft.com/office/drawing/2016/5/10/chartex" xmlns:cx5="http://schemas.microsoft.com/office/drawing/2016/5/11/chartex" xmlns:cx6="http://schemas.microsoft.com/office/drawing/2016/5/12/chartex" xmlns:cx7="http://schemas.microsoft.com/office/drawing/2016/5/13/chartex" xmlns:cx8="http://schemas.microsoft.com/office/drawing/2016/5/14/chartex" xmlns:mc="http://schemas.openxmlformats.org/markup-compatibility/2006" xmlns:aink="http://schemas.microsoft.com/office/drawing/2016/ink" xmlns:am3d="http://schemas.microsoft.com/office/drawing/2017/model3d" xmlns:o="urn:schemas-microsoft-com:office:office" xmlns:oel="http://schemas.microsoft.com/office/2019/extlst" xmlns:r="http://schemas.openxmlformats.org/officeDocument/2006/relationships" xmlns:m="http://schemas.openxmlformats.org/officeDocument/2006/math" xmlns:v="urn:schemas-microsoft-com:vml" xmlns:wp14="http://schemas.microsoft.com/office/word/2010/wordprocessingDrawing" xmlns:wp="http://schemas.openxmlformats.org/drawingml/2006/wordprocessingDrawing" xmlns:w10="urn:schemas-microsoft-com:office:word" xmlns:w="http://schemas.openxmlformats.org/wordprocessingml/2006/main" xmlns:w14="http://schemas.microsoft.com/office/word/2010/wordml" xmlns:w15="http://schemas.microsoft.com/office/word/2012/wordml" xmlns:w16cex="http://schemas.microsoft.com/office/word/2018/wordml/cex" xmlns:w16cid="http://schemas.microsoft.com/office/word/2016/wordml/cid" xmlns:w16="http://schemas.microsoft.com/office/word/2018/wordml" xmlns:w16du="http://schemas.microsoft.com/office/word/2023/wordml/word16du" xmlns:w16sdtdh="http://schemas.microsoft.com/office/word/2020/wordml/sdtdatahash" xmlns:w16se="http://schemas.microsoft.com/office/word/2015/wordml/symex" xmlns:wpg="http://schemas.microsoft.com/office/word/2010/wordprocessingGroup" xmlns:wpi="http://schemas.microsoft.com/office/word/2010/wordprocessingInk" xmlns:wne="http://schemas.microsoft.com/office/word/2006/wordml" xmlns:wps="http://schemas.microsoft.com/office/word/2010/wordprocessingShape" mc:Ignorable="w14 w15 w16se w16cid w16 w16cex w16sdtdh w16du wp14">
   <w:endnote w:type="separator" w:id="-1">
     <w:p>
       <w:pPr>
@@ -1136,7 +1130,7 @@
 </file>
 
 <file path=word/footer1.xml><?xml version="1.0" encoding="utf-8"?>
-<w:ftr xmlns:wpc="http://schemas.microsoft.com/office/word/2010/wordprocessingCanvas" xmlns:cx="http://schemas.microsoft.com/office/drawing/2014/chartex" xmlns:cx1="http://schemas.microsoft.com/office/drawing/2015/9/8/chartex" xmlns:cx2="http://schemas.microsoft.com/office/drawing/2015/10/21/chartex" xmlns:cx3="http://schemas.microsoft.com/office/drawing/2016/5/9/chartex" xmlns:cx4="http://schemas.microsoft.com/office/drawing/2016/5/10/chartex" xmlns:cx5="http://schemas.microsoft.com/office/drawing/2016/5/11/chartex" xmlns:cx6="http://schemas.microsoft.com/office/drawing/2016/5/12/chartex" xmlns:cx7="http://schemas.microsoft.com/office/drawing/2016/5/13/chartex" xmlns:cx8="http://schemas.microsoft.com/office/drawing/2016/5/14/chartex" xmlns:mc="http://schemas.openxmlformats.org/markup-compatibility/2006" xmlns:aink="http://schemas.microsoft.com/office/drawing/2016/ink" xmlns:am3d="http://schemas.microsoft.com/office/drawing/2017/model3d" xmlns:o="urn:schemas-microsoft-com:office:office" xmlns:oel="http://schemas.microsoft.com/office/2019/extlst" xmlns:r="http://schemas.openxmlformats.org/officeDocument/2006/relationships" xmlns:m="http://schemas.openxmlformats.org/officeDocument/2006/math" xmlns:v="urn:schemas-microsoft-com:vml" xmlns:wp14="http://schemas.microsoft.com/office/word/2010/wordprocessingDrawing" xmlns:wp="http://schemas.openxmlformats.org/drawingml/2006/wordprocessingDrawing" xmlns:w10="urn:schemas-microsoft-com:office:word" xmlns:w="http://schemas.openxmlformats.org/wordprocessingml/2006/main" xmlns:w14="http://schemas.microsoft.com/office/word/2010/wordml" xmlns:w15="http://schemas.microsoft.com/office/word/2012/wordml" xmlns:w16cex="http://schemas.microsoft.com/office/word/2018/wordml/cex" xmlns:w16cid="http://schemas.microsoft.com/office/word/2016/wordml/cid" xmlns:w16="http://schemas.microsoft.com/office/word/2018/wordml" xmlns:w16sdtdh="http://schemas.microsoft.com/office/word/2020/wordml/sdtdatahash" xmlns:w16se="http://schemas.microsoft.com/office/word/2015/wordml/symex" xmlns:wpg="http://schemas.microsoft.com/office/word/2010/wordprocessingGroup" xmlns:wpi="http://schemas.microsoft.com/office/word/2010/wordprocessingInk" xmlns:wne="http://schemas.microsoft.com/office/word/2006/wordml" xmlns:wps="http://schemas.microsoft.com/office/word/2010/wordprocessingShape" mc:Ignorable="w14 w15 w16se w16cid w16 w16cex w16sdtdh wp14">
+<w:ftr xmlns:wpc="http://schemas.microsoft.com/office/word/2010/wordprocessingCanvas" xmlns:cx="http://schemas.microsoft.com/office/drawing/2014/chartex" xmlns:cx1="http://schemas.microsoft.com/office/drawing/2015/9/8/chartex" xmlns:cx2="http://schemas.microsoft.com/office/drawing/2015/10/21/chartex" xmlns:cx3="http://schemas.microsoft.com/office/drawing/2016/5/9/chartex" xmlns:cx4="http://schemas.microsoft.com/office/drawing/2016/5/10/chartex" xmlns:cx5="http://schemas.microsoft.com/office/drawing/2016/5/11/chartex" xmlns:cx6="http://schemas.microsoft.com/office/drawing/2016/5/12/chartex" xmlns:cx7="http://schemas.microsoft.com/office/drawing/2016/5/13/chartex" xmlns:cx8="http://schemas.microsoft.com/office/drawing/2016/5/14/chartex" xmlns:mc="http://schemas.openxmlformats.org/markup-compatibility/2006" xmlns:aink="http://schemas.microsoft.com/office/drawing/2016/ink" xmlns:am3d="http://schemas.microsoft.com/office/drawing/2017/model3d" xmlns:o="urn:schemas-microsoft-com:office:office" xmlns:oel="http://schemas.microsoft.com/office/2019/extlst" xmlns:r="http://schemas.openxmlformats.org/officeDocument/2006/relationships" xmlns:m="http://schemas.openxmlformats.org/officeDocument/2006/math" xmlns:v="urn:schemas-microsoft-com:vml" xmlns:wp14="http://schemas.microsoft.com/office/word/2010/wordprocessingDrawing" xmlns:wp="http://schemas.openxmlformats.org/drawingml/2006/wordprocessingDrawing" xmlns:w10="urn:schemas-microsoft-com:office:word" xmlns:w="http://schemas.openxmlformats.org/wordprocessingml/2006/main" xmlns:w14="http://schemas.microsoft.com/office/word/2010/wordml" xmlns:w15="http://schemas.microsoft.com/office/word/2012/wordml" xmlns:w16cex="http://schemas.microsoft.com/office/word/2018/wordml/cex" xmlns:w16cid="http://schemas.microsoft.com/office/word/2016/wordml/cid" xmlns:w16="http://schemas.microsoft.com/office/word/2018/wordml" xmlns:w16du="http://schemas.microsoft.com/office/word/2023/wordml/word16du" xmlns:w16sdtdh="http://schemas.microsoft.com/office/word/2020/wordml/sdtdatahash" xmlns:w16se="http://schemas.microsoft.com/office/word/2015/wordml/symex" xmlns:wpg="http://schemas.microsoft.com/office/word/2010/wordprocessingGroup" xmlns:wpi="http://schemas.microsoft.com/office/word/2010/wordprocessingInk" xmlns:wne="http://schemas.microsoft.com/office/word/2006/wordml" xmlns:wps="http://schemas.microsoft.com/office/word/2010/wordprocessingShape" mc:Ignorable="w14 w15 w16se w16cid w16 w16cex w16sdtdh w16du wp14">
   <w:p>
     <w:pPr>
       <w:pStyle w:val="Footer"/>
@@ -1146,7 +1140,7 @@
 </file>
 
 <file path=word/footer2.xml><?xml version="1.0" encoding="utf-8"?>
-<w:ftr xmlns:wpc="http://schemas.microsoft.com/office/word/2010/wordprocessingCanvas" xmlns:cx="http://schemas.microsoft.com/office/drawing/2014/chartex" xmlns:cx1="http://schemas.microsoft.com/office/drawing/2015/9/8/chartex" xmlns:cx2="http://schemas.microsoft.com/office/drawing/2015/10/21/chartex" xmlns:cx3="http://schemas.microsoft.com/office/drawing/2016/5/9/chartex" xmlns:cx4="http://schemas.microsoft.com/office/drawing/2016/5/10/chartex" xmlns:cx5="http://schemas.microsoft.com/office/drawing/2016/5/11/chartex" xmlns:cx6="http://schemas.microsoft.com/office/drawing/2016/5/12/chartex" xmlns:cx7="http://schemas.microsoft.com/office/drawing/2016/5/13/chartex" xmlns:cx8="http://schemas.microsoft.com/office/drawing/2016/5/14/chartex" xmlns:mc="http://schemas.openxmlformats.org/markup-compatibility/2006" xmlns:aink="http://schemas.microsoft.com/office/drawing/2016/ink" xmlns:am3d="http://schemas.microsoft.com/office/drawing/2017/model3d" xmlns:o="urn:schemas-microsoft-com:office:office" xmlns:oel="http://schemas.microsoft.com/office/2019/extlst" xmlns:r="http://schemas.openxmlformats.org/officeDocument/2006/relationships" xmlns:m="http://schemas.openxmlformats.org/officeDocument/2006/math" xmlns:v="urn:schemas-microsoft-com:vml" xmlns:wp14="http://schemas.microsoft.com/office/word/2010/wordprocessingDrawing" xmlns:wp="http://schemas.openxmlformats.org/drawingml/2006/wordprocessingDrawing" xmlns:w10="urn:schemas-microsoft-com:office:word" xmlns:w="http://schemas.openxmlformats.org/wordprocessingml/2006/main" xmlns:w14="http://schemas.microsoft.com/office/word/2010/wordml" xmlns:w15="http://schemas.microsoft.com/office/word/2012/wordml" xmlns:w16cex="http://schemas.microsoft.com/office/word/2018/wordml/cex" xmlns:w16cid="http://schemas.microsoft.com/office/word/2016/wordml/cid" xmlns:w16="http://schemas.microsoft.com/office/word/2018/wordml" xmlns:w16sdtdh="http://schemas.microsoft.com/office/word/2020/wordml/sdtdatahash" xmlns:w16se="http://schemas.microsoft.com/office/word/2015/wordml/symex" xmlns:wpg="http://schemas.microsoft.com/office/word/2010/wordprocessingGroup" xmlns:wpi="http://schemas.microsoft.com/office/word/2010/wordprocessingInk" xmlns:wne="http://schemas.microsoft.com/office/word/2006/wordml" xmlns:wps="http://schemas.microsoft.com/office/word/2010/wordprocessingShape" mc:Ignorable="w14 w15 w16se w16cid w16 w16cex w16sdtdh wp14">
+<w:ftr xmlns:wpc="http://schemas.microsoft.com/office/word/2010/wordprocessingCanvas" xmlns:cx="http://schemas.microsoft.com/office/drawing/2014/chartex" xmlns:cx1="http://schemas.microsoft.com/office/drawing/2015/9/8/chartex" xmlns:cx2="http://schemas.microsoft.com/office/drawing/2015/10/21/chartex" xmlns:cx3="http://schemas.microsoft.com/office/drawing/2016/5/9/chartex" xmlns:cx4="http://schemas.microsoft.com/office/drawing/2016/5/10/chartex" xmlns:cx5="http://schemas.microsoft.com/office/drawing/2016/5/11/chartex" xmlns:cx6="http://schemas.microsoft.com/office/drawing/2016/5/12/chartex" xmlns:cx7="http://schemas.microsoft.com/office/drawing/2016/5/13/chartex" xmlns:cx8="http://schemas.microsoft.com/office/drawing/2016/5/14/chartex" xmlns:mc="http://schemas.openxmlformats.org/markup-compatibility/2006" xmlns:aink="http://schemas.microsoft.com/office/drawing/2016/ink" xmlns:am3d="http://schemas.microsoft.com/office/drawing/2017/model3d" xmlns:o="urn:schemas-microsoft-com:office:office" xmlns:oel="http://schemas.microsoft.com/office/2019/extlst" xmlns:r="http://schemas.openxmlformats.org/officeDocument/2006/relationships" xmlns:m="http://schemas.openxmlformats.org/officeDocument/2006/math" xmlns:v="urn:schemas-microsoft-com:vml" xmlns:wp14="http://schemas.microsoft.com/office/word/2010/wordprocessingDrawing" xmlns:wp="http://schemas.openxmlformats.org/drawingml/2006/wordprocessingDrawing" xmlns:w10="urn:schemas-microsoft-com:office:word" xmlns:w="http://schemas.openxmlformats.org/wordprocessingml/2006/main" xmlns:w14="http://schemas.microsoft.com/office/word/2010/wordml" xmlns:w15="http://schemas.microsoft.com/office/word/2012/wordml" xmlns:w16cex="http://schemas.microsoft.com/office/word/2018/wordml/cex" xmlns:w16cid="http://schemas.microsoft.com/office/word/2016/wordml/cid" xmlns:w16="http://schemas.microsoft.com/office/word/2018/wordml" xmlns:w16du="http://schemas.microsoft.com/office/word/2023/wordml/word16du" xmlns:w16sdtdh="http://schemas.microsoft.com/office/word/2020/wordml/sdtdatahash" xmlns:w16se="http://schemas.microsoft.com/office/word/2015/wordml/symex" xmlns:wpg="http://schemas.microsoft.com/office/word/2010/wordprocessingGroup" xmlns:wpi="http://schemas.microsoft.com/office/word/2010/wordprocessingInk" xmlns:wne="http://schemas.microsoft.com/office/word/2006/wordml" xmlns:wps="http://schemas.microsoft.com/office/word/2010/wordprocessingShape" mc:Ignorable="w14 w15 w16se w16cid w16 w16cex w16sdtdh w16du wp14">
   <w:tbl>
     <w:tblPr>
       <w:tblW w:w="10438" w:type="dxa"/>
@@ -1298,25 +1292,7 @@
               <w:spacing w:val="5"/>
               <w:sz w:val="16"/>
             </w:rPr>
-            <w:t xml:space="preserve">25 </w:t>
-          </w:r>
-          <w:proofErr w:type="spellStart"/>
-          <w:r>
-            <w:rPr>
-              <w:rFonts w:eastAsia="Calibri"/>
-              <w:spacing w:val="5"/>
-              <w:sz w:val="16"/>
-            </w:rPr>
-            <w:t>Dowgate</w:t>
-          </w:r>
-          <w:proofErr w:type="spellEnd"/>
-          <w:r>
-            <w:rPr>
-              <w:rFonts w:eastAsia="Calibri"/>
-              <w:spacing w:val="5"/>
-              <w:sz w:val="16"/>
-            </w:rPr>
-            <w:t xml:space="preserve"> Hill, </w:t>
+            <w:t xml:space="preserve">25 Dowgate Hill, </w:t>
           </w:r>
           <w:r>
             <w:rPr>
@@ -1367,25 +1343,7 @@
               <w:spacing w:val="5"/>
               <w:sz w:val="16"/>
             </w:rPr>
-            <w:t xml:space="preserve">Telephone 020 7973 </w:t>
-          </w:r>
-          <w:proofErr w:type="gramStart"/>
-          <w:r>
-            <w:rPr>
-              <w:rFonts w:eastAsia="Calibri"/>
-              <w:spacing w:val="5"/>
-              <w:sz w:val="16"/>
-            </w:rPr>
-            <w:t>3700  Facsimile</w:t>
-          </w:r>
-          <w:proofErr w:type="gramEnd"/>
-          <w:r>
-            <w:rPr>
-              <w:rFonts w:eastAsia="Calibri"/>
-              <w:spacing w:val="5"/>
-              <w:sz w:val="16"/>
-            </w:rPr>
-            <w:t xml:space="preserve"> 020 7973 3001</w:t>
+            <w:t>Telephone 020 7973 3700  Facsimile 020 7973 3001</w:t>
           </w:r>
         </w:p>
         <w:p>
@@ -1498,7 +1456,7 @@
 </file>
 
 <file path=word/footer3.xml><?xml version="1.0" encoding="utf-8"?>
-<w:ftr xmlns:wpc="http://schemas.microsoft.com/office/word/2010/wordprocessingCanvas" xmlns:cx="http://schemas.microsoft.com/office/drawing/2014/chartex" xmlns:cx1="http://schemas.microsoft.com/office/drawing/2015/9/8/chartex" xmlns:cx2="http://schemas.microsoft.com/office/drawing/2015/10/21/chartex" xmlns:cx3="http://schemas.microsoft.com/office/drawing/2016/5/9/chartex" xmlns:cx4="http://schemas.microsoft.com/office/drawing/2016/5/10/chartex" xmlns:cx5="http://schemas.microsoft.com/office/drawing/2016/5/11/chartex" xmlns:cx6="http://schemas.microsoft.com/office/drawing/2016/5/12/chartex" xmlns:cx7="http://schemas.microsoft.com/office/drawing/2016/5/13/chartex" xmlns:cx8="http://schemas.microsoft.com/office/drawing/2016/5/14/chartex" xmlns:mc="http://schemas.openxmlformats.org/markup-compatibility/2006" xmlns:aink="http://schemas.microsoft.com/office/drawing/2016/ink" xmlns:am3d="http://schemas.microsoft.com/office/drawing/2017/model3d" xmlns:o="urn:schemas-microsoft-com:office:office" xmlns:oel="http://schemas.microsoft.com/office/2019/extlst" xmlns:r="http://schemas.openxmlformats.org/officeDocument/2006/relationships" xmlns:m="http://schemas.openxmlformats.org/officeDocument/2006/math" xmlns:v="urn:schemas-microsoft-com:vml" xmlns:wp14="http://schemas.microsoft.com/office/word/2010/wordprocessingDrawing" xmlns:wp="http://schemas.openxmlformats.org/drawingml/2006/wordprocessingDrawing" xmlns:w10="urn:schemas-microsoft-com:office:word" xmlns:w="http://schemas.openxmlformats.org/wordprocessingml/2006/main" xmlns:w14="http://schemas.microsoft.com/office/word/2010/wordml" xmlns:w15="http://schemas.microsoft.com/office/word/2012/wordml" xmlns:w16cex="http://schemas.microsoft.com/office/word/2018/wordml/cex" xmlns:w16cid="http://schemas.microsoft.com/office/word/2016/wordml/cid" xmlns:w16="http://schemas.microsoft.com/office/word/2018/wordml" xmlns:w16sdtdh="http://schemas.microsoft.com/office/word/2020/wordml/sdtdatahash" xmlns:w16se="http://schemas.microsoft.com/office/word/2015/wordml/symex" xmlns:wpg="http://schemas.microsoft.com/office/word/2010/wordprocessingGroup" xmlns:wpi="http://schemas.microsoft.com/office/word/2010/wordprocessingInk" xmlns:wne="http://schemas.microsoft.com/office/word/2006/wordml" xmlns:wps="http://schemas.microsoft.com/office/word/2010/wordprocessingShape" mc:Ignorable="w14 w15 w16se w16cid w16 w16cex w16sdtdh wp14">
+<w:ftr xmlns:wpc="http://schemas.microsoft.com/office/word/2010/wordprocessingCanvas" xmlns:cx="http://schemas.microsoft.com/office/drawing/2014/chartex" xmlns:cx1="http://schemas.microsoft.com/office/drawing/2015/9/8/chartex" xmlns:cx2="http://schemas.microsoft.com/office/drawing/2015/10/21/chartex" xmlns:cx3="http://schemas.microsoft.com/office/drawing/2016/5/9/chartex" xmlns:cx4="http://schemas.microsoft.com/office/drawing/2016/5/10/chartex" xmlns:cx5="http://schemas.microsoft.com/office/drawing/2016/5/11/chartex" xmlns:cx6="http://schemas.microsoft.com/office/drawing/2016/5/12/chartex" xmlns:cx7="http://schemas.microsoft.com/office/drawing/2016/5/13/chartex" xmlns:cx8="http://schemas.microsoft.com/office/drawing/2016/5/14/chartex" xmlns:mc="http://schemas.openxmlformats.org/markup-compatibility/2006" xmlns:aink="http://schemas.microsoft.com/office/drawing/2016/ink" xmlns:am3d="http://schemas.microsoft.com/office/drawing/2017/model3d" xmlns:o="urn:schemas-microsoft-com:office:office" xmlns:oel="http://schemas.microsoft.com/office/2019/extlst" xmlns:r="http://schemas.openxmlformats.org/officeDocument/2006/relationships" xmlns:m="http://schemas.openxmlformats.org/officeDocument/2006/math" xmlns:v="urn:schemas-microsoft-com:vml" xmlns:wp14="http://schemas.microsoft.com/office/word/2010/wordprocessingDrawing" xmlns:wp="http://schemas.openxmlformats.org/drawingml/2006/wordprocessingDrawing" xmlns:w10="urn:schemas-microsoft-com:office:word" xmlns:w="http://schemas.openxmlformats.org/wordprocessingml/2006/main" xmlns:w14="http://schemas.microsoft.com/office/word/2010/wordml" xmlns:w15="http://schemas.microsoft.com/office/word/2012/wordml" xmlns:w16cex="http://schemas.microsoft.com/office/word/2018/wordml/cex" xmlns:w16cid="http://schemas.microsoft.com/office/word/2016/wordml/cid" xmlns:w16="http://schemas.microsoft.com/office/word/2018/wordml" xmlns:w16du="http://schemas.microsoft.com/office/word/2023/wordml/word16du" xmlns:w16sdtdh="http://schemas.microsoft.com/office/word/2020/wordml/sdtdatahash" xmlns:w16se="http://schemas.microsoft.com/office/word/2015/wordml/symex" xmlns:wpg="http://schemas.microsoft.com/office/word/2010/wordprocessingGroup" xmlns:wpi="http://schemas.microsoft.com/office/word/2010/wordprocessingInk" xmlns:wne="http://schemas.microsoft.com/office/word/2006/wordml" xmlns:wps="http://schemas.microsoft.com/office/word/2010/wordprocessingShape" mc:Ignorable="w14 w15 w16se w16cid w16 w16cex w16sdtdh w16du wp14">
   <w:p>
     <w:pPr>
       <w:pStyle w:val="Footer"/>
@@ -1508,7 +1466,7 @@
 </file>
 
 <file path=word/footer4.xml><?xml version="1.0" encoding="utf-8"?>
-<w:ftr xmlns:wpc="http://schemas.microsoft.com/office/word/2010/wordprocessingCanvas" xmlns:cx="http://schemas.microsoft.com/office/drawing/2014/chartex" xmlns:cx1="http://schemas.microsoft.com/office/drawing/2015/9/8/chartex" xmlns:cx2="http://schemas.microsoft.com/office/drawing/2015/10/21/chartex" xmlns:cx3="http://schemas.microsoft.com/office/drawing/2016/5/9/chartex" xmlns:cx4="http://schemas.microsoft.com/office/drawing/2016/5/10/chartex" xmlns:cx5="http://schemas.microsoft.com/office/drawing/2016/5/11/chartex" xmlns:cx6="http://schemas.microsoft.com/office/drawing/2016/5/12/chartex" xmlns:cx7="http://schemas.microsoft.com/office/drawing/2016/5/13/chartex" xmlns:cx8="http://schemas.microsoft.com/office/drawing/2016/5/14/chartex" xmlns:mc="http://schemas.openxmlformats.org/markup-compatibility/2006" xmlns:aink="http://schemas.microsoft.com/office/drawing/2016/ink" xmlns:am3d="http://schemas.microsoft.com/office/drawing/2017/model3d" xmlns:o="urn:schemas-microsoft-com:office:office" xmlns:oel="http://schemas.microsoft.com/office/2019/extlst" xmlns:r="http://schemas.openxmlformats.org/officeDocument/2006/relationships" xmlns:m="http://schemas.openxmlformats.org/officeDocument/2006/math" xmlns:v="urn:schemas-microsoft-com:vml" xmlns:wp14="http://schemas.microsoft.com/office/word/2010/wordprocessingDrawing" xmlns:wp="http://schemas.openxmlformats.org/drawingml/2006/wordprocessingDrawing" xmlns:w10="urn:schemas-microsoft-com:office:word" xmlns:w="http://schemas.openxmlformats.org/wordprocessingml/2006/main" xmlns:w14="http://schemas.microsoft.com/office/word/2010/wordml" xmlns:w15="http://schemas.microsoft.com/office/word/2012/wordml" xmlns:w16cex="http://schemas.microsoft.com/office/word/2018/wordml/cex" xmlns:w16cid="http://schemas.microsoft.com/office/word/2016/wordml/cid" xmlns:w16="http://schemas.microsoft.com/office/word/2018/wordml" xmlns:w16sdtdh="http://schemas.microsoft.com/office/word/2020/wordml/sdtdatahash" xmlns:w16se="http://schemas.microsoft.com/office/word/2015/wordml/symex" xmlns:wpg="http://schemas.microsoft.com/office/word/2010/wordprocessingGroup" xmlns:wpi="http://schemas.microsoft.com/office/word/2010/wordprocessingInk" xmlns:wne="http://schemas.microsoft.com/office/word/2006/wordml" xmlns:wps="http://schemas.microsoft.com/office/word/2010/wordprocessingShape" mc:Ignorable="w14 w15 w16se w16cid w16 w16cex w16sdtdh wp14">
+<w:ftr xmlns:wpc="http://schemas.microsoft.com/office/word/2010/wordprocessingCanvas" xmlns:cx="http://schemas.microsoft.com/office/drawing/2014/chartex" xmlns:cx1="http://schemas.microsoft.com/office/drawing/2015/9/8/chartex" xmlns:cx2="http://schemas.microsoft.com/office/drawing/2015/10/21/chartex" xmlns:cx3="http://schemas.microsoft.com/office/drawing/2016/5/9/chartex" xmlns:cx4="http://schemas.microsoft.com/office/drawing/2016/5/10/chartex" xmlns:cx5="http://schemas.microsoft.com/office/drawing/2016/5/11/chartex" xmlns:cx6="http://schemas.microsoft.com/office/drawing/2016/5/12/chartex" xmlns:cx7="http://schemas.microsoft.com/office/drawing/2016/5/13/chartex" xmlns:cx8="http://schemas.microsoft.com/office/drawing/2016/5/14/chartex" xmlns:mc="http://schemas.openxmlformats.org/markup-compatibility/2006" xmlns:aink="http://schemas.microsoft.com/office/drawing/2016/ink" xmlns:am3d="http://schemas.microsoft.com/office/drawing/2017/model3d" xmlns:o="urn:schemas-microsoft-com:office:office" xmlns:oel="http://schemas.microsoft.com/office/2019/extlst" xmlns:r="http://schemas.openxmlformats.org/officeDocument/2006/relationships" xmlns:m="http://schemas.openxmlformats.org/officeDocument/2006/math" xmlns:v="urn:schemas-microsoft-com:vml" xmlns:wp14="http://schemas.microsoft.com/office/word/2010/wordprocessingDrawing" xmlns:wp="http://schemas.openxmlformats.org/drawingml/2006/wordprocessingDrawing" xmlns:w10="urn:schemas-microsoft-com:office:word" xmlns:w="http://schemas.openxmlformats.org/wordprocessingml/2006/main" xmlns:w14="http://schemas.microsoft.com/office/word/2010/wordml" xmlns:w15="http://schemas.microsoft.com/office/word/2012/wordml" xmlns:w16cex="http://schemas.microsoft.com/office/word/2018/wordml/cex" xmlns:w16cid="http://schemas.microsoft.com/office/word/2016/wordml/cid" xmlns:w16="http://schemas.microsoft.com/office/word/2018/wordml" xmlns:w16du="http://schemas.microsoft.com/office/word/2023/wordml/word16du" xmlns:w16sdtdh="http://schemas.microsoft.com/office/word/2020/wordml/sdtdatahash" xmlns:w16se="http://schemas.microsoft.com/office/word/2015/wordml/symex" xmlns:wpg="http://schemas.microsoft.com/office/word/2010/wordprocessingGroup" xmlns:wpi="http://schemas.microsoft.com/office/word/2010/wordprocessingInk" xmlns:wne="http://schemas.microsoft.com/office/word/2006/wordml" xmlns:wps="http://schemas.microsoft.com/office/word/2010/wordprocessingShape" mc:Ignorable="w14 w15 w16se w16cid w16 w16cex w16sdtdh w16du wp14">
   <w:tbl>
     <w:tblPr>
       <w:tblW w:w="10438" w:type="dxa"/>
@@ -1660,25 +1618,7 @@
               <w:spacing w:val="5"/>
               <w:sz w:val="16"/>
             </w:rPr>
-            <w:t xml:space="preserve">25 </w:t>
-          </w:r>
-          <w:proofErr w:type="spellStart"/>
-          <w:r>
-            <w:rPr>
-              <w:rFonts w:eastAsia="Calibri"/>
-              <w:spacing w:val="5"/>
-              <w:sz w:val="16"/>
-            </w:rPr>
-            <w:t>Dowgate</w:t>
-          </w:r>
-          <w:proofErr w:type="spellEnd"/>
-          <w:r>
-            <w:rPr>
-              <w:rFonts w:eastAsia="Calibri"/>
-              <w:spacing w:val="5"/>
-              <w:sz w:val="16"/>
-            </w:rPr>
-            <w:t xml:space="preserve"> Hill, </w:t>
+            <w:t xml:space="preserve">25 Dowgate Hill, </w:t>
           </w:r>
           <w:r>
             <w:rPr>
@@ -1729,25 +1669,7 @@
               <w:spacing w:val="5"/>
               <w:sz w:val="16"/>
             </w:rPr>
-            <w:t xml:space="preserve">Telephone 020 7973 </w:t>
-          </w:r>
-          <w:proofErr w:type="gramStart"/>
-          <w:r>
-            <w:rPr>
-              <w:rFonts w:eastAsia="Calibri"/>
-              <w:spacing w:val="5"/>
-              <w:sz w:val="16"/>
-            </w:rPr>
-            <w:t>3700  Facsimile</w:t>
-          </w:r>
-          <w:proofErr w:type="gramEnd"/>
-          <w:r>
-            <w:rPr>
-              <w:rFonts w:eastAsia="Calibri"/>
-              <w:spacing w:val="5"/>
-              <w:sz w:val="16"/>
-            </w:rPr>
-            <w:t xml:space="preserve"> 020 7973 3001</w:t>
+            <w:t>Telephone 020 7973 3700  Facsimile 020 7973 3001</w:t>
           </w:r>
         </w:p>
         <w:p>
@@ -1860,7 +1782,7 @@
 </file>
 
 <file path=word/footnotes.xml><?xml version="1.0" encoding="utf-8"?>
-<w:footnotes xmlns:wpc="http://schemas.microsoft.com/office/word/2010/wordprocessingCanvas" xmlns:cx="http://schemas.microsoft.com/office/drawing/2014/chartex" xmlns:cx1="http://schemas.microsoft.com/office/drawing/2015/9/8/chartex" xmlns:cx2="http://schemas.microsoft.com/office/drawing/2015/10/21/chartex" xmlns:cx3="http://schemas.microsoft.com/office/drawing/2016/5/9/chartex" xmlns:cx4="http://schemas.microsoft.com/office/drawing/2016/5/10/chartex" xmlns:cx5="http://schemas.microsoft.com/office/drawing/2016/5/11/chartex" xmlns:cx6="http://schemas.microsoft.com/office/drawing/2016/5/12/chartex" xmlns:cx7="http://schemas.microsoft.com/office/drawing/2016/5/13/chartex" xmlns:cx8="http://schemas.microsoft.com/office/drawing/2016/5/14/chartex" xmlns:mc="http://schemas.openxmlformats.org/markup-compatibility/2006" xmlns:aink="http://schemas.microsoft.com/office/drawing/2016/ink" xmlns:am3d="http://schemas.microsoft.com/office/drawing/2017/model3d" xmlns:o="urn:schemas-microsoft-com:office:office" xmlns:oel="http://schemas.microsoft.com/office/2019/extlst" xmlns:r="http://schemas.openxmlformats.org/officeDocument/2006/relationships" xmlns:m="http://schemas.openxmlformats.org/officeDocument/2006/math" xmlns:v="urn:schemas-microsoft-com:vml" xmlns:wp14="http://schemas.microsoft.com/office/word/2010/wordprocessingDrawing" xmlns:wp="http://schemas.openxmlformats.org/drawingml/2006/wordprocessingDrawing" xmlns:w10="urn:schemas-microsoft-com:office:word" xmlns:w="http://schemas.openxmlformats.org/wordprocessingml/2006/main" xmlns:w14="http://schemas.microsoft.com/office/word/2010/wordml" xmlns:w15="http://schemas.microsoft.com/office/word/2012/wordml" xmlns:w16cex="http://schemas.microsoft.com/office/word/2018/wordml/cex" xmlns:w16cid="http://schemas.microsoft.com/office/word/2016/wordml/cid" xmlns:w16="http://schemas.microsoft.com/office/word/2018/wordml" xmlns:w16sdtdh="http://schemas.microsoft.com/office/word/2020/wordml/sdtdatahash" xmlns:w16se="http://schemas.microsoft.com/office/word/2015/wordml/symex" xmlns:wpg="http://schemas.microsoft.com/office/word/2010/wordprocessingGroup" xmlns:wpi="http://schemas.microsoft.com/office/word/2010/wordprocessingInk" xmlns:wne="http://schemas.microsoft.com/office/word/2006/wordml" xmlns:wps="http://schemas.microsoft.com/office/word/2010/wordprocessingShape" mc:Ignorable="w14 w15 w16se w16cid w16 w16cex w16sdtdh wp14">
+<w:footnotes xmlns:wpc="http://schemas.microsoft.com/office/word/2010/wordprocessingCanvas" xmlns:cx="http://schemas.microsoft.com/office/drawing/2014/chartex" xmlns:cx1="http://schemas.microsoft.com/office/drawing/2015/9/8/chartex" xmlns:cx2="http://schemas.microsoft.com/office/drawing/2015/10/21/chartex" xmlns:cx3="http://schemas.microsoft.com/office/drawing/2016/5/9/chartex" xmlns:cx4="http://schemas.microsoft.com/office/drawing/2016/5/10/chartex" xmlns:cx5="http://schemas.microsoft.com/office/drawing/2016/5/11/chartex" xmlns:cx6="http://schemas.microsoft.com/office/drawing/2016/5/12/chartex" xmlns:cx7="http://schemas.microsoft.com/office/drawing/2016/5/13/chartex" xmlns:cx8="http://schemas.microsoft.com/office/drawing/2016/5/14/chartex" xmlns:mc="http://schemas.openxmlformats.org/markup-compatibility/2006" xmlns:aink="http://schemas.microsoft.com/office/drawing/2016/ink" xmlns:am3d="http://schemas.microsoft.com/office/drawing/2017/model3d" xmlns:o="urn:schemas-microsoft-com:office:office" xmlns:oel="http://schemas.microsoft.com/office/2019/extlst" xmlns:r="http://schemas.openxmlformats.org/officeDocument/2006/relationships" xmlns:m="http://schemas.openxmlformats.org/officeDocument/2006/math" xmlns:v="urn:schemas-microsoft-com:vml" xmlns:wp14="http://schemas.microsoft.com/office/word/2010/wordprocessingDrawing" xmlns:wp="http://schemas.openxmlformats.org/drawingml/2006/wordprocessingDrawing" xmlns:w10="urn:schemas-microsoft-com:office:word" xmlns:w="http://schemas.openxmlformats.org/wordprocessingml/2006/main" xmlns:w14="http://schemas.microsoft.com/office/word/2010/wordml" xmlns:w15="http://schemas.microsoft.com/office/word/2012/wordml" xmlns:w16cex="http://schemas.microsoft.com/office/word/2018/wordml/cex" xmlns:w16cid="http://schemas.microsoft.com/office/word/2016/wordml/cid" xmlns:w16="http://schemas.microsoft.com/office/word/2018/wordml" xmlns:w16du="http://schemas.microsoft.com/office/word/2023/wordml/word16du" xmlns:w16sdtdh="http://schemas.microsoft.com/office/word/2020/wordml/sdtdatahash" xmlns:w16se="http://schemas.microsoft.com/office/word/2015/wordml/symex" xmlns:wpg="http://schemas.microsoft.com/office/word/2010/wordprocessingGroup" xmlns:wpi="http://schemas.microsoft.com/office/word/2010/wordprocessingInk" xmlns:wne="http://schemas.microsoft.com/office/word/2006/wordml" xmlns:wps="http://schemas.microsoft.com/office/word/2010/wordprocessingShape" mc:Ignorable="w14 w15 w16se w16cid w16 w16cex w16sdtdh w16du wp14">
   <w:footnote w:type="separator" w:id="-1">
     <w:p>
       <w:pPr>
@@ -1885,7 +1807,7 @@
 </file>
 
 <file path=word/header1.xml><?xml version="1.0" encoding="utf-8"?>
-<w:hdr xmlns:wpc="http://schemas.microsoft.com/office/word/2010/wordprocessingCanvas" xmlns:cx="http://schemas.microsoft.com/office/drawing/2014/chartex" xmlns:cx1="http://schemas.microsoft.com/office/drawing/2015/9/8/chartex" xmlns:cx2="http://schemas.microsoft.com/office/drawing/2015/10/21/chartex" xmlns:cx3="http://schemas.microsoft.com/office/drawing/2016/5/9/chartex" xmlns:cx4="http://schemas.microsoft.com/office/drawing/2016/5/10/chartex" xmlns:cx5="http://schemas.microsoft.com/office/drawing/2016/5/11/chartex" xmlns:cx6="http://schemas.microsoft.com/office/drawing/2016/5/12/chartex" xmlns:cx7="http://schemas.microsoft.com/office/drawing/2016/5/13/chartex" xmlns:cx8="http://schemas.microsoft.com/office/drawing/2016/5/14/chartex" xmlns:mc="http://schemas.openxmlformats.org/markup-compatibility/2006" xmlns:aink="http://schemas.microsoft.com/office/drawing/2016/ink" xmlns:am3d="http://schemas.microsoft.com/office/drawing/2017/model3d" xmlns:o="urn:schemas-microsoft-com:office:office" xmlns:oel="http://schemas.microsoft.com/office/2019/extlst" xmlns:r="http://schemas.openxmlformats.org/officeDocument/2006/relationships" xmlns:m="http://schemas.openxmlformats.org/officeDocument/2006/math" xmlns:v="urn:schemas-microsoft-com:vml" xmlns:wp14="http://schemas.microsoft.com/office/word/2010/wordprocessingDrawing" xmlns:wp="http://schemas.openxmlformats.org/drawingml/2006/wordprocessingDrawing" xmlns:w10="urn:schemas-microsoft-com:office:word" xmlns:w="http://schemas.openxmlformats.org/wordprocessingml/2006/main" xmlns:w14="http://schemas.microsoft.com/office/word/2010/wordml" xmlns:w15="http://schemas.microsoft.com/office/word/2012/wordml" xmlns:w16cex="http://schemas.microsoft.com/office/word/2018/wordml/cex" xmlns:w16cid="http://schemas.microsoft.com/office/word/2016/wordml/cid" xmlns:w16="http://schemas.microsoft.com/office/word/2018/wordml" xmlns:w16sdtdh="http://schemas.microsoft.com/office/word/2020/wordml/sdtdatahash" xmlns:w16se="http://schemas.microsoft.com/office/word/2015/wordml/symex" xmlns:wpg="http://schemas.microsoft.com/office/word/2010/wordprocessingGroup" xmlns:wpi="http://schemas.microsoft.com/office/word/2010/wordprocessingInk" xmlns:wne="http://schemas.microsoft.com/office/word/2006/wordml" xmlns:wps="http://schemas.microsoft.com/office/word/2010/wordprocessingShape" mc:Ignorable="w14 w15 w16se w16cid w16 w16cex w16sdtdh wp14">
+<w:hdr xmlns:wpc="http://schemas.microsoft.com/office/word/2010/wordprocessingCanvas" xmlns:cx="http://schemas.microsoft.com/office/drawing/2014/chartex" xmlns:cx1="http://schemas.microsoft.com/office/drawing/2015/9/8/chartex" xmlns:cx2="http://schemas.microsoft.com/office/drawing/2015/10/21/chartex" xmlns:cx3="http://schemas.microsoft.com/office/drawing/2016/5/9/chartex" xmlns:cx4="http://schemas.microsoft.com/office/drawing/2016/5/10/chartex" xmlns:cx5="http://schemas.microsoft.com/office/drawing/2016/5/11/chartex" xmlns:cx6="http://schemas.microsoft.com/office/drawing/2016/5/12/chartex" xmlns:cx7="http://schemas.microsoft.com/office/drawing/2016/5/13/chartex" xmlns:cx8="http://schemas.microsoft.com/office/drawing/2016/5/14/chartex" xmlns:mc="http://schemas.openxmlformats.org/markup-compatibility/2006" xmlns:aink="http://schemas.microsoft.com/office/drawing/2016/ink" xmlns:am3d="http://schemas.microsoft.com/office/drawing/2017/model3d" xmlns:o="urn:schemas-microsoft-com:office:office" xmlns:oel="http://schemas.microsoft.com/office/2019/extlst" xmlns:r="http://schemas.openxmlformats.org/officeDocument/2006/relationships" xmlns:m="http://schemas.openxmlformats.org/officeDocument/2006/math" xmlns:v="urn:schemas-microsoft-com:vml" xmlns:wp14="http://schemas.microsoft.com/office/word/2010/wordprocessingDrawing" xmlns:wp="http://schemas.openxmlformats.org/drawingml/2006/wordprocessingDrawing" xmlns:w10="urn:schemas-microsoft-com:office:word" xmlns:w="http://schemas.openxmlformats.org/wordprocessingml/2006/main" xmlns:w14="http://schemas.microsoft.com/office/word/2010/wordml" xmlns:w15="http://schemas.microsoft.com/office/word/2012/wordml" xmlns:w16cex="http://schemas.microsoft.com/office/word/2018/wordml/cex" xmlns:w16cid="http://schemas.microsoft.com/office/word/2016/wordml/cid" xmlns:w16="http://schemas.microsoft.com/office/word/2018/wordml" xmlns:w16du="http://schemas.microsoft.com/office/word/2023/wordml/word16du" xmlns:w16sdtdh="http://schemas.microsoft.com/office/word/2020/wordml/sdtdatahash" xmlns:w16se="http://schemas.microsoft.com/office/word/2015/wordml/symex" xmlns:wpg="http://schemas.microsoft.com/office/word/2010/wordprocessingGroup" xmlns:wpi="http://schemas.microsoft.com/office/word/2010/wordprocessingInk" xmlns:wne="http://schemas.microsoft.com/office/word/2006/wordml" xmlns:wps="http://schemas.microsoft.com/office/word/2010/wordprocessingShape" mc:Ignorable="w14 w15 w16se w16cid w16 w16cex w16sdtdh w16du wp14">
   <w:p>
     <w:pPr>
       <w:pStyle w:val="Header"/>
@@ -1895,7 +1817,7 @@
 </file>
 
 <file path=word/header2.xml><?xml version="1.0" encoding="utf-8"?>
-<w:hdr xmlns:wpc="http://schemas.microsoft.com/office/word/2010/wordprocessingCanvas" xmlns:cx="http://schemas.microsoft.com/office/drawing/2014/chartex" xmlns:cx1="http://schemas.microsoft.com/office/drawing/2015/9/8/chartex" xmlns:cx2="http://schemas.microsoft.com/office/drawing/2015/10/21/chartex" xmlns:cx3="http://schemas.microsoft.com/office/drawing/2016/5/9/chartex" xmlns:cx4="http://schemas.microsoft.com/office/drawing/2016/5/10/chartex" xmlns:cx5="http://schemas.microsoft.com/office/drawing/2016/5/11/chartex" xmlns:cx6="http://schemas.microsoft.com/office/drawing/2016/5/12/chartex" xmlns:cx7="http://schemas.microsoft.com/office/drawing/2016/5/13/chartex" xmlns:cx8="http://schemas.microsoft.com/office/drawing/2016/5/14/chartex" xmlns:mc="http://schemas.openxmlformats.org/markup-compatibility/2006" xmlns:aink="http://schemas.microsoft.com/office/drawing/2016/ink" xmlns:am3d="http://schemas.microsoft.com/office/drawing/2017/model3d" xmlns:o="urn:schemas-microsoft-com:office:office" xmlns:oel="http://schemas.microsoft.com/office/2019/extlst" xmlns:r="http://schemas.openxmlformats.org/officeDocument/2006/relationships" xmlns:m="http://schemas.openxmlformats.org/officeDocument/2006/math" xmlns:v="urn:schemas-microsoft-com:vml" xmlns:wp14="http://schemas.microsoft.com/office/word/2010/wordprocessingDrawing" xmlns:wp="http://schemas.openxmlformats.org/drawingml/2006/wordprocessingDrawing" xmlns:w10="urn:schemas-microsoft-com:office:word" xmlns:w="http://schemas.openxmlformats.org/wordprocessingml/2006/main" xmlns:w14="http://schemas.microsoft.com/office/word/2010/wordml" xmlns:w15="http://schemas.microsoft.com/office/word/2012/wordml" xmlns:w16cex="http://schemas.microsoft.com/office/word/2018/wordml/cex" xmlns:w16cid="http://schemas.microsoft.com/office/word/2016/wordml/cid" xmlns:w16="http://schemas.microsoft.com/office/word/2018/wordml" xmlns:w16sdtdh="http://schemas.microsoft.com/office/word/2020/wordml/sdtdatahash" xmlns:w16se="http://schemas.microsoft.com/office/word/2015/wordml/symex" xmlns:wpg="http://schemas.microsoft.com/office/word/2010/wordprocessingGroup" xmlns:wpi="http://schemas.microsoft.com/office/word/2010/wordprocessingInk" xmlns:wne="http://schemas.microsoft.com/office/word/2006/wordml" xmlns:wps="http://schemas.microsoft.com/office/word/2010/wordprocessingShape" mc:Ignorable="w14 w15 w16se w16cid w16 w16cex w16sdtdh wp14">
+<w:hdr xmlns:wpc="http://schemas.microsoft.com/office/word/2010/wordprocessingCanvas" xmlns:cx="http://schemas.microsoft.com/office/drawing/2014/chartex" xmlns:cx1="http://schemas.microsoft.com/office/drawing/2015/9/8/chartex" xmlns:cx2="http://schemas.microsoft.com/office/drawing/2015/10/21/chartex" xmlns:cx3="http://schemas.microsoft.com/office/drawing/2016/5/9/chartex" xmlns:cx4="http://schemas.microsoft.com/office/drawing/2016/5/10/chartex" xmlns:cx5="http://schemas.microsoft.com/office/drawing/2016/5/11/chartex" xmlns:cx6="http://schemas.microsoft.com/office/drawing/2016/5/12/chartex" xmlns:cx7="http://schemas.microsoft.com/office/drawing/2016/5/13/chartex" xmlns:cx8="http://schemas.microsoft.com/office/drawing/2016/5/14/chartex" xmlns:mc="http://schemas.openxmlformats.org/markup-compatibility/2006" xmlns:aink="http://schemas.microsoft.com/office/drawing/2016/ink" xmlns:am3d="http://schemas.microsoft.com/office/drawing/2017/model3d" xmlns:o="urn:schemas-microsoft-com:office:office" xmlns:oel="http://schemas.microsoft.com/office/2019/extlst" xmlns:r="http://schemas.openxmlformats.org/officeDocument/2006/relationships" xmlns:m="http://schemas.openxmlformats.org/officeDocument/2006/math" xmlns:v="urn:schemas-microsoft-com:vml" xmlns:wp14="http://schemas.microsoft.com/office/word/2010/wordprocessingDrawing" xmlns:wp="http://schemas.openxmlformats.org/drawingml/2006/wordprocessingDrawing" xmlns:w10="urn:schemas-microsoft-com:office:word" xmlns:w="http://schemas.openxmlformats.org/wordprocessingml/2006/main" xmlns:w14="http://schemas.microsoft.com/office/word/2010/wordml" xmlns:w15="http://schemas.microsoft.com/office/word/2012/wordml" xmlns:w16cex="http://schemas.microsoft.com/office/word/2018/wordml/cex" xmlns:w16cid="http://schemas.microsoft.com/office/word/2016/wordml/cid" xmlns:w16="http://schemas.microsoft.com/office/word/2018/wordml" xmlns:w16du="http://schemas.microsoft.com/office/word/2023/wordml/word16du" xmlns:w16sdtdh="http://schemas.microsoft.com/office/word/2020/wordml/sdtdatahash" xmlns:w16se="http://schemas.microsoft.com/office/word/2015/wordml/symex" xmlns:wpg="http://schemas.microsoft.com/office/word/2010/wordprocessingGroup" xmlns:wpi="http://schemas.microsoft.com/office/word/2010/wordprocessingInk" xmlns:wne="http://schemas.microsoft.com/office/word/2006/wordml" xmlns:wps="http://schemas.microsoft.com/office/word/2010/wordprocessingShape" mc:Ignorable="w14 w15 w16se w16cid w16 w16cex w16sdtdh w16du wp14">
   <w:p>
     <w:pPr>
       <w:pStyle w:val="Header"/>
@@ -1905,7 +1827,7 @@
 </file>
 
 <file path=word/header3.xml><?xml version="1.0" encoding="utf-8"?>
-<w:hdr xmlns:wpc="http://schemas.microsoft.com/office/word/2010/wordprocessingCanvas" xmlns:cx="http://schemas.microsoft.com/office/drawing/2014/chartex" xmlns:cx1="http://schemas.microsoft.com/office/drawing/2015/9/8/chartex" xmlns:cx2="http://schemas.microsoft.com/office/drawing/2015/10/21/chartex" xmlns:cx3="http://schemas.microsoft.com/office/drawing/2016/5/9/chartex" xmlns:cx4="http://schemas.microsoft.com/office/drawing/2016/5/10/chartex" xmlns:cx5="http://schemas.microsoft.com/office/drawing/2016/5/11/chartex" xmlns:cx6="http://schemas.microsoft.com/office/drawing/2016/5/12/chartex" xmlns:cx7="http://schemas.microsoft.com/office/drawing/2016/5/13/chartex" xmlns:cx8="http://schemas.microsoft.com/office/drawing/2016/5/14/chartex" xmlns:mc="http://schemas.openxmlformats.org/markup-compatibility/2006" xmlns:aink="http://schemas.microsoft.com/office/drawing/2016/ink" xmlns:am3d="http://schemas.microsoft.com/office/drawing/2017/model3d" xmlns:o="urn:schemas-microsoft-com:office:office" xmlns:oel="http://schemas.microsoft.com/office/2019/extlst" xmlns:r="http://schemas.openxmlformats.org/officeDocument/2006/relationships" xmlns:m="http://schemas.openxmlformats.org/officeDocument/2006/math" xmlns:v="urn:schemas-microsoft-com:vml" xmlns:wp14="http://schemas.microsoft.com/office/word/2010/wordprocessingDrawing" xmlns:wp="http://schemas.openxmlformats.org/drawingml/2006/wordprocessingDrawing" xmlns:w10="urn:schemas-microsoft-com:office:word" xmlns:w="http://schemas.openxmlformats.org/wordprocessingml/2006/main" xmlns:w14="http://schemas.microsoft.com/office/word/2010/wordml" xmlns:w15="http://schemas.microsoft.com/office/word/2012/wordml" xmlns:w16cex="http://schemas.microsoft.com/office/word/2018/wordml/cex" xmlns:w16cid="http://schemas.microsoft.com/office/word/2016/wordml/cid" xmlns:w16="http://schemas.microsoft.com/office/word/2018/wordml" xmlns:w16sdtdh="http://schemas.microsoft.com/office/word/2020/wordml/sdtdatahash" xmlns:w16se="http://schemas.microsoft.com/office/word/2015/wordml/symex" xmlns:wpg="http://schemas.microsoft.com/office/word/2010/wordprocessingGroup" xmlns:wpi="http://schemas.microsoft.com/office/word/2010/wordprocessingInk" xmlns:wne="http://schemas.microsoft.com/office/word/2006/wordml" xmlns:wps="http://schemas.microsoft.com/office/word/2010/wordprocessingShape" mc:Ignorable="w14 w15 w16se w16cid w16 w16cex w16sdtdh wp14">
+<w:hdr xmlns:wpc="http://schemas.microsoft.com/office/word/2010/wordprocessingCanvas" xmlns:cx="http://schemas.microsoft.com/office/drawing/2014/chartex" xmlns:cx1="http://schemas.microsoft.com/office/drawing/2015/9/8/chartex" xmlns:cx2="http://schemas.microsoft.com/office/drawing/2015/10/21/chartex" xmlns:cx3="http://schemas.microsoft.com/office/drawing/2016/5/9/chartex" xmlns:cx4="http://schemas.microsoft.com/office/drawing/2016/5/10/chartex" xmlns:cx5="http://schemas.microsoft.com/office/drawing/2016/5/11/chartex" xmlns:cx6="http://schemas.microsoft.com/office/drawing/2016/5/12/chartex" xmlns:cx7="http://schemas.microsoft.com/office/drawing/2016/5/13/chartex" xmlns:cx8="http://schemas.microsoft.com/office/drawing/2016/5/14/chartex" xmlns:mc="http://schemas.openxmlformats.org/markup-compatibility/2006" xmlns:aink="http://schemas.microsoft.com/office/drawing/2016/ink" xmlns:am3d="http://schemas.microsoft.com/office/drawing/2017/model3d" xmlns:o="urn:schemas-microsoft-com:office:office" xmlns:oel="http://schemas.microsoft.com/office/2019/extlst" xmlns:r="http://schemas.openxmlformats.org/officeDocument/2006/relationships" xmlns:m="http://schemas.openxmlformats.org/officeDocument/2006/math" xmlns:v="urn:schemas-microsoft-com:vml" xmlns:wp14="http://schemas.microsoft.com/office/word/2010/wordprocessingDrawing" xmlns:wp="http://schemas.openxmlformats.org/drawingml/2006/wordprocessingDrawing" xmlns:w10="urn:schemas-microsoft-com:office:word" xmlns:w="http://schemas.openxmlformats.org/wordprocessingml/2006/main" xmlns:w14="http://schemas.microsoft.com/office/word/2010/wordml" xmlns:w15="http://schemas.microsoft.com/office/word/2012/wordml" xmlns:w16cex="http://schemas.microsoft.com/office/word/2018/wordml/cex" xmlns:w16cid="http://schemas.microsoft.com/office/word/2016/wordml/cid" xmlns:w16="http://schemas.microsoft.com/office/word/2018/wordml" xmlns:w16du="http://schemas.microsoft.com/office/word/2023/wordml/word16du" xmlns:w16sdtdh="http://schemas.microsoft.com/office/word/2020/wordml/sdtdatahash" xmlns:w16se="http://schemas.microsoft.com/office/word/2015/wordml/symex" xmlns:wpg="http://schemas.microsoft.com/office/word/2010/wordprocessingGroup" xmlns:wpi="http://schemas.microsoft.com/office/word/2010/wordprocessingInk" xmlns:wne="http://schemas.microsoft.com/office/word/2006/wordml" xmlns:wps="http://schemas.microsoft.com/office/word/2010/wordprocessingShape" mc:Ignorable="w14 w15 w16se w16cid w16 w16cex w16sdtdh w16du wp14">
   <w:p>
     <w:pPr>
       <w:pStyle w:val="Header"/>
@@ -1915,7 +1837,7 @@
 </file>
 
 <file path=word/styles.xml><?xml version="1.0" encoding="utf-8"?>
-<w:styles xmlns:mc="http://schemas.openxmlformats.org/markup-compatibility/2006" xmlns:r="http://schemas.openxmlformats.org/officeDocument/2006/relationships" xmlns:w="http://schemas.openxmlformats.org/wordprocessingml/2006/main" xmlns:w14="http://schemas.microsoft.com/office/word/2010/wordml" xmlns:w15="http://schemas.microsoft.com/office/word/2012/wordml" xmlns:w16cex="http://schemas.microsoft.com/office/word/2018/wordml/cex" xmlns:w16cid="http://schemas.microsoft.com/office/word/2016/wordml/cid" xmlns:w16="http://schemas.microsoft.com/office/word/2018/wordml" xmlns:w16sdtdh="http://schemas.microsoft.com/office/word/2020/wordml/sdtdatahash" xmlns:w16se="http://schemas.microsoft.com/office/word/2015/wordml/symex" mc:Ignorable="w14 w15 w16se w16cid w16 w16cex w16sdtdh">
+<w:styles xmlns:mc="http://schemas.openxmlformats.org/markup-compatibility/2006" xmlns:r="http://schemas.openxmlformats.org/officeDocument/2006/relationships" xmlns:w="http://schemas.openxmlformats.org/wordprocessingml/2006/main" xmlns:w14="http://schemas.microsoft.com/office/word/2010/wordml" xmlns:w15="http://schemas.microsoft.com/office/word/2012/wordml" xmlns:w16cex="http://schemas.microsoft.com/office/word/2018/wordml/cex" xmlns:w16cid="http://schemas.microsoft.com/office/word/2016/wordml/cid" xmlns:w16="http://schemas.microsoft.com/office/word/2018/wordml" xmlns:w16du="http://schemas.microsoft.com/office/word/2023/wordml/word16du" xmlns:w16sdtdh="http://schemas.microsoft.com/office/word/2020/wordml/sdtdatahash" xmlns:w16se="http://schemas.microsoft.com/office/word/2015/wordml/symex" mc:Ignorable="w14 w15 w16se w16cid w16 w16cex w16sdtdh w16du">
   <w:docDefaults>
     <w:rPrDefault>
       <w:rPr>
@@ -2851,6 +2773,12 @@
 </file>
 
 <file path=customXml/item1.xml><?xml version="1.0" encoding="utf-8"?>
+<p:properties xmlns:p="http://schemas.microsoft.com/office/2006/metadata/properties" xmlns:xsi="http://www.w3.org/2001/XMLSchema-instance" xmlns:pc="http://schemas.microsoft.com/office/infopath/2007/PartnerControls">
+  <documentManagement/>
+</p:properties>
+</file>
+
+<file path=customXml/item2.xml><?xml version="1.0" encoding="utf-8"?>
 <?mso-contentType ?>
 <FormTemplates xmlns="http://schemas.microsoft.com/sharepoint/v3/contenttype/forms">
   <Display>DocumentLibraryForm</Display>
@@ -2859,7 +2787,7 @@
 </FormTemplates>
 </file>
 
-<file path=customXml/item2.xml><?xml version="1.0" encoding="utf-8"?>
+<file path=customXml/item3.xml><?xml version="1.0" encoding="utf-8"?>
 <ct:contentTypeSchema xmlns:ct="http://schemas.microsoft.com/office/2006/metadata/contentType" xmlns:ma="http://schemas.microsoft.com/office/2006/metadata/properties/metaAttributes" ct:_="" ma:_="" ma:contentTypeName="Document" ma:contentTypeID="0x010100B414C6717266E74190F05281F89E6026" ma:contentTypeVersion="12" ma:contentTypeDescription="Create a new document." ma:contentTypeScope="" ma:versionID="9c5a627168d06f595f33ca24f35aedd4">
   <xsd:schema xmlns:xsd="http://www.w3.org/2001/XMLSchema" xmlns:xs="http://www.w3.org/2001/XMLSchema" xmlns:p="http://schemas.microsoft.com/office/2006/metadata/properties" xmlns:ns2="06cfe00f-839a-4df9-b5c7-4ebac7d0c360" xmlns:ns3="610ec4a7-94b8-4d25-ad4b-84626814a18d" targetNamespace="http://schemas.microsoft.com/office/2006/metadata/properties" ma:root="true" ma:fieldsID="4bcf9b8f6f85f90451be37a25cf20a3b" ns2:_="" ns3:_="">
     <xsd:import namespace="06cfe00f-839a-4df9-b5c7-4ebac7d0c360"/>
@@ -3076,13 +3004,16 @@
 </ct:contentTypeSchema>
 </file>
 
-<file path=customXml/item3.xml><?xml version="1.0" encoding="utf-8"?>
-<p:properties xmlns:p="http://schemas.microsoft.com/office/2006/metadata/properties" xmlns:xsi="http://www.w3.org/2001/XMLSchema-instance" xmlns:pc="http://schemas.microsoft.com/office/infopath/2007/PartnerControls">
-  <documentManagement/>
-</p:properties>
+<file path=customXml/itemProps1.xml><?xml version="1.0" encoding="utf-8"?>
+<ds:datastoreItem xmlns:ds="http://schemas.openxmlformats.org/officeDocument/2006/customXml" ds:itemID="{54B62738-3839-49B5-A884-C72A2B145C3A}">
+  <ds:schemaRefs>
+    <ds:schemaRef ds:uri="http://schemas.microsoft.com/office/2006/metadata/properties"/>
+    <ds:schemaRef ds:uri="http://schemas.microsoft.com/office/infopath/2007/PartnerControls"/>
+  </ds:schemaRefs>
+</ds:datastoreItem>
 </file>
 
-<file path=customXml/itemProps1.xml><?xml version="1.0" encoding="utf-8"?>
+<file path=customXml/itemProps2.xml><?xml version="1.0" encoding="utf-8"?>
 <ds:datastoreItem xmlns:ds="http://schemas.openxmlformats.org/officeDocument/2006/customXml" ds:itemID="{88459980-E772-44BC-A301-CC7114A443D6}">
   <ds:schemaRefs>
     <ds:schemaRef ds:uri="http://schemas.microsoft.com/sharepoint/v3/contenttype/forms"/>
@@ -3090,7 +3021,7 @@
 </ds:datastoreItem>
 </file>
 
-<file path=customXml/itemProps2.xml><?xml version="1.0" encoding="utf-8"?>
+<file path=customXml/itemProps3.xml><?xml version="1.0" encoding="utf-8"?>
 <ds:datastoreItem xmlns:ds="http://schemas.openxmlformats.org/officeDocument/2006/customXml" ds:itemID="{C35AB232-D65B-440B-BB5F-334B0C10C56B}">
   <ds:schemaRefs>
     <ds:schemaRef ds:uri="http://schemas.microsoft.com/office/2006/metadata/contentType"/>
@@ -3107,13 +3038,4 @@
     <ds:schemaRef ds:uri="http://schemas.microsoft.com/internal/obd"/>
   </ds:schemaRefs>
 </ds:datastoreItem>
-</file>
-
-<file path=customXml/itemProps3.xml><?xml version="1.0" encoding="utf-8"?>
-<ds:datastoreItem xmlns:ds="http://schemas.openxmlformats.org/officeDocument/2006/customXml" ds:itemID="{54B62738-3839-49B5-A884-C72A2B145C3A}">
-  <ds:schemaRefs>
-    <ds:schemaRef ds:uri="http://schemas.microsoft.com/office/2006/metadata/properties"/>
-    <ds:schemaRef ds:uri="http://schemas.microsoft.com/office/infopath/2007/PartnerControls"/>
-  </ds:schemaRefs>
-</ds:datastoreItem>
 </file>
--- a/arches_her/docx/Pre-app Predetermination letter.docx
+++ b/arches_her/docx/Pre-app Predetermination letter.docx
@@ -23,8 +23,8 @@
         <w:tblLook w:val="04A0" w:firstRow="1" w:lastRow="0" w:firstColumn="1" w:lastColumn="0" w:noHBand="0" w:noVBand="1"/>
       </w:tblPr>
       <w:tblGrid>
-        <w:gridCol w:w="6384"/>
-        <w:gridCol w:w="3681"/>
+        <w:gridCol w:w="6363"/>
+        <w:gridCol w:w="3702"/>
       </w:tblGrid>
       <w:tr>
         <w:tc>
@@ -249,7 +249,7 @@
               <w:rPr>
                 <w:rFonts w:cstheme="minorHAnsi"/>
               </w:rPr>
-              <w:t>Direct Dial: &lt;Casework Officer Number&gt;</w:t>
+              <w:t>&lt;Casework Officer Number&gt;</w:t>
             </w:r>
           </w:p>
         </w:tc>
@@ -287,7 +287,7 @@
               <w:rPr>
                 <w:rFonts w:cstheme="minorHAnsi"/>
               </w:rPr>
-              <w:t>Email: &lt;Casework Officer Email&gt;</w:t>
+              <w:t>&lt;Casework Officer Email&gt;</w:t>
             </w:r>
           </w:p>
           <w:p>
@@ -313,7 +313,19 @@
               <w:rPr>
                 <w:rFonts w:cstheme="minorHAnsi"/>
               </w:rPr>
-              <w:t>&lt;Completion Date&gt;</w:t>
+              <w:t>&lt;Completion Date</w:t>
+            </w:r>
+            <w:r>
+              <w:rPr>
+                <w:rFonts w:cstheme="minorHAnsi"/>
+              </w:rPr>
+              <w:t>||%Y-%m-%d||%d %B %Y</w:t>
+            </w:r>
+            <w:r>
+              <w:rPr>
+                <w:rFonts w:cstheme="minorHAnsi"/>
+              </w:rPr>
+              <w:t>&gt;</w:t>
             </w:r>
           </w:p>
         </w:tc>
@@ -357,20 +369,7 @@
         <w:rPr>
           <w:rFonts w:cstheme="minorHAnsi"/>
         </w:rPr>
-        <w:t>Dear</w:t>
-      </w:r>
-      <w:r>
-        <w:rPr>
-          <w:rFonts w:cstheme="minorHAnsi"/>
-          <w:noProof/>
-        </w:rPr>
-        <w:t>&lt;Contact Name&gt;</w:t>
-      </w:r>
-      <w:r>
-        <w:rPr>
-          <w:rFonts w:cstheme="minorHAnsi"/>
-        </w:rPr>
-        <w:t>,</w:t>
+        <w:t>Dear &lt;Contact Name&gt;,</w:t>
       </w:r>
     </w:p>
     <w:p>
@@ -410,7 +409,7 @@
           <w:rFonts w:cstheme="minorHAnsi"/>
           <w:b/>
         </w:rPr>
-        <w:t>NATIONAL PLANNING POLICY FRAMEWORK 2021</w:t>
+        <w:t>NATIONAL PLANNING POLICY FRAMEWORK 2024</w:t>
       </w:r>
     </w:p>
     <w:p>
@@ -424,21 +423,6 @@
     </w:p>
     <w:p>
       <w:pPr>
-        <w:tabs>
-          <w:tab w:val="left" w:pos="-1094"/>
-          <w:tab w:val="left" w:pos="-720"/>
-          <w:tab w:val="left" w:pos="0"/>
-          <w:tab w:val="left" w:pos="720"/>
-          <w:tab w:val="left" w:pos="1440"/>
-          <w:tab w:val="left" w:pos="2160"/>
-          <w:tab w:val="left" w:pos="2880"/>
-          <w:tab w:val="left" w:pos="3600"/>
-          <w:tab w:val="left" w:pos="4320"/>
-          <w:tab w:val="left" w:pos="5040"/>
-          <w:tab w:val="left" w:pos="5760"/>
-          <w:tab w:val="left" w:pos="6099"/>
-          <w:tab w:val="left" w:pos="7200"/>
-        </w:tabs>
         <w:spacing w:after="0" w:line="240" w:lineRule="auto"/>
         <w:rPr>
           <w:rFonts w:cstheme="minorHAnsi"/>
@@ -458,42 +442,36 @@
         <w:spacing w:after="0" w:line="240" w:lineRule="auto"/>
         <w:rPr>
           <w:rFonts w:cstheme="minorHAnsi"/>
+          <w:bCs/>
           <w:i/>
-        </w:rPr>
-      </w:pPr>
-      <w:r>
-        <w:rPr>
-          <w:rFonts w:cstheme="minorHAnsi"/>
-        </w:rPr>
-        <w:t>&lt;Proposal Description&gt;</w:t>
-      </w:r>
-      <w:r>
-        <w:rPr>
-          <w:rFonts w:cstheme="minorHAnsi"/>
+          <w:iCs/>
+        </w:rPr>
+      </w:pPr>
+      <w:r>
+        <w:rPr>
+          <w:rFonts w:cstheme="minorHAnsi"/>
+          <w:bCs/>
           <w:i/>
-        </w:rPr>
-      </w:r>
-      <w:r>
-        <w:rPr>
-          <w:rFonts w:cstheme="minorHAnsi"/>
-        </w:rPr>
-      </w:r>
-    </w:p>
-    <w:p>
-      <w:pPr>
-        <w:spacing w:after="0" w:line="240" w:lineRule="auto"/>
-        <w:rPr>
-          <w:rFonts w:cstheme="minorHAnsi"/>
-        </w:rPr>
-      </w:pPr>
-    </w:p>
-    <w:p>
-      <w:pPr>
-        <w:spacing w:after="0" w:line="240" w:lineRule="auto"/>
-        <w:ind w:right="-2"/>
+          <w:iCs/>
+        </w:rPr>
+        <w:t>&lt;Proposal Description||HTML||PLAIN&gt;</w:t>
+      </w:r>
+    </w:p>
+    <w:p>
+      <w:pPr>
+        <w:spacing w:after="0" w:line="240" w:lineRule="auto"/>
+        <w:rPr>
+          <w:rFonts w:cstheme="minorHAnsi"/>
+        </w:rPr>
+      </w:pPr>
+    </w:p>
+    <w:p>
+      <w:pPr>
+        <w:spacing w:after="0" w:line="240" w:lineRule="auto"/>
         <w:rPr>
           <w:rFonts w:cstheme="minorHAnsi"/>
           <w:b/>
+          <w:bCs/>
           <w:u w:val="single"/>
         </w:rPr>
       </w:pPr>
@@ -501,6 +479,7 @@
         <w:rPr>
           <w:rFonts w:cstheme="minorHAnsi"/>
           <w:b/>
+          <w:bCs/>
           <w:u w:val="single"/>
         </w:rPr>
         <w:t>Recommend Pre-Determination Archaeological Assessment/Evaluation</w:t>
@@ -509,7 +488,6 @@
     <w:p>
       <w:pPr>
         <w:spacing w:after="0" w:line="240" w:lineRule="auto"/>
-        <w:ind w:right="-2"/>
         <w:rPr>
           <w:rFonts w:cstheme="minorHAnsi"/>
           <w:u w:val="single"/>
@@ -527,23 +505,22 @@
         <w:rPr>
           <w:rFonts w:cstheme="minorHAnsi"/>
         </w:rPr>
-        <w:t xml:space="preserve">Thank you for your consultation received on &lt;Log Date&gt;.  </w:t>
-      </w:r>
-    </w:p>
-    <w:p>
-      <w:pPr>
-        <w:spacing w:after="0" w:line="240" w:lineRule="auto"/>
-        <w:rPr>
-          <w:rFonts w:cstheme="minorHAnsi"/>
-        </w:rPr>
-      </w:pPr>
-    </w:p>
-    <w:p>
-      <w:pPr>
-        <w:spacing w:after="0" w:line="240" w:lineRule="auto"/>
-        <w:rPr>
-          <w:rFonts w:eastAsia="Malgun Gothic" w:cstheme="minorHAnsi"/>
-          <w:lang w:eastAsia="ko-KR"/>
+        <w:t xml:space="preserve">Thank you for your consultation received on &lt;Log Date||%Y-%m-%d||%d %B %Y &gt;.  </w:t>
+      </w:r>
+    </w:p>
+    <w:p>
+      <w:pPr>
+        <w:spacing w:after="0" w:line="240" w:lineRule="auto"/>
+        <w:rPr>
+          <w:rFonts w:cstheme="minorHAnsi"/>
+        </w:rPr>
+      </w:pPr>
+    </w:p>
+    <w:p>
+      <w:pPr>
+        <w:spacing w:after="0" w:line="240" w:lineRule="auto"/>
+        <w:rPr>
+          <w:rFonts w:cstheme="minorHAnsi"/>
         </w:rPr>
       </w:pPr>
       <w:r>
@@ -582,6 +559,15 @@
         <w:spacing w:after="0" w:line="240" w:lineRule="auto"/>
         <w:rPr>
           <w:rFonts w:cstheme="minorHAnsi"/>
+          <w:u w:val="single"/>
+        </w:rPr>
+      </w:pPr>
+    </w:p>
+    <w:p>
+      <w:pPr>
+        <w:spacing w:after="0" w:line="240" w:lineRule="auto"/>
+        <w:rPr>
+          <w:rFonts w:cstheme="minorHAnsi"/>
         </w:rPr>
       </w:pPr>
       <w:r>
@@ -598,14 +584,6 @@
           <w:rFonts w:cstheme="minorHAnsi"/>
         </w:rPr>
       </w:pPr>
-    </w:p>
-    <w:p>
-      <w:pPr>
-        <w:spacing w:after="0" w:line="240" w:lineRule="auto"/>
-        <w:rPr>
-          <w:rFonts w:cstheme="minorHAnsi"/>
-        </w:rPr>
-      </w:pPr>
       <w:r>
         <w:rPr>
           <w:rFonts w:cstheme="minorHAnsi"/>
@@ -621,462 +599,417 @@
           <w:u w:val="single"/>
         </w:rPr>
       </w:pPr>
-    </w:p>
-    <w:p>
-      <w:pPr>
-        <w:spacing w:after="0" w:line="240" w:lineRule="auto"/>
+      <w:r>
         <w:rPr>
           <w:rFonts w:cstheme="minorHAnsi"/>
           <w:u w:val="single"/>
         </w:rPr>
-      </w:pPr>
-      <w:r>
+        <w:t>Planning Policies</w:t>
+      </w:r>
+    </w:p>
+    <w:p>
+      <w:pPr>
+        <w:spacing w:after="0" w:line="240" w:lineRule="auto"/>
+        <w:rPr>
+          <w:rFonts w:cstheme="minorHAnsi"/>
+        </w:rPr>
+      </w:pPr>
+      <w:r>
+        <w:rPr>
+          <w:rFonts w:cstheme="minorHAnsi"/>
+        </w:rPr>
+        <w:t>NPPF Section 16 and the London Plan (2021 Policy HC1) recognise the positive contribution of heritage assets of all kinds and make the conservation of archaeological interest a material planning consideration.  NPPF paragraph 207 says applicants should provide an archaeological assessment if their development could affect a heritage asset of archaeological interest.   A field evaluation may also be necessary.</w:t>
+      </w:r>
+    </w:p>
+    <w:p>
+      <w:pPr>
+        <w:spacing w:after="0" w:line="240" w:lineRule="auto"/>
+        <w:rPr>
+          <w:rFonts w:cstheme="minorHAnsi"/>
+        </w:rPr>
+      </w:pPr>
+    </w:p>
+    <w:p>
+      <w:pPr>
+        <w:spacing w:after="0" w:line="240" w:lineRule="auto"/>
+        <w:rPr>
+          <w:rFonts w:cstheme="minorHAnsi"/>
+        </w:rPr>
+      </w:pPr>
+      <w:r>
+        <w:rPr>
+          <w:rFonts w:cstheme="minorHAnsi"/>
+        </w:rPr>
+        <w:lastRenderedPageBreak/>
+        <w:t xml:space="preserve">NPPF paragraphs 212 - 215 place great weight on conserving designated heritage assets, including non-designated heritage assets with an archaeological interest equivalent to scheduled monuments.  Non- designated heritage assets may also merit conservation depending upon their significance and the harm caused (NPPF paragraph 216).  Conservation can mean design changes to preserve remains where they are. </w:t>
+      </w:r>
+    </w:p>
+    <w:p>
+      <w:pPr>
+        <w:spacing w:after="0" w:line="240" w:lineRule="auto"/>
+        <w:rPr>
+          <w:rFonts w:cstheme="minorHAnsi"/>
+        </w:rPr>
+      </w:pPr>
+    </w:p>
+    <w:p>
+      <w:pPr>
+        <w:spacing w:after="0" w:line="240" w:lineRule="auto"/>
+        <w:rPr>
+          <w:rFonts w:cstheme="minorHAnsi"/>
+        </w:rPr>
+      </w:pPr>
+      <w:r>
+        <w:rPr>
+          <w:rFonts w:cstheme="minorHAnsi"/>
+        </w:rPr>
+        <w:t xml:space="preserve">NPPF paragraphs 202 and 210 and London Plan Policy HC1 emphasise the positive contributions heritage assets can make to sustainable communities and places.  Applicants should therefore expect to identify appropriate enhancement opportunities.  </w:t>
+      </w:r>
+    </w:p>
+    <w:p>
+      <w:pPr>
+        <w:spacing w:after="0" w:line="240" w:lineRule="auto"/>
+        <w:rPr>
+          <w:rFonts w:cstheme="minorHAnsi"/>
+        </w:rPr>
+      </w:pPr>
+    </w:p>
+    <w:p>
+      <w:pPr>
+        <w:spacing w:after="0" w:line="240" w:lineRule="auto"/>
+        <w:rPr>
+          <w:rFonts w:cstheme="minorHAnsi"/>
+        </w:rPr>
+      </w:pPr>
+      <w:r>
+        <w:rPr>
+          <w:rFonts w:cstheme="minorHAnsi"/>
+        </w:rPr>
+        <w:t>If preservation is not achievable then if planning consent is granted, paragraph 218 of the NPPF says that applicants should record the significance of any heritage assets that the development harms.  Archaeological consultants can advise on the possible implications of such mitigation requirements for the development programme and costs.</w:t>
+      </w:r>
+    </w:p>
+    <w:p>
+      <w:pPr>
+        <w:spacing w:after="0" w:line="240" w:lineRule="auto"/>
+        <w:rPr>
+          <w:rFonts w:cstheme="minorHAnsi"/>
+        </w:rPr>
+      </w:pPr>
+    </w:p>
+    <w:p>
+      <w:pPr>
+        <w:spacing w:after="0" w:line="240" w:lineRule="auto"/>
         <w:rPr>
           <w:rFonts w:cstheme="minorHAnsi"/>
           <w:u w:val="single"/>
         </w:rPr>
-        <w:t>Planning Policies</w:t>
-      </w:r>
-    </w:p>
-    <w:p>
-      <w:pPr>
-        <w:spacing w:after="0" w:line="240" w:lineRule="auto"/>
-        <w:rPr>
-          <w:rFonts w:cstheme="minorHAnsi"/>
-        </w:rPr>
-      </w:pPr>
-      <w:r>
-        <w:rPr>
-          <w:rFonts w:cstheme="minorHAnsi"/>
-        </w:rPr>
-        <w:t xml:space="preserve">NPPF Section 16 and the London Plan (2021 Policy HC1) recognise the positive contribution of heritage assets of all kinds and make the conservation of archaeological interest a material planning consideration.  NPPF paragraph 194 says applicants should provide an </w:t>
-      </w:r>
+      </w:pPr>
+      <w:r>
+        <w:rPr>
+          <w:rFonts w:cstheme="minorHAnsi"/>
+          <w:u w:val="single"/>
+        </w:rPr>
+        <w:t>Recommendations</w:t>
+      </w:r>
+    </w:p>
+    <w:p>
+      <w:pPr>
+        <w:spacing w:after="0" w:line="240" w:lineRule="auto"/>
+        <w:rPr>
+          <w:rFonts w:cstheme="minorHAnsi"/>
+        </w:rPr>
+      </w:pPr>
+    </w:p>
+    <w:p>
+      <w:pPr>
+        <w:spacing w:after="0" w:line="240" w:lineRule="auto"/>
+        <w:rPr>
+          <w:rFonts w:cstheme="minorHAnsi"/>
+        </w:rPr>
+      </w:pPr>
+      <w:r>
+        <w:rPr>
+          <w:rFonts w:cstheme="minorHAnsi"/>
+        </w:rPr>
+        <w:t>I have looked at the information you have supplied and at the Greater London Historic Environment Record.  I have recommended below what more information I would need to advise the planning authority on the effects on archaeological interest and their implications for the planning decision.</w:t>
+      </w:r>
+    </w:p>
+    <w:p>
+      <w:pPr>
+        <w:spacing w:after="0" w:line="240" w:lineRule="auto"/>
+        <w:rPr>
+          <w:rFonts w:cstheme="minorHAnsi"/>
+        </w:rPr>
+      </w:pPr>
+    </w:p>
+    <w:p>
+      <w:pPr>
+        <w:spacing w:after="0" w:line="240" w:lineRule="auto"/>
+        <w:rPr>
+          <w:rFonts w:cstheme="minorHAnsi"/>
+        </w:rPr>
+      </w:pPr>
+      <w:r>
+        <w:rPr>
+          <w:rFonts w:cstheme="minorHAnsi"/>
+        </w:rPr>
+        <w:t>I therefore recommend that the following further studies should be undertaken to inform the preparation of proposals and accompany a planning application:</w:t>
+      </w:r>
+    </w:p>
+    <w:p>
+      <w:pPr>
+        <w:spacing w:after="0" w:line="240" w:lineRule="auto"/>
+        <w:rPr>
+          <w:rFonts w:cstheme="minorHAnsi"/>
+        </w:rPr>
+      </w:pPr>
+      <w:r>
+        <w:rPr>
+          <w:rFonts w:cstheme="minorHAnsi"/>
+        </w:rPr>
+        <w:t>&lt;Mitigation&gt;</w:t>
+      </w:r>
+    </w:p>
+    <w:p>
+      <w:pPr>
+        <w:spacing w:after="0" w:line="240" w:lineRule="auto"/>
+        <w:rPr>
+          <w:rFonts w:cstheme="minorHAnsi"/>
+        </w:rPr>
+      </w:pPr>
+      <w:r>
+        <w:rPr>
+          <w:rFonts w:cstheme="minorHAnsi"/>
+        </w:rPr>
+        <w:t>I will need to agree the work beforehand and it should be carried out by an archaeological practice appointed by the applicant.  The report on the work must set out the significance of the site and the impact of the proposed development.  I will read the report and then advise you on its implications for the planning application.</w:t>
+      </w:r>
+    </w:p>
+    <w:p>
+      <w:pPr>
+        <w:spacing w:after="0" w:line="240" w:lineRule="auto"/>
+        <w:rPr>
+          <w:rFonts w:cstheme="minorHAnsi"/>
+        </w:rPr>
+      </w:pPr>
+    </w:p>
+    <w:p>
+      <w:pPr>
+        <w:spacing w:after="0" w:line="240" w:lineRule="auto"/>
+        <w:rPr>
+          <w:rFonts w:cstheme="minorHAnsi"/>
+        </w:rPr>
+      </w:pPr>
+      <w:r>
+        <w:rPr>
+          <w:rFonts w:cstheme="minorHAnsi"/>
+        </w:rPr>
+        <w:t xml:space="preserve">This letter concludes GLAAS’ free Initial Pre-application advice (that is, one free cycle of advice and engagement).  Further information on archaeology and planning in Greater London is available on the Historic England website.  If further pre-application advice (other than minor clarifications) is </w:t>
+      </w:r>
+      <w:proofErr w:type="gramStart"/>
+      <w:r>
+        <w:rPr>
+          <w:rFonts w:cstheme="minorHAnsi"/>
+        </w:rPr>
+        <w:t>requested</w:t>
+      </w:r>
+      <w:proofErr w:type="gramEnd"/>
+      <w:r>
+        <w:rPr>
+          <w:rFonts w:cstheme="minorHAnsi"/>
+        </w:rPr>
+        <w:t xml:space="preserve"> then you will be asked to use our Extended Pre-application service which provides applicants with a bespoke programme of advice and engagement beyond the initial free cycle. We charge for this extended service on a cost-recovery basis; we do not make a profit from it.</w:t>
+      </w:r>
+    </w:p>
+    <w:p>
+      <w:pPr>
+        <w:spacing w:after="0" w:line="240" w:lineRule="auto"/>
+        <w:rPr>
+          <w:rFonts w:cstheme="minorHAnsi"/>
+        </w:rPr>
+      </w:pPr>
+    </w:p>
+    <w:p>
+      <w:pPr>
+        <w:spacing w:after="0" w:line="240" w:lineRule="auto"/>
+        <w:rPr>
+          <w:rFonts w:cstheme="minorHAnsi"/>
+        </w:rPr>
+      </w:pPr>
+      <w:r>
+        <w:rPr>
+          <w:rFonts w:cstheme="minorHAnsi"/>
+        </w:rPr>
+        <w:t xml:space="preserve">This Initial Pre-application advice relates solely to archaeological considerations, is provided without prejudice to the local authority’s decision-making </w:t>
+      </w:r>
+      <w:proofErr w:type="gramStart"/>
+      <w:r>
+        <w:rPr>
+          <w:rFonts w:cstheme="minorHAnsi"/>
+        </w:rPr>
+        <w:t>role, and</w:t>
+      </w:r>
+      <w:proofErr w:type="gramEnd"/>
+      <w:r>
+        <w:rPr>
+          <w:rFonts w:cstheme="minorHAnsi"/>
+        </w:rPr>
+        <w:t xml:space="preserve"> may be shared with the local authority on whose behalf it is given.  You should also consult Historic England’s Development Management team on statutory matters.</w:t>
+      </w:r>
+    </w:p>
+    <w:p>
+      <w:pPr>
+        <w:spacing w:after="0" w:line="240" w:lineRule="auto"/>
+        <w:rPr>
+          <w:rFonts w:cstheme="minorHAnsi"/>
+        </w:rPr>
+      </w:pPr>
+    </w:p>
+    <w:p>
+      <w:pPr>
+        <w:spacing w:after="0" w:line="240" w:lineRule="auto"/>
+        <w:rPr>
+          <w:rFonts w:cstheme="minorHAnsi"/>
+        </w:rPr>
+      </w:pPr>
+      <w:r>
+        <w:rPr>
+          <w:rFonts w:cstheme="minorHAnsi"/>
+        </w:rPr>
+        <w:t xml:space="preserve">You can find more information on archaeology and planning in Greater London on our website. </w:t>
+      </w:r>
+    </w:p>
+    <w:p>
+      <w:pPr>
+        <w:spacing w:after="0" w:line="240" w:lineRule="auto"/>
+        <w:rPr>
+          <w:rFonts w:cstheme="minorHAnsi"/>
+        </w:rPr>
+      </w:pPr>
+    </w:p>
+    <w:p>
+      <w:pPr>
+        <w:spacing w:after="0" w:line="240" w:lineRule="auto"/>
+        <w:rPr>
+          <w:rFonts w:cstheme="minorHAnsi"/>
+        </w:rPr>
+      </w:pPr>
       <w:r>
         <w:rPr>
           <w:rFonts w:cstheme="minorHAnsi"/>
         </w:rPr>
         <w:lastRenderedPageBreak/>
-        <w:t>archaeological assessment if their development could affect a heritage asset of archaeological interest.   A field evaluation may also be necessary.</w:t>
-      </w:r>
-    </w:p>
-    <w:p>
-      <w:pPr>
-        <w:spacing w:after="0" w:line="240" w:lineRule="auto"/>
-        <w:rPr>
-          <w:rFonts w:cstheme="minorHAnsi"/>
-        </w:rPr>
-      </w:pPr>
-    </w:p>
-    <w:p>
-      <w:pPr>
-        <w:spacing w:after="0" w:line="240" w:lineRule="auto"/>
-        <w:rPr>
-          <w:rFonts w:cstheme="minorHAnsi"/>
-        </w:rPr>
-      </w:pPr>
-      <w:r>
-        <w:rPr>
-          <w:rFonts w:cstheme="minorHAnsi"/>
-        </w:rPr>
-        <w:t xml:space="preserve">NPPF paragraphs 199 - 202 place great weight on conserving designated heritage assets, including non-designated heritage assets with an archaeological interest equivalent to scheduled monuments.  Non- designated heritage assets may also merit conservation depending upon their significance and the harm caused (NPPF paragraph 203).  Conservation can mean design changes to preserve remains where they are. </w:t>
-      </w:r>
-    </w:p>
-    <w:p>
-      <w:pPr>
-        <w:spacing w:after="0" w:line="240" w:lineRule="auto"/>
-        <w:rPr>
-          <w:rFonts w:cstheme="minorHAnsi"/>
-        </w:rPr>
-      </w:pPr>
-    </w:p>
-    <w:p>
-      <w:pPr>
-        <w:spacing w:after="0" w:line="240" w:lineRule="auto"/>
-        <w:rPr>
-          <w:rFonts w:cstheme="minorHAnsi"/>
-        </w:rPr>
-      </w:pPr>
-      <w:r>
-        <w:rPr>
-          <w:rFonts w:cstheme="minorHAnsi"/>
-        </w:rPr>
-        <w:t xml:space="preserve">NPPF paragraphs 190 and 197 and London Plan Policy HC1 emphasise the positive contributions heritage assets can make to sustainable communities and places.  Applicants should therefore expect to identify appropriate enhancement opportunities.  </w:t>
-      </w:r>
-    </w:p>
-    <w:p>
-      <w:pPr>
-        <w:spacing w:after="0" w:line="240" w:lineRule="auto"/>
-        <w:rPr>
-          <w:rFonts w:cstheme="minorHAnsi"/>
-        </w:rPr>
-      </w:pPr>
-    </w:p>
-    <w:p>
-      <w:pPr>
-        <w:spacing w:after="0" w:line="240" w:lineRule="auto"/>
-        <w:rPr>
-          <w:rFonts w:cstheme="minorHAnsi"/>
-        </w:rPr>
-      </w:pPr>
-      <w:r>
-        <w:rPr>
-          <w:rFonts w:cstheme="minorHAnsi"/>
-        </w:rPr>
-        <w:t>If preservation is not achievable then if planning consent is granted, paragraph 205 of the NPPF says that applicants should record the significance of any heritage assets that the development harms.  Archaeological consultants can advise on the possible implications of such mitigation requirements for the development programme and costs.</w:t>
-      </w:r>
-    </w:p>
-    <w:p>
-      <w:pPr>
-        <w:spacing w:after="0" w:line="240" w:lineRule="auto"/>
-        <w:rPr>
-          <w:rFonts w:cstheme="minorHAnsi"/>
-        </w:rPr>
-      </w:pPr>
-    </w:p>
-    <w:p>
-      <w:pPr>
-        <w:spacing w:after="0" w:line="240" w:lineRule="auto"/>
-        <w:rPr>
-          <w:rFonts w:cstheme="minorHAnsi"/>
-          <w:u w:val="single"/>
-        </w:rPr>
-      </w:pPr>
-      <w:r>
-        <w:rPr>
-          <w:rFonts w:cstheme="minorHAnsi"/>
-          <w:u w:val="single"/>
-        </w:rPr>
-        <w:t>Recommendations</w:t>
-      </w:r>
-    </w:p>
-    <w:p>
-      <w:pPr>
-        <w:spacing w:after="0" w:line="240" w:lineRule="auto"/>
-        <w:rPr>
-          <w:rFonts w:cstheme="minorHAnsi"/>
-        </w:rPr>
-      </w:pPr>
-    </w:p>
-    <w:p>
-      <w:pPr>
-        <w:spacing w:after="0" w:line="240" w:lineRule="auto"/>
-        <w:rPr>
-          <w:rFonts w:cstheme="minorHAnsi"/>
-        </w:rPr>
-      </w:pPr>
-      <w:r>
-        <w:rPr>
-          <w:rFonts w:cstheme="minorHAnsi"/>
-        </w:rPr>
-        <w:t>I have looked at the information you have supplied and at the Greater London Historic Environment Record.  I have recommended below what more information I would need to advise the planning authority on the effects on archaeological interest and their implications for the planning decision.</w:t>
-      </w:r>
-    </w:p>
-    <w:p>
-      <w:pPr>
-        <w:spacing w:after="0" w:line="240" w:lineRule="auto"/>
-        <w:rPr>
-          <w:rFonts w:cstheme="minorHAnsi"/>
-        </w:rPr>
-      </w:pPr>
-    </w:p>
-    <w:p>
-      <w:pPr>
-        <w:spacing w:after="0" w:line="240" w:lineRule="auto"/>
-        <w:rPr>
-          <w:rFonts w:cstheme="minorHAnsi"/>
-        </w:rPr>
-      </w:pPr>
-      <w:r>
-        <w:rPr>
-          <w:rFonts w:cstheme="minorHAnsi"/>
-        </w:rPr>
-        <w:t>I therefore recommend that the following further studies should be undertaken to inform the preparation of proposals and accompany a planning application:</w:t>
-      </w:r>
-    </w:p>
-    <w:p>
-      <w:pPr>
-        <w:spacing w:after="0" w:line="240" w:lineRule="auto"/>
-        <w:rPr>
-          <w:rFonts w:cstheme="minorHAnsi"/>
-        </w:rPr>
-      </w:pPr>
-    </w:p>
-    <w:p>
-      <w:pPr>
-        <w:spacing w:after="0" w:line="240" w:lineRule="auto"/>
-        <w:rPr>
-          <w:rFonts w:cstheme="minorHAnsi"/>
-        </w:rPr>
-      </w:pPr>
-      <w:r>
-        <w:rPr>
-          <w:rFonts w:cstheme="minorHAnsi"/>
-        </w:rPr>
-        <w:t>&lt;Mitigation Type&gt;</w:t>
-      </w:r>
-      <w:r>
-        <w:rPr>
-          <w:rFonts w:cstheme="minorHAnsi"/>
-          <w:i/>
-        </w:rPr>
-      </w:r>
-      <w:r>
-        <w:rPr>
-          <w:rFonts w:cstheme="minorHAnsi"/>
-        </w:rPr>
-      </w:r>
-    </w:p>
-    <w:p>
-      <w:pPr>
-        <w:spacing w:after="0" w:line="240" w:lineRule="auto"/>
-        <w:rPr>
-          <w:rFonts w:cstheme="minorHAnsi"/>
-        </w:rPr>
-      </w:pPr>
-      <w:r>
-        <w:rPr>
-          <w:rFonts w:cstheme="minorHAnsi"/>
-        </w:rPr>
-        <w:t>&lt;Mitigation&gt;</w:t>
-      </w:r>
-    </w:p>
-    <w:p>
-      <w:pPr>
-        <w:spacing w:after="0" w:line="240" w:lineRule="auto"/>
-        <w:rPr>
-          <w:rFonts w:cstheme="minorHAnsi"/>
-        </w:rPr>
-      </w:pPr>
-    </w:p>
-    <w:p>
-      <w:pPr>
-        <w:spacing w:after="0" w:line="240" w:lineRule="auto"/>
-        <w:ind w:right="-2"/>
-        <w:rPr>
-          <w:rFonts w:cstheme="minorHAnsi"/>
-        </w:rPr>
-      </w:pPr>
-      <w:r>
-        <w:rPr>
-          <w:rFonts w:cstheme="minorHAnsi"/>
-        </w:rPr>
-        <w:t>I will need to agree the work beforehand and it should be carried out by an archaeological practice appointed by the applicant.  The report on the work must set out the significance of the site and the impact of the proposed development.  I will read the report and then advise you on its implications for the planning application.</w:t>
-      </w:r>
-    </w:p>
-    <w:p>
-      <w:pPr>
-        <w:spacing w:after="0" w:line="240" w:lineRule="auto"/>
-        <w:ind w:right="-2"/>
-        <w:rPr>
-          <w:rFonts w:cstheme="minorHAnsi"/>
-        </w:rPr>
-      </w:pPr>
-    </w:p>
-    <w:p>
-      <w:pPr>
-        <w:spacing w:after="0" w:line="240" w:lineRule="auto"/>
-        <w:ind w:right="-2"/>
-        <w:rPr>
-          <w:rFonts w:cstheme="minorHAnsi"/>
-        </w:rPr>
-      </w:pPr>
-      <w:r>
-        <w:rPr>
-          <w:rFonts w:cstheme="minorHAnsi"/>
-        </w:rPr>
-        <w:t xml:space="preserve">This letter concludes GLAAS’ free Initial Pre-application advice (that is, one free cycle of advice and engagement).  Further information on archaeology and planning in Greater London is available on the Historic England website.  If further pre-application advice (other than minor clarifications) is </w:t>
+        <w:t>Yours sincerely</w:t>
+      </w:r>
+    </w:p>
+    <w:p>
+      <w:pPr>
+        <w:spacing w:after="0" w:line="240" w:lineRule="auto"/>
+        <w:rPr>
+          <w:rFonts w:cstheme="minorHAnsi"/>
+        </w:rPr>
+      </w:pPr>
+    </w:p>
+    <w:p>
+      <w:pPr>
+        <w:spacing w:after="0" w:line="240" w:lineRule="auto"/>
+        <w:rPr>
+          <w:rFonts w:cstheme="minorHAnsi"/>
+          <w:b/>
+          <w:bCs/>
+        </w:rPr>
+      </w:pPr>
+      <w:r>
+        <w:rPr>
+          <w:rFonts w:cstheme="minorHAnsi"/>
+          <w:b/>
+          <w:bCs/>
+        </w:rPr>
+        <w:t>&lt;Casework Officer&gt;</w:t>
+      </w:r>
+    </w:p>
+    <w:p>
+      <w:pPr>
+        <w:spacing w:after="0" w:line="240" w:lineRule="auto"/>
+        <w:rPr>
+          <w:rFonts w:cstheme="minorHAnsi"/>
+        </w:rPr>
+      </w:pPr>
+    </w:p>
+    <w:p>
+      <w:pPr>
+        <w:spacing w:after="0" w:line="240" w:lineRule="auto"/>
+        <w:rPr>
+          <w:rFonts w:cstheme="minorHAnsi"/>
+        </w:rPr>
+      </w:pPr>
+      <w:r>
+        <w:rPr>
+          <w:rFonts w:cstheme="minorHAnsi"/>
+        </w:rPr>
+        <w:t>Archaeology Adviser</w:t>
+      </w:r>
+    </w:p>
+    <w:p>
+      <w:pPr>
+        <w:spacing w:after="0" w:line="240" w:lineRule="auto"/>
+        <w:rPr>
+          <w:rFonts w:cstheme="minorHAnsi"/>
+        </w:rPr>
+      </w:pPr>
+      <w:r>
+        <w:rPr>
+          <w:rFonts w:cstheme="minorHAnsi"/>
+        </w:rPr>
+        <w:t>Greater London Archaeological Advisory Service</w:t>
+      </w:r>
+    </w:p>
+    <w:p>
+      <w:pPr>
+        <w:spacing w:after="0" w:line="240" w:lineRule="auto"/>
+        <w:rPr>
+          <w:rFonts w:cstheme="minorHAnsi"/>
+        </w:rPr>
+      </w:pPr>
+      <w:r>
+        <w:rPr>
+          <w:rFonts w:cstheme="minorHAnsi"/>
+        </w:rPr>
+        <w:t xml:space="preserve">London and </w:t>
       </w:r>
       <w:proofErr w:type="gramStart"/>
       <w:r>
         <w:rPr>
           <w:rFonts w:cstheme="minorHAnsi"/>
         </w:rPr>
-        <w:t>requested</w:t>
+        <w:t>South East</w:t>
       </w:r>
       <w:proofErr w:type="gramEnd"/>
       <w:r>
         <w:rPr>
           <w:rFonts w:cstheme="minorHAnsi"/>
         </w:rPr>
-        <w:t xml:space="preserve"> then you will be asked to use our Extended Pre-application service which provides applicants with a bespoke programme of advice and engagement beyond the initial free cycle. We charge for this extended service on a cost-recovery basis; we do not make a profit from it.</w:t>
-      </w:r>
-    </w:p>
-    <w:p>
-      <w:pPr>
-        <w:spacing w:after="0" w:line="240" w:lineRule="auto"/>
-        <w:ind w:right="-2"/>
-        <w:rPr>
-          <w:rFonts w:cstheme="minorHAnsi"/>
-        </w:rPr>
-      </w:pPr>
-    </w:p>
-    <w:p>
-      <w:pPr>
-        <w:spacing w:after="0" w:line="240" w:lineRule="auto"/>
-        <w:rPr>
-          <w:rFonts w:cstheme="minorHAnsi"/>
-        </w:rPr>
-      </w:pPr>
-      <w:r>
-        <w:rPr>
-          <w:rFonts w:cstheme="minorHAnsi"/>
-        </w:rPr>
-        <w:lastRenderedPageBreak/>
-        <w:t xml:space="preserve">This Initial Pre-application advice relates solely to archaeological considerations, is provided without prejudice to the local authority’s decision-making </w:t>
-      </w:r>
-      <w:proofErr w:type="gramStart"/>
-      <w:r>
-        <w:rPr>
-          <w:rFonts w:cstheme="minorHAnsi"/>
-        </w:rPr>
-        <w:t>role, and</w:t>
-      </w:r>
-      <w:proofErr w:type="gramEnd"/>
-      <w:r>
-        <w:rPr>
-          <w:rFonts w:cstheme="minorHAnsi"/>
-        </w:rPr>
-        <w:t xml:space="preserve"> may be shared with the local authority on whose behalf it is given.  You should also consult Historic England’s Development Management team on statutory matters.</w:t>
-      </w:r>
-    </w:p>
-    <w:p>
-      <w:pPr>
-        <w:spacing w:after="0" w:line="240" w:lineRule="auto"/>
-        <w:rPr>
-          <w:rFonts w:cstheme="minorHAnsi"/>
-        </w:rPr>
-      </w:pPr>
-    </w:p>
-    <w:p>
-      <w:pPr>
-        <w:spacing w:after="0" w:line="240" w:lineRule="auto"/>
-        <w:rPr>
-          <w:rFonts w:cstheme="minorHAnsi"/>
-        </w:rPr>
-      </w:pPr>
-      <w:r>
-        <w:rPr>
-          <w:rFonts w:cstheme="minorHAnsi"/>
-        </w:rPr>
-        <w:t xml:space="preserve">You can find more information on archaeology and planning in Greater London on our website. </w:t>
-      </w:r>
-    </w:p>
-    <w:p>
-      <w:pPr>
-        <w:spacing w:after="0" w:line="240" w:lineRule="auto"/>
-        <w:rPr>
-          <w:rFonts w:cstheme="minorHAnsi"/>
-        </w:rPr>
-      </w:pPr>
-    </w:p>
-    <w:p>
-      <w:pPr>
-        <w:spacing w:after="0" w:line="240" w:lineRule="auto"/>
-        <w:rPr>
-          <w:rFonts w:cstheme="minorHAnsi"/>
-        </w:rPr>
-      </w:pPr>
-      <w:r>
-        <w:rPr>
-          <w:rFonts w:cstheme="minorHAnsi"/>
-        </w:rPr>
-        <w:t>Yours sincerely</w:t>
-      </w:r>
-    </w:p>
-    <w:p>
-      <w:pPr>
-        <w:spacing w:after="0" w:line="240" w:lineRule="auto"/>
-        <w:rPr>
-          <w:rFonts w:cstheme="minorHAnsi"/>
-        </w:rPr>
-      </w:pPr>
-    </w:p>
-    <w:p>
-      <w:pPr>
-        <w:spacing w:after="0" w:line="240" w:lineRule="auto"/>
-        <w:rPr>
-          <w:rFonts w:cstheme="minorHAnsi"/>
-        </w:rPr>
-      </w:pPr>
-      <w:r>
-        <w:rPr>
-          <w:rFonts w:cstheme="minorHAnsi"/>
-        </w:rPr>
-        <w:t>&lt;Casework Officer&gt;</w:t>
-      </w:r>
-    </w:p>
-    <w:p>
-      <w:pPr>
-        <w:spacing w:after="0" w:line="240" w:lineRule="auto"/>
-        <w:rPr>
-          <w:rFonts w:cstheme="minorHAnsi"/>
-        </w:rPr>
-      </w:pPr>
-      <w:r>
-        <w:rPr>
-          <w:rFonts w:cstheme="minorHAnsi"/>
-        </w:rPr>
-        <w:t>Archaeology Adviser</w:t>
-      </w:r>
-    </w:p>
-    <w:p>
-      <w:pPr>
-        <w:spacing w:after="0" w:line="240" w:lineRule="auto"/>
-        <w:rPr>
-          <w:rFonts w:cstheme="minorHAnsi"/>
-        </w:rPr>
-      </w:pPr>
-      <w:r>
-        <w:rPr>
-          <w:rFonts w:cstheme="minorHAnsi"/>
-        </w:rPr>
-        <w:t>Greater London Archaeological Advisory Service</w:t>
-      </w:r>
-    </w:p>
-    <w:p>
-      <w:pPr>
-        <w:spacing w:after="0" w:line="240" w:lineRule="auto"/>
-        <w:rPr>
-          <w:rFonts w:cstheme="minorHAnsi"/>
-        </w:rPr>
-      </w:pPr>
-      <w:r>
-        <w:rPr>
-          <w:rFonts w:cstheme="minorHAnsi"/>
-        </w:rPr>
-        <w:t xml:space="preserve">London and </w:t>
-      </w:r>
-      <w:proofErr w:type="gramStart"/>
-      <w:r>
-        <w:rPr>
-          <w:rFonts w:cstheme="minorHAnsi"/>
-        </w:rPr>
-        <w:t>South East</w:t>
-      </w:r>
-      <w:proofErr w:type="gramEnd"/>
-      <w:r>
-        <w:rPr>
-          <w:rFonts w:cstheme="minorHAnsi"/>
-        </w:rPr>
         <w:t xml:space="preserve"> Region</w:t>
       </w:r>
     </w:p>
     <w:p>
       <w:pPr>
-        <w:rPr>
-          <w:rFonts w:cstheme="minorHAnsi"/>
-        </w:rPr>
-      </w:pPr>
-    </w:p>
-    <w:p>
-      <w:pPr>
-        <w:rPr>
-          <w:rFonts w:cstheme="minorHAnsi"/>
-        </w:rPr>
-      </w:pPr>
-    </w:p>
-    <w:p>
-      <w:pPr>
+        <w:spacing w:after="0" w:line="240" w:lineRule="auto"/>
+        <w:rPr>
+          <w:rFonts w:cstheme="minorHAnsi"/>
+        </w:rPr>
+      </w:pPr>
+    </w:p>
+    <w:p>
+      <w:pPr>
+        <w:spacing w:after="0" w:line="240" w:lineRule="auto"/>
+        <w:rPr>
+          <w:rFonts w:cstheme="minorHAnsi"/>
+        </w:rPr>
+      </w:pPr>
+    </w:p>
+    <w:p>
+      <w:pPr>
+        <w:spacing w:after="0" w:line="240" w:lineRule="auto"/>
         <w:rPr>
           <w:rFonts w:cstheme="minorHAnsi"/>
         </w:rPr>
@@ -2459,7 +2392,6 @@
   <w:style w:type="character" w:default="1" w:styleId="DefaultParagraphFont">
     <w:name w:val="Default Paragraph Font"/>
     <w:uiPriority w:val="1"/>
-    <w:semiHidden/>
     <w:unhideWhenUsed/>
   </w:style>
   <w:style w:type="table" w:default="1" w:styleId="TableNormal">
@@ -3144,7 +3076,12 @@
 </file>
 
 <file path=customXml/item2.xml><?xml version="1.0" encoding="utf-8"?>
-<b:Sources xmlns:b="http://schemas.openxmlformats.org/officeDocument/2006/bibliography" xmlns="http://schemas.openxmlformats.org/officeDocument/2006/bibliography" SelectedStyle="/APASixthEditionOfficeOnline.xsl" StyleName="APA" Version="6"/>
+<?mso-contentType ?>
+<FormTemplates xmlns="http://schemas.microsoft.com/sharepoint/v3/contenttype/forms">
+  <Display>DocumentLibraryForm</Display>
+  <Edit>DocumentLibraryForm</Edit>
+  <New>DocumentLibraryForm</New>
+</FormTemplates>
 </file>
 
 <file path=customXml/item3.xml><?xml version="1.0" encoding="utf-8"?>
@@ -3343,12 +3280,7 @@
 </file>
 
 <file path=customXml/item4.xml><?xml version="1.0" encoding="utf-8"?>
-<?mso-contentType ?>
-<FormTemplates xmlns="http://schemas.microsoft.com/sharepoint/v3/contenttype/forms">
-  <Display>DocumentLibraryForm</Display>
-  <Edit>DocumentLibraryForm</Edit>
-  <New>DocumentLibraryForm</New>
-</FormTemplates>
+<b:Sources xmlns:b="http://schemas.openxmlformats.org/officeDocument/2006/bibliography" xmlns="http://schemas.openxmlformats.org/officeDocument/2006/bibliography" SelectedStyle="/APASixthEditionOfficeOnline.xsl" StyleName="APA" Version="6"/>
 </file>
 
 <file path=customXml/itemProps1.xml><?xml version="1.0" encoding="utf-8"?>
@@ -3363,9 +3295,9 @@
 </file>
 
 <file path=customXml/itemProps2.xml><?xml version="1.0" encoding="utf-8"?>
-<ds:datastoreItem xmlns:ds="http://schemas.openxmlformats.org/officeDocument/2006/customXml" ds:itemID="{3B4892E8-18D6-D444-BA6E-299F0B60384F}">
+<ds:datastoreItem xmlns:ds="http://schemas.openxmlformats.org/officeDocument/2006/customXml" ds:itemID="{45FB1F57-968F-4A6E-AEE9-65961EB5FADD}">
   <ds:schemaRefs>
-    <ds:schemaRef ds:uri="http://schemas.openxmlformats.org/officeDocument/2006/bibliography"/>
+    <ds:schemaRef ds:uri="http://schemas.microsoft.com/sharepoint/v3/contenttype/forms"/>
   </ds:schemaRefs>
 </ds:datastoreItem>
 </file>
@@ -3390,9 +3322,9 @@
 </file>
 
 <file path=customXml/itemProps4.xml><?xml version="1.0" encoding="utf-8"?>
-<ds:datastoreItem xmlns:ds="http://schemas.openxmlformats.org/officeDocument/2006/customXml" ds:itemID="{45FB1F57-968F-4A6E-AEE9-65961EB5FADD}">
+<ds:datastoreItem xmlns:ds="http://schemas.openxmlformats.org/officeDocument/2006/customXml" ds:itemID="{3B4892E8-18D6-D444-BA6E-299F0B60384F}">
   <ds:schemaRefs>
-    <ds:schemaRef ds:uri="http://schemas.microsoft.com/sharepoint/v3/contenttype/forms"/>
+    <ds:schemaRef ds:uri="http://schemas.openxmlformats.org/officeDocument/2006/bibliography"/>
   </ds:schemaRefs>
 </ds:datastoreItem>
 </file>
--- a/arches_her/docx/Pre-app Predetermination letter.docx
+++ b/arches_her/docx/Pre-app Predetermination letter.docx
@@ -29,7 +29,7 @@
       <w:tr>
         <w:tc>
           <w:tcPr>
-            <w:tcW w:w="6384" w:type="dxa"/>
+            <w:tcW w:w="6363" w:type="dxa"/>
           </w:tcPr>
           <w:p>
             <w:pPr>
@@ -44,7 +44,7 @@
         </w:tc>
         <w:tc>
           <w:tcPr>
-            <w:tcW w:w="3681" w:type="dxa"/>
+            <w:tcW w:w="3702" w:type="dxa"/>
           </w:tcPr>
           <w:p>
             <w:pPr>
@@ -61,7 +61,7 @@
       <w:tr>
         <w:tc>
           <w:tcPr>
-            <w:tcW w:w="6384" w:type="dxa"/>
+            <w:tcW w:w="6363" w:type="dxa"/>
           </w:tcPr>
           <w:p>
             <w:pPr>
@@ -82,7 +82,7 @@
         </w:tc>
         <w:tc>
           <w:tcPr>
-            <w:tcW w:w="3681" w:type="dxa"/>
+            <w:tcW w:w="3702" w:type="dxa"/>
           </w:tcPr>
           <w:p>
             <w:pPr>
@@ -105,7 +105,7 @@
       <w:tr>
         <w:tc>
           <w:tcPr>
-            <w:tcW w:w="6384" w:type="dxa"/>
+            <w:tcW w:w="6363" w:type="dxa"/>
           </w:tcPr>
           <w:p>
             <w:pPr>
@@ -126,7 +126,7 @@
         </w:tc>
         <w:tc>
           <w:tcPr>
-            <w:tcW w:w="3681" w:type="dxa"/>
+            <w:tcW w:w="3702" w:type="dxa"/>
           </w:tcPr>
           <w:p>
             <w:pPr>
@@ -149,7 +149,7 @@
       <w:tr>
         <w:tc>
           <w:tcPr>
-            <w:tcW w:w="6384" w:type="dxa"/>
+            <w:tcW w:w="6363" w:type="dxa"/>
           </w:tcPr>
           <w:p>
             <w:pPr>
@@ -164,7 +164,7 @@
         </w:tc>
         <w:tc>
           <w:tcPr>
-            <w:tcW w:w="3681" w:type="dxa"/>
+            <w:tcW w:w="3702" w:type="dxa"/>
           </w:tcPr>
           <w:p>
             <w:pPr>
@@ -181,7 +181,7 @@
       <w:tr>
         <w:tc>
           <w:tcPr>
-            <w:tcW w:w="6384" w:type="dxa"/>
+            <w:tcW w:w="6363" w:type="dxa"/>
           </w:tcPr>
           <w:p>
             <w:pPr>
@@ -196,7 +196,7 @@
         </w:tc>
         <w:tc>
           <w:tcPr>
-            <w:tcW w:w="3681" w:type="dxa"/>
+            <w:tcW w:w="3702" w:type="dxa"/>
           </w:tcPr>
           <w:p>
             <w:pPr>
@@ -219,7 +219,7 @@
       <w:tr>
         <w:tc>
           <w:tcPr>
-            <w:tcW w:w="6384" w:type="dxa"/>
+            <w:tcW w:w="6363" w:type="dxa"/>
           </w:tcPr>
           <w:p>
             <w:pPr>
@@ -234,7 +234,7 @@
         </w:tc>
         <w:tc>
           <w:tcPr>
-            <w:tcW w:w="3681" w:type="dxa"/>
+            <w:tcW w:w="3702" w:type="dxa"/>
           </w:tcPr>
           <w:p>
             <w:pPr>
@@ -257,7 +257,7 @@
       <w:tr>
         <w:tc>
           <w:tcPr>
-            <w:tcW w:w="6384" w:type="dxa"/>
+            <w:tcW w:w="6363" w:type="dxa"/>
           </w:tcPr>
           <w:p>
             <w:pPr>
@@ -272,7 +272,7 @@
         </w:tc>
         <w:tc>
           <w:tcPr>
-            <w:tcW w:w="3681" w:type="dxa"/>
+            <w:tcW w:w="3702" w:type="dxa"/>
           </w:tcPr>
           <w:p>
             <w:pPr>
@@ -290,6 +290,13 @@
               <w:t>&lt;Casework Officer Email&gt;</w:t>
             </w:r>
           </w:p>
+        </w:tc>
+      </w:tr>
+      <w:tr>
+        <w:tc>
+          <w:tcPr>
+            <w:tcW w:w="6363" w:type="dxa"/>
+          </w:tcPr>
           <w:p>
             <w:pPr>
               <w:tabs>
@@ -300,6 +307,43 @@
               </w:rPr>
             </w:pPr>
           </w:p>
+        </w:tc>
+        <w:tc>
+          <w:tcPr>
+            <w:tcW w:w="3702" w:type="dxa"/>
+          </w:tcPr>
+          <w:p>
+            <w:pPr>
+              <w:tabs>
+                <w:tab w:val="left" w:pos="5812"/>
+              </w:tabs>
+              <w:rPr>
+                <w:rFonts w:cstheme="minorHAnsi"/>
+              </w:rPr>
+            </w:pPr>
+          </w:p>
+        </w:tc>
+      </w:tr>
+      <w:tr>
+        <w:tc>
+          <w:tcPr>
+            <w:tcW w:w="6363" w:type="dxa"/>
+          </w:tcPr>
+          <w:p>
+            <w:pPr>
+              <w:tabs>
+                <w:tab w:val="left" w:pos="5812"/>
+              </w:tabs>
+              <w:rPr>
+                <w:rFonts w:cstheme="minorHAnsi"/>
+              </w:rPr>
+            </w:pPr>
+          </w:p>
+        </w:tc>
+        <w:tc>
+          <w:tcPr>
+            <w:tcW w:w="3702" w:type="dxa"/>
+          </w:tcPr>
           <w:p>
             <w:pPr>
               <w:tabs>
@@ -313,19 +357,7 @@
               <w:rPr>
                 <w:rFonts w:cstheme="minorHAnsi"/>
               </w:rPr>
-              <w:t>&lt;Completion Date</w:t>
-            </w:r>
-            <w:r>
-              <w:rPr>
-                <w:rFonts w:cstheme="minorHAnsi"/>
-              </w:rPr>
-              <w:t>||%Y-%m-%d||%d %B %Y</w:t>
-            </w:r>
-            <w:r>
-              <w:rPr>
-                <w:rFonts w:cstheme="minorHAnsi"/>
-              </w:rPr>
-              <w:t>&gt;</w:t>
+              <w:t>&lt;Completion Date||%Y-%m-%d||%d %B %Y&gt;</w:t>
             </w:r>
           </w:p>
         </w:tc>
@@ -442,7 +474,6 @@
         <w:spacing w:after="0" w:line="240" w:lineRule="auto"/>
         <w:rPr>
           <w:rFonts w:cstheme="minorHAnsi"/>
-          <w:bCs/>
           <w:i/>
           <w:iCs/>
         </w:rPr>
@@ -450,7 +481,6 @@
       <w:r>
         <w:rPr>
           <w:rFonts w:cstheme="minorHAnsi"/>
-          <w:bCs/>
           <w:i/>
           <w:iCs/>
         </w:rPr>
@@ -2392,6 +2422,7 @@
   <w:style w:type="character" w:default="1" w:styleId="DefaultParagraphFont">
     <w:name w:val="Default Paragraph Font"/>
     <w:uiPriority w:val="1"/>
+    <w:semiHidden/>
     <w:unhideWhenUsed/>
   </w:style>
   <w:style w:type="table" w:default="1" w:styleId="TableNormal">
@@ -3076,12 +3107,7 @@
 </file>
 
 <file path=customXml/item2.xml><?xml version="1.0" encoding="utf-8"?>
-<?mso-contentType ?>
-<FormTemplates xmlns="http://schemas.microsoft.com/sharepoint/v3/contenttype/forms">
-  <Display>DocumentLibraryForm</Display>
-  <Edit>DocumentLibraryForm</Edit>
-  <New>DocumentLibraryForm</New>
-</FormTemplates>
+<b:Sources xmlns:b="http://schemas.openxmlformats.org/officeDocument/2006/bibliography" xmlns="http://schemas.openxmlformats.org/officeDocument/2006/bibliography" SelectedStyle="/APASixthEditionOfficeOnline.xsl" StyleName="APA" Version="6"/>
 </file>
 
 <file path=customXml/item3.xml><?xml version="1.0" encoding="utf-8"?>
@@ -3280,7 +3306,12 @@
 </file>
 
 <file path=customXml/item4.xml><?xml version="1.0" encoding="utf-8"?>
-<b:Sources xmlns:b="http://schemas.openxmlformats.org/officeDocument/2006/bibliography" xmlns="http://schemas.openxmlformats.org/officeDocument/2006/bibliography" SelectedStyle="/APASixthEditionOfficeOnline.xsl" StyleName="APA" Version="6"/>
+<?mso-contentType ?>
+<FormTemplates xmlns="http://schemas.microsoft.com/sharepoint/v3/contenttype/forms">
+  <Display>DocumentLibraryForm</Display>
+  <Edit>DocumentLibraryForm</Edit>
+  <New>DocumentLibraryForm</New>
+</FormTemplates>
 </file>
 
 <file path=customXml/itemProps1.xml><?xml version="1.0" encoding="utf-8"?>
@@ -3295,9 +3326,9 @@
 </file>
 
 <file path=customXml/itemProps2.xml><?xml version="1.0" encoding="utf-8"?>
-<ds:datastoreItem xmlns:ds="http://schemas.openxmlformats.org/officeDocument/2006/customXml" ds:itemID="{45FB1F57-968F-4A6E-AEE9-65961EB5FADD}">
+<ds:datastoreItem xmlns:ds="http://schemas.openxmlformats.org/officeDocument/2006/customXml" ds:itemID="{3B4892E8-18D6-D444-BA6E-299F0B60384F}">
   <ds:schemaRefs>
-    <ds:schemaRef ds:uri="http://schemas.microsoft.com/sharepoint/v3/contenttype/forms"/>
+    <ds:schemaRef ds:uri="http://schemas.openxmlformats.org/officeDocument/2006/bibliography"/>
   </ds:schemaRefs>
 </ds:datastoreItem>
 </file>
@@ -3322,9 +3353,9 @@
 </file>
 
 <file path=customXml/itemProps4.xml><?xml version="1.0" encoding="utf-8"?>
-<ds:datastoreItem xmlns:ds="http://schemas.openxmlformats.org/officeDocument/2006/customXml" ds:itemID="{3B4892E8-18D6-D444-BA6E-299F0B60384F}">
+<ds:datastoreItem xmlns:ds="http://schemas.openxmlformats.org/officeDocument/2006/customXml" ds:itemID="{45FB1F57-968F-4A6E-AEE9-65961EB5FADD}">
   <ds:schemaRefs>
-    <ds:schemaRef ds:uri="http://schemas.openxmlformats.org/officeDocument/2006/bibliography"/>
+    <ds:schemaRef ds:uri="http://schemas.microsoft.com/sharepoint/v3/contenttype/forms"/>
   </ds:schemaRefs>
 </ds:datastoreItem>
 </file>
--- a/arches_her/docx/Pre-app Predetermination letter.docx
+++ b/arches_her/docx/Pre-app Predetermination letter.docx
@@ -535,7 +535,7 @@
         <w:rPr>
           <w:rFonts w:cstheme="minorHAnsi"/>
         </w:rPr>
-        <w:t xml:space="preserve">Thank you for your consultation received on &lt;Log Date||%Y-%m-%d||%d %B %Y &gt;.  </w:t>
+        <w:t xml:space="preserve">Thank you for your consultation received on &lt;Log Date||%Y-%m-%d||%d %B %Y&gt;.  </w:t>
       </w:r>
     </w:p>
     <w:p>
@@ -833,57 +833,29 @@
         <w:rPr>
           <w:rFonts w:cstheme="minorHAnsi"/>
         </w:rPr>
-        <w:t xml:space="preserve">This letter concludes GLAAS’ free Initial Pre-application advice (that is, one free cycle of advice and engagement).  Further information on archaeology and planning in Greater London is available on the Historic England website.  If further pre-application advice (other than minor clarifications) is </w:t>
-      </w:r>
-      <w:proofErr w:type="gramStart"/>
-      <w:r>
-        <w:rPr>
-          <w:rFonts w:cstheme="minorHAnsi"/>
-        </w:rPr>
-        <w:t>requested</w:t>
-      </w:r>
-      <w:proofErr w:type="gramEnd"/>
-      <w:r>
-        <w:rPr>
-          <w:rFonts w:cstheme="minorHAnsi"/>
-        </w:rPr>
-        <w:t xml:space="preserve"> then you will be asked to use our Extended Pre-application service which provides applicants with a bespoke programme of advice and engagement beyond the initial free cycle. We charge for this extended service on a cost-recovery basis; we do not make a profit from it.</w:t>
-      </w:r>
-    </w:p>
-    <w:p>
-      <w:pPr>
-        <w:spacing w:after="0" w:line="240" w:lineRule="auto"/>
-        <w:rPr>
-          <w:rFonts w:cstheme="minorHAnsi"/>
-        </w:rPr>
-      </w:pPr>
-    </w:p>
-    <w:p>
-      <w:pPr>
-        <w:spacing w:after="0" w:line="240" w:lineRule="auto"/>
-        <w:rPr>
-          <w:rFonts w:cstheme="minorHAnsi"/>
-        </w:rPr>
-      </w:pPr>
-      <w:r>
-        <w:rPr>
-          <w:rFonts w:cstheme="minorHAnsi"/>
-        </w:rPr>
-        <w:t xml:space="preserve">This Initial Pre-application advice relates solely to archaeological considerations, is provided without prejudice to the local authority’s decision-making </w:t>
-      </w:r>
-      <w:proofErr w:type="gramStart"/>
-      <w:r>
-        <w:rPr>
-          <w:rFonts w:cstheme="minorHAnsi"/>
-        </w:rPr>
-        <w:t>role, and</w:t>
-      </w:r>
-      <w:proofErr w:type="gramEnd"/>
-      <w:r>
-        <w:rPr>
-          <w:rFonts w:cstheme="minorHAnsi"/>
-        </w:rPr>
-        <w:t xml:space="preserve"> may be shared with the local authority on whose behalf it is given.  You should also consult Historic England’s Development Management team on statutory matters.</w:t>
+        <w:t>This letter concludes GLAAS’ free Initial Pre-application advice (that is, one free cycle of advice and engagement).  Further information on archaeology and planning in Greater London is available on the Historic England website.  If further pre-application advice (other than minor clarifications) is requested then you will be asked to use our Extended Pre-application service which provides applicants with a bespoke programme of advice and engagement beyond the initial free cycle. We charge for this extended service on a cost-recovery basis; we do not make a profit from it.</w:t>
+      </w:r>
+    </w:p>
+    <w:p>
+      <w:pPr>
+        <w:spacing w:after="0" w:line="240" w:lineRule="auto"/>
+        <w:rPr>
+          <w:rFonts w:cstheme="minorHAnsi"/>
+        </w:rPr>
+      </w:pPr>
+    </w:p>
+    <w:p>
+      <w:pPr>
+        <w:spacing w:after="0" w:line="240" w:lineRule="auto"/>
+        <w:rPr>
+          <w:rFonts w:cstheme="minorHAnsi"/>
+        </w:rPr>
+      </w:pPr>
+      <w:r>
+        <w:rPr>
+          <w:rFonts w:cstheme="minorHAnsi"/>
+        </w:rPr>
+        <w:t>This Initial Pre-application advice relates solely to archaeological considerations, is provided without prejudice to the local authority’s decision-making role, and may be shared with the local authority on whose behalf it is given.  You should also consult Historic England’s Development Management team on statutory matters.</w:t>
       </w:r>
     </w:p>
     <w:p>
@@ -1004,21 +976,7 @@
         <w:rPr>
           <w:rFonts w:cstheme="minorHAnsi"/>
         </w:rPr>
-        <w:t xml:space="preserve">London and </w:t>
-      </w:r>
-      <w:proofErr w:type="gramStart"/>
-      <w:r>
-        <w:rPr>
-          <w:rFonts w:cstheme="minorHAnsi"/>
-        </w:rPr>
-        <w:t>South East</w:t>
-      </w:r>
-      <w:proofErr w:type="gramEnd"/>
-      <w:r>
-        <w:rPr>
-          <w:rFonts w:cstheme="minorHAnsi"/>
-        </w:rPr>
-        <w:t xml:space="preserve"> Region</w:t>
+        <w:t>London and South East Region</w:t>
       </w:r>
     </w:p>
     <w:p>
@@ -1286,9 +1244,8 @@
         <w:sz w:val="16"/>
         <w:szCs w:val="16"/>
       </w:rPr>
-      <w:t xml:space="preserve">Historic England, 4th Floor, Cannon Bridge House, 25 </w:t>
+      <w:t>Historic England, 4th Floor, Cannon Bridge House, 25 Dowgate Hill, London EC4R 2YA</w:t>
     </w:r>
-    <w:proofErr w:type="spellStart"/>
     <w:r>
       <w:rPr>
         <w:rFonts w:ascii="Arial" w:hAnsi="Arial"/>
@@ -1297,27 +1254,6 @@
         <w:sz w:val="16"/>
         <w:szCs w:val="16"/>
       </w:rPr>
-      <w:t>Dowgate</w:t>
-    </w:r>
-    <w:proofErr w:type="spellEnd"/>
-    <w:r>
-      <w:rPr>
-        <w:rFonts w:ascii="Arial" w:hAnsi="Arial"/>
-        <w:b/>
-        <w:bCs/>
-        <w:sz w:val="16"/>
-        <w:szCs w:val="16"/>
-      </w:rPr>
-      <w:t xml:space="preserve"> Hill, London EC4R 2YA</w:t>
-    </w:r>
-    <w:r>
-      <w:rPr>
-        <w:rFonts w:ascii="Arial" w:hAnsi="Arial"/>
-        <w:b/>
-        <w:bCs/>
-        <w:sz w:val="16"/>
-        <w:szCs w:val="16"/>
-      </w:rPr>
       <w:br/>
     </w:r>
     <w:r>
@@ -1334,16 +1270,15 @@
         <w:sz w:val="16"/>
         <w:szCs w:val="16"/>
       </w:rPr>
-      <w:t xml:space="preserve">020 7973 </w:t>
+      <w:t>020 7973 3700</w:t>
     </w:r>
-    <w:proofErr w:type="gramStart"/>
     <w:r>
       <w:rPr>
         <w:rFonts w:ascii="Arial" w:hAnsi="Arial"/>
         <w:sz w:val="16"/>
         <w:szCs w:val="16"/>
       </w:rPr>
-      <w:t>3700</w:t>
+      <w:t xml:space="preserve">  </w:t>
     </w:r>
     <w:r>
       <w:rPr>
@@ -1351,24 +1286,7 @@
         <w:sz w:val="16"/>
         <w:szCs w:val="16"/>
       </w:rPr>
-      <w:t xml:space="preserve">  </w:t>
-    </w:r>
-    <w:r>
-      <w:rPr>
-        <w:rFonts w:ascii="Arial" w:hAnsi="Arial"/>
-        <w:sz w:val="16"/>
-        <w:szCs w:val="16"/>
-      </w:rPr>
-      <w:t>|</w:t>
-    </w:r>
-    <w:proofErr w:type="gramEnd"/>
-    <w:r>
-      <w:rPr>
-        <w:rFonts w:ascii="Arial" w:hAnsi="Arial"/>
-        <w:sz w:val="16"/>
-        <w:szCs w:val="16"/>
-      </w:rPr>
-      <w:t xml:space="preserve">  </w:t>
+      <w:t xml:space="preserve">|  </w:t>
     </w:r>
     <w:r>
       <w:rPr>
@@ -3096,21 +3014,6 @@
 </file>
 
 <file path=customXml/item1.xml><?xml version="1.0" encoding="utf-8"?>
-<p:properties xmlns:p="http://schemas.microsoft.com/office/2006/metadata/properties" xmlns:xsi="http://www.w3.org/2001/XMLSchema-instance" xmlns:pc="http://schemas.microsoft.com/office/infopath/2007/PartnerControls">
-  <documentManagement>
-    <lcf76f155ced4ddcb4097134ff3c332f xmlns="e789b7fa-a83c-4c6b-9e01-87c723f67228">
-      <Terms xmlns="http://schemas.microsoft.com/office/infopath/2007/PartnerControls"/>
-    </lcf76f155ced4ddcb4097134ff3c332f>
-    <TaxCatchAll xmlns="bb952b06-3268-4e55-b0fe-9eb49669fc08" xsi:nil="true"/>
-  </documentManagement>
-</p:properties>
-</file>
-
-<file path=customXml/item2.xml><?xml version="1.0" encoding="utf-8"?>
-<b:Sources xmlns:b="http://schemas.openxmlformats.org/officeDocument/2006/bibliography" xmlns="http://schemas.openxmlformats.org/officeDocument/2006/bibliography" SelectedStyle="/APASixthEditionOfficeOnline.xsl" StyleName="APA" Version="6"/>
-</file>
-
-<file path=customXml/item3.xml><?xml version="1.0" encoding="utf-8"?>
 <ct:contentTypeSchema xmlns:ct="http://schemas.microsoft.com/office/2006/metadata/contentType" xmlns:ma="http://schemas.microsoft.com/office/2006/metadata/properties/metaAttributes" ct:_="" ma:_="" ma:contentTypeName="Document" ma:contentTypeID="0x010100B89331DE8EA64F4FBEA00113BF0E4514" ma:contentTypeVersion="11" ma:contentTypeDescription="Create a new document." ma:contentTypeScope="" ma:versionID="0b60b04e60edb8b2e7e2fe1cc7d413e0">
   <xsd:schema xmlns:xsd="http://www.w3.org/2001/XMLSchema" xmlns:xs="http://www.w3.org/2001/XMLSchema" xmlns:p="http://schemas.microsoft.com/office/2006/metadata/properties" xmlns:ns2="e789b7fa-a83c-4c6b-9e01-87c723f67228" xmlns:ns3="bb952b06-3268-4e55-b0fe-9eb49669fc08" targetNamespace="http://schemas.microsoft.com/office/2006/metadata/properties" ma:root="true" ma:fieldsID="52467e30880403e5f73a15b97b0992c8" ns2:_="" ns3:_="">
     <xsd:import namespace="e789b7fa-a83c-4c6b-9e01-87c723f67228"/>
@@ -3305,6 +3208,21 @@
 </ct:contentTypeSchema>
 </file>
 
+<file path=customXml/item2.xml><?xml version="1.0" encoding="utf-8"?>
+<b:Sources xmlns:b="http://schemas.openxmlformats.org/officeDocument/2006/bibliography" xmlns="http://schemas.openxmlformats.org/officeDocument/2006/bibliography" SelectedStyle="/APASixthEditionOfficeOnline.xsl" StyleName="APA" Version="6"/>
+</file>
+
+<file path=customXml/item3.xml><?xml version="1.0" encoding="utf-8"?>
+<p:properties xmlns:p="http://schemas.microsoft.com/office/2006/metadata/properties" xmlns:xsi="http://www.w3.org/2001/XMLSchema-instance" xmlns:pc="http://schemas.microsoft.com/office/infopath/2007/PartnerControls">
+  <documentManagement>
+    <lcf76f155ced4ddcb4097134ff3c332f xmlns="e789b7fa-a83c-4c6b-9e01-87c723f67228">
+      <Terms xmlns="http://schemas.microsoft.com/office/infopath/2007/PartnerControls"/>
+    </lcf76f155ced4ddcb4097134ff3c332f>
+    <TaxCatchAll xmlns="bb952b06-3268-4e55-b0fe-9eb49669fc08" xsi:nil="true"/>
+  </documentManagement>
+</p:properties>
+</file>
+
 <file path=customXml/item4.xml><?xml version="1.0" encoding="utf-8"?>
 <?mso-contentType ?>
 <FormTemplates xmlns="http://schemas.microsoft.com/sharepoint/v3/contenttype/forms">
@@ -3315,25 +3233,6 @@
 </file>
 
 <file path=customXml/itemProps1.xml><?xml version="1.0" encoding="utf-8"?>
-<ds:datastoreItem xmlns:ds="http://schemas.openxmlformats.org/officeDocument/2006/customXml" ds:itemID="{EF43FDED-CD1D-4301-B761-71C1DCC851CC}">
-  <ds:schemaRefs>
-    <ds:schemaRef ds:uri="http://schemas.microsoft.com/office/2006/metadata/properties"/>
-    <ds:schemaRef ds:uri="http://schemas.microsoft.com/office/infopath/2007/PartnerControls"/>
-    <ds:schemaRef ds:uri="e789b7fa-a83c-4c6b-9e01-87c723f67228"/>
-    <ds:schemaRef ds:uri="bb952b06-3268-4e55-b0fe-9eb49669fc08"/>
-  </ds:schemaRefs>
-</ds:datastoreItem>
-</file>
-
-<file path=customXml/itemProps2.xml><?xml version="1.0" encoding="utf-8"?>
-<ds:datastoreItem xmlns:ds="http://schemas.openxmlformats.org/officeDocument/2006/customXml" ds:itemID="{3B4892E8-18D6-D444-BA6E-299F0B60384F}">
-  <ds:schemaRefs>
-    <ds:schemaRef ds:uri="http://schemas.openxmlformats.org/officeDocument/2006/bibliography"/>
-  </ds:schemaRefs>
-</ds:datastoreItem>
-</file>
-
-<file path=customXml/itemProps3.xml><?xml version="1.0" encoding="utf-8"?>
 <ds:datastoreItem xmlns:ds="http://schemas.openxmlformats.org/officeDocument/2006/customXml" ds:itemID="{93F00A47-6514-4C46-91C6-8D2331E8318E}">
   <ds:schemaRefs>
     <ds:schemaRef ds:uri="http://schemas.microsoft.com/office/2006/metadata/contentType"/>
@@ -3352,6 +3251,25 @@
 </ds:datastoreItem>
 </file>
 
+<file path=customXml/itemProps2.xml><?xml version="1.0" encoding="utf-8"?>
+<ds:datastoreItem xmlns:ds="http://schemas.openxmlformats.org/officeDocument/2006/customXml" ds:itemID="{3B4892E8-18D6-D444-BA6E-299F0B60384F}">
+  <ds:schemaRefs>
+    <ds:schemaRef ds:uri="http://schemas.openxmlformats.org/officeDocument/2006/bibliography"/>
+  </ds:schemaRefs>
+</ds:datastoreItem>
+</file>
+
+<file path=customXml/itemProps3.xml><?xml version="1.0" encoding="utf-8"?>
+<ds:datastoreItem xmlns:ds="http://schemas.openxmlformats.org/officeDocument/2006/customXml" ds:itemID="{EF43FDED-CD1D-4301-B761-71C1DCC851CC}">
+  <ds:schemaRefs>
+    <ds:schemaRef ds:uri="http://schemas.microsoft.com/office/2006/metadata/properties"/>
+    <ds:schemaRef ds:uri="http://schemas.microsoft.com/office/infopath/2007/PartnerControls"/>
+    <ds:schemaRef ds:uri="e789b7fa-a83c-4c6b-9e01-87c723f67228"/>
+    <ds:schemaRef ds:uri="bb952b06-3268-4e55-b0fe-9eb49669fc08"/>
+  </ds:schemaRefs>
+</ds:datastoreItem>
+</file>
+
 <file path=customXml/itemProps4.xml><?xml version="1.0" encoding="utf-8"?>
 <ds:datastoreItem xmlns:ds="http://schemas.openxmlformats.org/officeDocument/2006/customXml" ds:itemID="{45FB1F57-968F-4A6E-AEE9-65961EB5FADD}">
   <ds:schemaRefs>

--- a/arches_her/docx/Pre-app Predetermination letter.docx
+++ b/arches_her/docx/Pre-app Predetermination letter.docx
@@ -1,6 +1,6 @@
 
 <file path=word/document.xml><?xml version="1.0" encoding="utf-8"?>
-<w:document xmlns:wpc="http://schemas.microsoft.com/office/word/2010/wordprocessingCanvas" xmlns:cx="http://schemas.microsoft.com/office/drawing/2014/chartex" xmlns:cx1="http://schemas.microsoft.com/office/drawing/2015/9/8/chartex" xmlns:cx2="http://schemas.microsoft.com/office/drawing/2015/10/21/chartex" xmlns:cx3="http://schemas.microsoft.com/office/drawing/2016/5/9/chartex" xmlns:cx4="http://schemas.microsoft.com/office/drawing/2016/5/10/chartex" xmlns:cx5="http://schemas.microsoft.com/office/drawing/2016/5/11/chartex" xmlns:cx6="http://schemas.microsoft.com/office/drawing/2016/5/12/chartex" xmlns:cx7="http://schemas.microsoft.com/office/drawing/2016/5/13/chartex" xmlns:cx8="http://schemas.microsoft.com/office/drawing/2016/5/14/chartex" xmlns:mc="http://schemas.openxmlformats.org/markup-compatibility/2006" xmlns:aink="http://schemas.microsoft.com/office/drawing/2016/ink" xmlns:am3d="http://schemas.microsoft.com/office/drawing/2017/model3d" xmlns:o="urn:schemas-microsoft-com:office:office" xmlns:oel="http://schemas.microsoft.com/office/2019/extlst" xmlns:r="http://schemas.openxmlformats.org/officeDocument/2006/relationships" xmlns:m="http://schemas.openxmlformats.org/officeDocument/2006/math" xmlns:v="urn:schemas-microsoft-com:vml" xmlns:wp14="http://schemas.microsoft.com/office/word/2010/wordprocessingDrawing" xmlns:wp="http://schemas.openxmlformats.org/drawingml/2006/wordprocessingDrawing" xmlns:w10="urn:schemas-microsoft-com:office:word" xmlns:w="http://schemas.openxmlformats.org/wordprocessingml/2006/main" xmlns:w14="http://schemas.microsoft.com/office/word/2010/wordml" xmlns:w15="http://schemas.microsoft.com/office/word/2012/wordml" xmlns:w16cex="http://schemas.microsoft.com/office/word/2018/wordml/cex" xmlns:w16cid="http://schemas.microsoft.com/office/word/2016/wordml/cid" xmlns:w16="http://schemas.microsoft.com/office/word/2018/wordml" xmlns:w16du="http://schemas.microsoft.com/office/word/2023/wordml/word16du" xmlns:w16sdtdh="http://schemas.microsoft.com/office/word/2020/wordml/sdtdatahash" xmlns:w16sdtfl="http://schemas.microsoft.com/office/word/2024/wordml/sdtformatlock" xmlns:w16se="http://schemas.microsoft.com/office/word/2015/wordml/symex" xmlns:wpg="http://schemas.microsoft.com/office/word/2010/wordprocessingGroup" xmlns:wpi="http://schemas.microsoft.com/office/word/2010/wordprocessingInk" xmlns:wne="http://schemas.microsoft.com/office/word/2006/wordml" xmlns:wps="http://schemas.microsoft.com/office/word/2010/wordprocessingShape" mc:Ignorable="w14 w15 w16se w16cid w16 w16cex w16sdtdh w16sdtfl w16du wp14">
+<w:document xmlns:wpc="http://schemas.microsoft.com/office/word/2010/wordprocessingCanvas" xmlns:cx="http://schemas.microsoft.com/office/drawing/2014/chartex" xmlns:cx1="http://schemas.microsoft.com/office/drawing/2015/9/8/chartex" xmlns:cx2="http://schemas.microsoft.com/office/drawing/2015/10/21/chartex" xmlns:cx3="http://schemas.microsoft.com/office/drawing/2016/5/9/chartex" xmlns:cx4="http://schemas.microsoft.com/office/drawing/2016/5/10/chartex" xmlns:cx5="http://schemas.microsoft.com/office/drawing/2016/5/11/chartex" xmlns:cx6="http://schemas.microsoft.com/office/drawing/2016/5/12/chartex" xmlns:cx7="http://schemas.microsoft.com/office/drawing/2016/5/13/chartex" xmlns:cx8="http://schemas.microsoft.com/office/drawing/2016/5/14/chartex" xmlns:mc="http://schemas.openxmlformats.org/markup-compatibility/2006" xmlns:aink="http://schemas.microsoft.com/office/drawing/2016/ink" xmlns:am3d="http://schemas.microsoft.com/office/drawing/2017/model3d" xmlns:o="urn:schemas-microsoft-com:office:office" xmlns:oel="http://schemas.microsoft.com/office/2019/extlst" xmlns:r="http://schemas.openxmlformats.org/officeDocument/2006/relationships" xmlns:m="http://schemas.openxmlformats.org/officeDocument/2006/math" xmlns:v="urn:schemas-microsoft-com:vml" xmlns:wp14="http://schemas.microsoft.com/office/word/2010/wordprocessingDrawing" xmlns:wp="http://schemas.openxmlformats.org/drawingml/2006/wordprocessingDrawing" xmlns:w10="urn:schemas-microsoft-com:office:word" xmlns:w="http://schemas.openxmlformats.org/wordprocessingml/2006/main" xmlns:w14="http://schemas.microsoft.com/office/word/2010/wordml" xmlns:w15="http://schemas.microsoft.com/office/word/2012/wordml" xmlns:w16cei="http://schemas.microsoft.com/office/word/2026/wordml/cei" xmlns:w16cex="http://schemas.microsoft.com/office/word/2018/wordml/cex" xmlns:w16cid="http://schemas.microsoft.com/office/word/2016/wordml/cid" xmlns:w16="http://schemas.microsoft.com/office/word/2018/wordml" xmlns:w16du="http://schemas.microsoft.com/office/word/2023/wordml/word16du" xmlns:w16sdtdh="http://schemas.microsoft.com/office/word/2020/wordml/sdtdatahash" xmlns:w16sdtfl="http://schemas.microsoft.com/office/word/2024/wordml/sdtformatlock" xmlns:w16se="http://schemas.microsoft.com/office/word/2015/wordml/symex" xmlns:wpg="http://schemas.microsoft.com/office/word/2010/wordprocessingGroup" xmlns:wpi="http://schemas.microsoft.com/office/word/2010/wordprocessingInk" xmlns:wne="http://schemas.microsoft.com/office/word/2006/wordml" xmlns:wps="http://schemas.microsoft.com/office/word/2010/wordprocessingShape" mc:Ignorable="w14 w15 w16se w16cid w16 w16cex w16sdtdh w16sdtfl w16du wp14">
   <w:body>
     <w:tbl>
       <w:tblPr>
@@ -441,7 +441,14 @@
           <w:rFonts w:cstheme="minorHAnsi"/>
           <w:b/>
         </w:rPr>
-        <w:t>NATIONAL PLANNING POLICY FRAMEWORK 2024</w:t>
+        <w:t>NATIONAL PLANNING POLICY FRAMEWORK 202</w:t>
+      </w:r>
+      <w:r>
+        <w:rPr>
+          <w:rFonts w:cstheme="minorHAnsi"/>
+          <w:b/>
+        </w:rPr>
+        <w:t>6</w:t>
       </w:r>
     </w:p>
     <w:p>
@@ -648,7 +655,31 @@
         <w:rPr>
           <w:rFonts w:cstheme="minorHAnsi"/>
         </w:rPr>
-        <w:t>NPPF Section 16 and the London Plan (2021 Policy HC1) recognise the positive contribution of heritage assets of all kinds and make the conservation of archaeological interest a material planning consideration.  NPPF paragraph 207 says applicants should provide an archaeological assessment if their development could affect a heritage asset of archaeological interest.   A field evaluation may also be necessary.</w:t>
+        <w:t xml:space="preserve">NPPF Section </w:t>
+      </w:r>
+      <w:r>
+        <w:rPr>
+          <w:rFonts w:cstheme="minorHAnsi"/>
+        </w:rPr>
+        <w:t>20</w:t>
+      </w:r>
+      <w:r>
+        <w:rPr>
+          <w:rFonts w:cstheme="minorHAnsi"/>
+        </w:rPr>
+        <w:t xml:space="preserve"> and the London Plan (2021 Policy HC1) recognise the positive contribution of heritage assets of all kinds and make the conservation of archaeological interest a material planning consideration.  NPPF </w:t>
+      </w:r>
+      <w:r>
+        <w:rPr>
+          <w:rFonts w:cstheme="minorHAnsi"/>
+        </w:rPr>
+        <w:t>Policy HE5</w:t>
+      </w:r>
+      <w:r>
+        <w:rPr>
+          <w:rFonts w:cstheme="minorHAnsi"/>
+        </w:rPr>
+        <w:t xml:space="preserve"> says applicants should provide an archaeological assessment if their development could affect a heritage asset of archaeological interest.   A field evaluation may also be necessary.</w:t>
       </w:r>
     </w:p>
     <w:p>
@@ -671,51 +702,87 @@
           <w:rFonts w:cstheme="minorHAnsi"/>
         </w:rPr>
         <w:lastRenderedPageBreak/>
-        <w:t xml:space="preserve">NPPF paragraphs 212 - 215 place great weight on conserving designated heritage assets, including non-designated heritage assets with an archaeological interest equivalent to scheduled monuments.  Non- designated heritage assets may also merit conservation depending upon their significance and the harm caused (NPPF paragraph 216).  Conservation can mean design changes to preserve remains where they are. </w:t>
-      </w:r>
-    </w:p>
-    <w:p>
-      <w:pPr>
-        <w:spacing w:after="0" w:line="240" w:lineRule="auto"/>
-        <w:rPr>
-          <w:rFonts w:cstheme="minorHAnsi"/>
-        </w:rPr>
-      </w:pPr>
-    </w:p>
-    <w:p>
-      <w:pPr>
-        <w:spacing w:after="0" w:line="240" w:lineRule="auto"/>
-        <w:rPr>
-          <w:rFonts w:cstheme="minorHAnsi"/>
-        </w:rPr>
-      </w:pPr>
-      <w:r>
-        <w:rPr>
-          <w:rFonts w:cstheme="minorHAnsi"/>
-        </w:rPr>
-        <w:t xml:space="preserve">NPPF paragraphs 202 and 210 and London Plan Policy HC1 emphasise the positive contributions heritage assets can make to sustainable communities and places.  Applicants should therefore expect to identify appropriate enhancement opportunities.  </w:t>
-      </w:r>
-    </w:p>
-    <w:p>
-      <w:pPr>
-        <w:spacing w:after="0" w:line="240" w:lineRule="auto"/>
-        <w:rPr>
-          <w:rFonts w:cstheme="minorHAnsi"/>
-        </w:rPr>
-      </w:pPr>
-    </w:p>
-    <w:p>
-      <w:pPr>
-        <w:spacing w:after="0" w:line="240" w:lineRule="auto"/>
-        <w:rPr>
-          <w:rFonts w:cstheme="minorHAnsi"/>
-        </w:rPr>
-      </w:pPr>
-      <w:r>
-        <w:rPr>
-          <w:rFonts w:cstheme="minorHAnsi"/>
-        </w:rPr>
-        <w:t>If preservation is not achievable then if planning consent is granted, paragraph 218 of the NPPF says that applicants should record the significance of any heritage assets that the development harms.  Archaeological consultants can advise on the possible implications of such mitigation requirements for the development programme and costs.</w:t>
+        <w:t xml:space="preserve">NPPF </w:t>
+      </w:r>
+      <w:r>
+        <w:rPr>
+          <w:rFonts w:cstheme="minorHAnsi"/>
+        </w:rPr>
+        <w:t>Policy HE6 places substantial weight on conserving designated heritage assets, including non-designated heritage assets of archaeological interest equivalent to scheduled monuments. Non- designated heritage assets may also merit conservation depending upon their significance and the harm caused (NPPF Policy HE7). Conservation can mean design changes to preserve remains where they are.</w:t>
+      </w:r>
+      <w:r>
+        <w:rPr>
+          <w:rFonts w:cstheme="minorHAnsi"/>
+        </w:rPr>
+        <w:t xml:space="preserve"> </w:t>
+      </w:r>
+    </w:p>
+    <w:p>
+      <w:pPr>
+        <w:spacing w:after="0" w:line="240" w:lineRule="auto"/>
+        <w:rPr>
+          <w:rFonts w:cstheme="minorHAnsi"/>
+        </w:rPr>
+      </w:pPr>
+    </w:p>
+    <w:p>
+      <w:pPr>
+        <w:spacing w:after="0" w:line="240" w:lineRule="auto"/>
+        <w:rPr>
+          <w:rFonts w:cstheme="minorHAnsi"/>
+        </w:rPr>
+      </w:pPr>
+      <w:r>
+        <w:rPr>
+          <w:rFonts w:cstheme="minorHAnsi"/>
+        </w:rPr>
+        <w:t xml:space="preserve">NPPF </w:t>
+      </w:r>
+      <w:r>
+        <w:rPr>
+          <w:rFonts w:cstheme="minorHAnsi"/>
+        </w:rPr>
+        <w:t>Policy HE4</w:t>
+      </w:r>
+      <w:r>
+        <w:rPr>
+          <w:rFonts w:cstheme="minorHAnsi"/>
+        </w:rPr>
+        <w:t xml:space="preserve"> and London Plan Policy HC1 emphasise the positive contributions heritage assets can make to sustainable communities and places.  Applicants should therefore expect to identify appropriate enhancement opportunities.  </w:t>
+      </w:r>
+    </w:p>
+    <w:p>
+      <w:pPr>
+        <w:spacing w:after="0" w:line="240" w:lineRule="auto"/>
+        <w:rPr>
+          <w:rFonts w:cstheme="minorHAnsi"/>
+        </w:rPr>
+      </w:pPr>
+    </w:p>
+    <w:p>
+      <w:pPr>
+        <w:spacing w:after="0" w:line="240" w:lineRule="auto"/>
+        <w:rPr>
+          <w:rFonts w:cstheme="minorHAnsi"/>
+        </w:rPr>
+      </w:pPr>
+      <w:r>
+        <w:rPr>
+          <w:rFonts w:cstheme="minorHAnsi"/>
+        </w:rPr>
+        <w:t xml:space="preserve">If preservation is not achievable then if planning consent is granted, </w:t>
+      </w:r>
+      <w:r>
+        <w:rPr>
+          <w:rFonts w:cstheme="minorHAnsi"/>
+        </w:rPr>
+        <w:t>Policy HE10</w:t>
+      </w:r>
+      <w:r>
+        <w:rPr>
+          <w:rFonts w:cstheme="minorHAnsi"/>
+        </w:rPr>
+        <w:t xml:space="preserve"> of the NPPF says that applicants should record the significance of any heritage assets that the development harms.  Archaeological consultants can advise on the possible implications of such mitigation requirements for the development programme and costs.</w:t>
       </w:r>
     </w:p>
     <w:p>
@@ -833,29 +900,57 @@
         <w:rPr>
           <w:rFonts w:cstheme="minorHAnsi"/>
         </w:rPr>
-        <w:t>This letter concludes GLAAS’ free Initial Pre-application advice (that is, one free cycle of advice and engagement).  Further information on archaeology and planning in Greater London is available on the Historic England website.  If further pre-application advice (other than minor clarifications) is requested then you will be asked to use our Extended Pre-application service which provides applicants with a bespoke programme of advice and engagement beyond the initial free cycle. We charge for this extended service on a cost-recovery basis; we do not make a profit from it.</w:t>
-      </w:r>
-    </w:p>
-    <w:p>
-      <w:pPr>
-        <w:spacing w:after="0" w:line="240" w:lineRule="auto"/>
-        <w:rPr>
-          <w:rFonts w:cstheme="minorHAnsi"/>
-        </w:rPr>
-      </w:pPr>
-    </w:p>
-    <w:p>
-      <w:pPr>
-        <w:spacing w:after="0" w:line="240" w:lineRule="auto"/>
-        <w:rPr>
-          <w:rFonts w:cstheme="minorHAnsi"/>
-        </w:rPr>
-      </w:pPr>
-      <w:r>
-        <w:rPr>
-          <w:rFonts w:cstheme="minorHAnsi"/>
-        </w:rPr>
-        <w:t>This Initial Pre-application advice relates solely to archaeological considerations, is provided without prejudice to the local authority’s decision-making role, and may be shared with the local authority on whose behalf it is given.  You should also consult Historic England’s Development Management team on statutory matters.</w:t>
+        <w:t xml:space="preserve">This letter concludes GLAAS’ free Initial Pre-application advice (that is, one free cycle of advice and engagement).  Further information on archaeology and planning in Greater London is available on the Historic England website.  If further pre-application advice (other than minor clarifications) is </w:t>
+      </w:r>
+      <w:proofErr w:type="gramStart"/>
+      <w:r>
+        <w:rPr>
+          <w:rFonts w:cstheme="minorHAnsi"/>
+        </w:rPr>
+        <w:t>requested</w:t>
+      </w:r>
+      <w:proofErr w:type="gramEnd"/>
+      <w:r>
+        <w:rPr>
+          <w:rFonts w:cstheme="minorHAnsi"/>
+        </w:rPr>
+        <w:t xml:space="preserve"> then you will be asked to use our Extended Pre-application service which provides applicants with a bespoke programme of advice and engagement beyond the initial free cycle. We charge for this extended service on a cost-recovery basis; we do not make a profit from it.</w:t>
+      </w:r>
+    </w:p>
+    <w:p>
+      <w:pPr>
+        <w:spacing w:after="0" w:line="240" w:lineRule="auto"/>
+        <w:rPr>
+          <w:rFonts w:cstheme="minorHAnsi"/>
+        </w:rPr>
+      </w:pPr>
+    </w:p>
+    <w:p>
+      <w:pPr>
+        <w:spacing w:after="0" w:line="240" w:lineRule="auto"/>
+        <w:rPr>
+          <w:rFonts w:cstheme="minorHAnsi"/>
+        </w:rPr>
+      </w:pPr>
+      <w:r>
+        <w:rPr>
+          <w:rFonts w:cstheme="minorHAnsi"/>
+        </w:rPr>
+        <w:t xml:space="preserve">This Initial Pre-application advice relates solely to archaeological considerations, is provided without prejudice to the local authority’s decision-making </w:t>
+      </w:r>
+      <w:proofErr w:type="gramStart"/>
+      <w:r>
+        <w:rPr>
+          <w:rFonts w:cstheme="minorHAnsi"/>
+        </w:rPr>
+        <w:t>role, and</w:t>
+      </w:r>
+      <w:proofErr w:type="gramEnd"/>
+      <w:r>
+        <w:rPr>
+          <w:rFonts w:cstheme="minorHAnsi"/>
+        </w:rPr>
+        <w:t xml:space="preserve"> may be shared with the local authority on whose behalf it is given.  You should also consult Historic England’s Development Management team on statutory matters.</w:t>
       </w:r>
     </w:p>
     <w:p>
@@ -976,7 +1071,21 @@
         <w:rPr>
           <w:rFonts w:cstheme="minorHAnsi"/>
         </w:rPr>
-        <w:t>London and South East Region</w:t>
+        <w:t xml:space="preserve">London and </w:t>
+      </w:r>
+      <w:proofErr w:type="gramStart"/>
+      <w:r>
+        <w:rPr>
+          <w:rFonts w:cstheme="minorHAnsi"/>
+        </w:rPr>
+        <w:t>South East</w:t>
+      </w:r>
+      <w:proofErr w:type="gramEnd"/>
+      <w:r>
+        <w:rPr>
+          <w:rFonts w:cstheme="minorHAnsi"/>
+        </w:rPr>
+        <w:t xml:space="preserve"> Region</w:t>
       </w:r>
     </w:p>
     <w:p>
@@ -1020,7 +1129,7 @@
 </file>
 
 <file path=word/endnotes.xml><?xml version="1.0" encoding="utf-8"?>
-<w:endnotes xmlns:wpc="http://schemas.microsoft.com/office/word/2010/wordprocessingCanvas" xmlns:cx="http://schemas.microsoft.com/office/drawing/2014/chartex" xmlns:cx1="http://schemas.microsoft.com/office/drawing/2015/9/8/chartex" xmlns:cx2="http://schemas.microsoft.com/office/drawing/2015/10/21/chartex" xmlns:cx3="http://schemas.microsoft.com/office/drawing/2016/5/9/chartex" xmlns:cx4="http://schemas.microsoft.com/office/drawing/2016/5/10/chartex" xmlns:cx5="http://schemas.microsoft.com/office/drawing/2016/5/11/chartex" xmlns:cx6="http://schemas.microsoft.com/office/drawing/2016/5/12/chartex" xmlns:cx7="http://schemas.microsoft.com/office/drawing/2016/5/13/chartex" xmlns:cx8="http://schemas.microsoft.com/office/drawing/2016/5/14/chartex" xmlns:mc="http://schemas.openxmlformats.org/markup-compatibility/2006" xmlns:aink="http://schemas.microsoft.com/office/drawing/2016/ink" xmlns:am3d="http://schemas.microsoft.com/office/drawing/2017/model3d" xmlns:o="urn:schemas-microsoft-com:office:office" xmlns:oel="http://schemas.microsoft.com/office/2019/extlst" xmlns:r="http://schemas.openxmlformats.org/officeDocument/2006/relationships" xmlns:m="http://schemas.openxmlformats.org/officeDocument/2006/math" xmlns:v="urn:schemas-microsoft-com:vml" xmlns:wp14="http://schemas.microsoft.com/office/word/2010/wordprocessingDrawing" xmlns:wp="http://schemas.openxmlformats.org/drawingml/2006/wordprocessingDrawing" xmlns:w10="urn:schemas-microsoft-com:office:word" xmlns:w="http://schemas.openxmlformats.org/wordprocessingml/2006/main" xmlns:w14="http://schemas.microsoft.com/office/word/2010/wordml" xmlns:w15="http://schemas.microsoft.com/office/word/2012/wordml" xmlns:w16cex="http://schemas.microsoft.com/office/word/2018/wordml/cex" xmlns:w16cid="http://schemas.microsoft.com/office/word/2016/wordml/cid" xmlns:w16="http://schemas.microsoft.com/office/word/2018/wordml" xmlns:w16du="http://schemas.microsoft.com/office/word/2023/wordml/word16du" xmlns:w16sdtdh="http://schemas.microsoft.com/office/word/2020/wordml/sdtdatahash" xmlns:w16sdtfl="http://schemas.microsoft.com/office/word/2024/wordml/sdtformatlock" xmlns:w16se="http://schemas.microsoft.com/office/word/2015/wordml/symex" xmlns:wpg="http://schemas.microsoft.com/office/word/2010/wordprocessingGroup" xmlns:wpi="http://schemas.microsoft.com/office/word/2010/wordprocessingInk" xmlns:wne="http://schemas.microsoft.com/office/word/2006/wordml" xmlns:wps="http://schemas.microsoft.com/office/word/2010/wordprocessingShape" mc:Ignorable="w14 w15 w16se w16cid w16 w16cex w16sdtdh w16sdtfl w16du wp14">
+<w:endnotes xmlns:wpc="http://schemas.microsoft.com/office/word/2010/wordprocessingCanvas" xmlns:cx="http://schemas.microsoft.com/office/drawing/2014/chartex" xmlns:cx1="http://schemas.microsoft.com/office/drawing/2015/9/8/chartex" xmlns:cx2="http://schemas.microsoft.com/office/drawing/2015/10/21/chartex" xmlns:cx3="http://schemas.microsoft.com/office/drawing/2016/5/9/chartex" xmlns:cx4="http://schemas.microsoft.com/office/drawing/2016/5/10/chartex" xmlns:cx5="http://schemas.microsoft.com/office/drawing/2016/5/11/chartex" xmlns:cx6="http://schemas.microsoft.com/office/drawing/2016/5/12/chartex" xmlns:cx7="http://schemas.microsoft.com/office/drawing/2016/5/13/chartex" xmlns:cx8="http://schemas.microsoft.com/office/drawing/2016/5/14/chartex" xmlns:mc="http://schemas.openxmlformats.org/markup-compatibility/2006" xmlns:aink="http://schemas.microsoft.com/office/drawing/2016/ink" xmlns:am3d="http://schemas.microsoft.com/office/drawing/2017/model3d" xmlns:o="urn:schemas-microsoft-com:office:office" xmlns:oel="http://schemas.microsoft.com/office/2019/extlst" xmlns:r="http://schemas.openxmlformats.org/officeDocument/2006/relationships" xmlns:m="http://schemas.openxmlformats.org/officeDocument/2006/math" xmlns:v="urn:schemas-microsoft-com:vml" xmlns:wp14="http://schemas.microsoft.com/office/word/2010/wordprocessingDrawing" xmlns:wp="http://schemas.openxmlformats.org/drawingml/2006/wordprocessingDrawing" xmlns:w10="urn:schemas-microsoft-com:office:word" xmlns:w="http://schemas.openxmlformats.org/wordprocessingml/2006/main" xmlns:w14="http://schemas.microsoft.com/office/word/2010/wordml" xmlns:w15="http://schemas.microsoft.com/office/word/2012/wordml" xmlns:w16cei="http://schemas.microsoft.com/office/word/2026/wordml/cei" xmlns:w16cex="http://schemas.microsoft.com/office/word/2018/wordml/cex" xmlns:w16cid="http://schemas.microsoft.com/office/word/2016/wordml/cid" xmlns:w16="http://schemas.microsoft.com/office/word/2018/wordml" xmlns:w16du="http://schemas.microsoft.com/office/word/2023/wordml/word16du" xmlns:w16sdtdh="http://schemas.microsoft.com/office/word/2020/wordml/sdtdatahash" xmlns:w16sdtfl="http://schemas.microsoft.com/office/word/2024/wordml/sdtformatlock" xmlns:w16se="http://schemas.microsoft.com/office/word/2015/wordml/symex" xmlns:wpg="http://schemas.microsoft.com/office/word/2010/wordprocessingGroup" xmlns:wpi="http://schemas.microsoft.com/office/word/2010/wordprocessingInk" xmlns:wne="http://schemas.microsoft.com/office/word/2006/wordml" xmlns:wps="http://schemas.microsoft.com/office/word/2010/wordprocessingShape" mc:Ignorable="w14 w15 w16se w16cid w16 w16cex w16sdtdh w16sdtfl w16du wp14">
   <w:endnote w:type="separator" w:id="-1">
     <w:p>
       <w:pPr>
@@ -1045,7 +1154,7 @@
 </file>
 
 <file path=word/footer1.xml><?xml version="1.0" encoding="utf-8"?>
-<w:ftr xmlns:wpc="http://schemas.microsoft.com/office/word/2010/wordprocessingCanvas" xmlns:cx="http://schemas.microsoft.com/office/drawing/2014/chartex" xmlns:cx1="http://schemas.microsoft.com/office/drawing/2015/9/8/chartex" xmlns:cx2="http://schemas.microsoft.com/office/drawing/2015/10/21/chartex" xmlns:cx3="http://schemas.microsoft.com/office/drawing/2016/5/9/chartex" xmlns:cx4="http://schemas.microsoft.com/office/drawing/2016/5/10/chartex" xmlns:cx5="http://schemas.microsoft.com/office/drawing/2016/5/11/chartex" xmlns:cx6="http://schemas.microsoft.com/office/drawing/2016/5/12/chartex" xmlns:cx7="http://schemas.microsoft.com/office/drawing/2016/5/13/chartex" xmlns:cx8="http://schemas.microsoft.com/office/drawing/2016/5/14/chartex" xmlns:mc="http://schemas.openxmlformats.org/markup-compatibility/2006" xmlns:aink="http://schemas.microsoft.com/office/drawing/2016/ink" xmlns:am3d="http://schemas.microsoft.com/office/drawing/2017/model3d" xmlns:o="urn:schemas-microsoft-com:office:office" xmlns:oel="http://schemas.microsoft.com/office/2019/extlst" xmlns:r="http://schemas.openxmlformats.org/officeDocument/2006/relationships" xmlns:m="http://schemas.openxmlformats.org/officeDocument/2006/math" xmlns:v="urn:schemas-microsoft-com:vml" xmlns:wp14="http://schemas.microsoft.com/office/word/2010/wordprocessingDrawing" xmlns:wp="http://schemas.openxmlformats.org/drawingml/2006/wordprocessingDrawing" xmlns:w10="urn:schemas-microsoft-com:office:word" xmlns:w="http://schemas.openxmlformats.org/wordprocessingml/2006/main" xmlns:w14="http://schemas.microsoft.com/office/word/2010/wordml" xmlns:w15="http://schemas.microsoft.com/office/word/2012/wordml" xmlns:w16cex="http://schemas.microsoft.com/office/word/2018/wordml/cex" xmlns:w16cid="http://schemas.microsoft.com/office/word/2016/wordml/cid" xmlns:w16="http://schemas.microsoft.com/office/word/2018/wordml" xmlns:w16du="http://schemas.microsoft.com/office/word/2023/wordml/word16du" xmlns:w16sdtdh="http://schemas.microsoft.com/office/word/2020/wordml/sdtdatahash" xmlns:w16sdtfl="http://schemas.microsoft.com/office/word/2024/wordml/sdtformatlock" xmlns:w16se="http://schemas.microsoft.com/office/word/2015/wordml/symex" xmlns:wpg="http://schemas.microsoft.com/office/word/2010/wordprocessingGroup" xmlns:wpi="http://schemas.microsoft.com/office/word/2010/wordprocessingInk" xmlns:wne="http://schemas.microsoft.com/office/word/2006/wordml" xmlns:wps="http://schemas.microsoft.com/office/word/2010/wordprocessingShape" mc:Ignorable="w14 w15 w16se w16cid w16 w16cex w16sdtdh w16sdtfl w16du wp14">
+<w:ftr xmlns:wpc="http://schemas.microsoft.com/office/word/2010/wordprocessingCanvas" xmlns:cx="http://schemas.microsoft.com/office/drawing/2014/chartex" xmlns:cx1="http://schemas.microsoft.com/office/drawing/2015/9/8/chartex" xmlns:cx2="http://schemas.microsoft.com/office/drawing/2015/10/21/chartex" xmlns:cx3="http://schemas.microsoft.com/office/drawing/2016/5/9/chartex" xmlns:cx4="http://schemas.microsoft.com/office/drawing/2016/5/10/chartex" xmlns:cx5="http://schemas.microsoft.com/office/drawing/2016/5/11/chartex" xmlns:cx6="http://schemas.microsoft.com/office/drawing/2016/5/12/chartex" xmlns:cx7="http://schemas.microsoft.com/office/drawing/2016/5/13/chartex" xmlns:cx8="http://schemas.microsoft.com/office/drawing/2016/5/14/chartex" xmlns:mc="http://schemas.openxmlformats.org/markup-compatibility/2006" xmlns:aink="http://schemas.microsoft.com/office/drawing/2016/ink" xmlns:am3d="http://schemas.microsoft.com/office/drawing/2017/model3d" xmlns:o="urn:schemas-microsoft-com:office:office" xmlns:oel="http://schemas.microsoft.com/office/2019/extlst" xmlns:r="http://schemas.openxmlformats.org/officeDocument/2006/relationships" xmlns:m="http://schemas.openxmlformats.org/officeDocument/2006/math" xmlns:v="urn:schemas-microsoft-com:vml" xmlns:wp14="http://schemas.microsoft.com/office/word/2010/wordprocessingDrawing" xmlns:wp="http://schemas.openxmlformats.org/drawingml/2006/wordprocessingDrawing" xmlns:w10="urn:schemas-microsoft-com:office:word" xmlns:w="http://schemas.openxmlformats.org/wordprocessingml/2006/main" xmlns:w14="http://schemas.microsoft.com/office/word/2010/wordml" xmlns:w15="http://schemas.microsoft.com/office/word/2012/wordml" xmlns:w16cei="http://schemas.microsoft.com/office/word/2026/wordml/cei" xmlns:w16cex="http://schemas.microsoft.com/office/word/2018/wordml/cex" xmlns:w16cid="http://schemas.microsoft.com/office/word/2016/wordml/cid" xmlns:w16="http://schemas.microsoft.com/office/word/2018/wordml" xmlns:w16du="http://schemas.microsoft.com/office/word/2023/wordml/word16du" xmlns:w16sdtdh="http://schemas.microsoft.com/office/word/2020/wordml/sdtdatahash" xmlns:w16sdtfl="http://schemas.microsoft.com/office/word/2024/wordml/sdtformatlock" xmlns:w16se="http://schemas.microsoft.com/office/word/2015/wordml/symex" xmlns:wpg="http://schemas.microsoft.com/office/word/2010/wordprocessingGroup" xmlns:wpi="http://schemas.microsoft.com/office/word/2010/wordprocessingInk" xmlns:wne="http://schemas.microsoft.com/office/word/2006/wordml" xmlns:wps="http://schemas.microsoft.com/office/word/2010/wordprocessingShape" mc:Ignorable="w14 w15 w16se w16cid w16 w16cex w16sdtdh w16sdtfl w16du wp14">
   <w:p>
     <w:pPr>
       <w:pStyle w:val="Footer"/>
@@ -1055,7 +1164,7 @@
 </file>
 
 <file path=word/footer2.xml><?xml version="1.0" encoding="utf-8"?>
-<w:ftr xmlns:wpc="http://schemas.microsoft.com/office/word/2010/wordprocessingCanvas" xmlns:cx="http://schemas.microsoft.com/office/drawing/2014/chartex" xmlns:cx1="http://schemas.microsoft.com/office/drawing/2015/9/8/chartex" xmlns:cx2="http://schemas.microsoft.com/office/drawing/2015/10/21/chartex" xmlns:cx3="http://schemas.microsoft.com/office/drawing/2016/5/9/chartex" xmlns:cx4="http://schemas.microsoft.com/office/drawing/2016/5/10/chartex" xmlns:cx5="http://schemas.microsoft.com/office/drawing/2016/5/11/chartex" xmlns:cx6="http://schemas.microsoft.com/office/drawing/2016/5/12/chartex" xmlns:cx7="http://schemas.microsoft.com/office/drawing/2016/5/13/chartex" xmlns:cx8="http://schemas.microsoft.com/office/drawing/2016/5/14/chartex" xmlns:mc="http://schemas.openxmlformats.org/markup-compatibility/2006" xmlns:aink="http://schemas.microsoft.com/office/drawing/2016/ink" xmlns:am3d="http://schemas.microsoft.com/office/drawing/2017/model3d" xmlns:o="urn:schemas-microsoft-com:office:office" xmlns:oel="http://schemas.microsoft.com/office/2019/extlst" xmlns:r="http://schemas.openxmlformats.org/officeDocument/2006/relationships" xmlns:m="http://schemas.openxmlformats.org/officeDocument/2006/math" xmlns:v="urn:schemas-microsoft-com:vml" xmlns:wp14="http://schemas.microsoft.com/office/word/2010/wordprocessingDrawing" xmlns:wp="http://schemas.openxmlformats.org/drawingml/2006/wordprocessingDrawing" xmlns:w10="urn:schemas-microsoft-com:office:word" xmlns:w="http://schemas.openxmlformats.org/wordprocessingml/2006/main" xmlns:w14="http://schemas.microsoft.com/office/word/2010/wordml" xmlns:w15="http://schemas.microsoft.com/office/word/2012/wordml" xmlns:w16cex="http://schemas.microsoft.com/office/word/2018/wordml/cex" xmlns:w16cid="http://schemas.microsoft.com/office/word/2016/wordml/cid" xmlns:w16="http://schemas.microsoft.com/office/word/2018/wordml" xmlns:w16du="http://schemas.microsoft.com/office/word/2023/wordml/word16du" xmlns:w16sdtdh="http://schemas.microsoft.com/office/word/2020/wordml/sdtdatahash" xmlns:w16sdtfl="http://schemas.microsoft.com/office/word/2024/wordml/sdtformatlock" xmlns:w16se="http://schemas.microsoft.com/office/word/2015/wordml/symex" xmlns:wpg="http://schemas.microsoft.com/office/word/2010/wordprocessingGroup" xmlns:wpi="http://schemas.microsoft.com/office/word/2010/wordprocessingInk" xmlns:wne="http://schemas.microsoft.com/office/word/2006/wordml" xmlns:wps="http://schemas.microsoft.com/office/word/2010/wordprocessingShape" mc:Ignorable="w14 w15 w16se w16cid w16 w16cex w16sdtdh w16sdtfl w16du wp14">
+<w:ftr xmlns:wpc="http://schemas.microsoft.com/office/word/2010/wordprocessingCanvas" xmlns:cx="http://schemas.microsoft.com/office/drawing/2014/chartex" xmlns:cx1="http://schemas.microsoft.com/office/drawing/2015/9/8/chartex" xmlns:cx2="http://schemas.microsoft.com/office/drawing/2015/10/21/chartex" xmlns:cx3="http://schemas.microsoft.com/office/drawing/2016/5/9/chartex" xmlns:cx4="http://schemas.microsoft.com/office/drawing/2016/5/10/chartex" xmlns:cx5="http://schemas.microsoft.com/office/drawing/2016/5/11/chartex" xmlns:cx6="http://schemas.microsoft.com/office/drawing/2016/5/12/chartex" xmlns:cx7="http://schemas.microsoft.com/office/drawing/2016/5/13/chartex" xmlns:cx8="http://schemas.microsoft.com/office/drawing/2016/5/14/chartex" xmlns:mc="http://schemas.openxmlformats.org/markup-compatibility/2006" xmlns:aink="http://schemas.microsoft.com/office/drawing/2016/ink" xmlns:am3d="http://schemas.microsoft.com/office/drawing/2017/model3d" xmlns:o="urn:schemas-microsoft-com:office:office" xmlns:oel="http://schemas.microsoft.com/office/2019/extlst" xmlns:r="http://schemas.openxmlformats.org/officeDocument/2006/relationships" xmlns:m="http://schemas.openxmlformats.org/officeDocument/2006/math" xmlns:v="urn:schemas-microsoft-com:vml" xmlns:wp14="http://schemas.microsoft.com/office/word/2010/wordprocessingDrawing" xmlns:wp="http://schemas.openxmlformats.org/drawingml/2006/wordprocessingDrawing" xmlns:w10="urn:schemas-microsoft-com:office:word" xmlns:w="http://schemas.openxmlformats.org/wordprocessingml/2006/main" xmlns:w14="http://schemas.microsoft.com/office/word/2010/wordml" xmlns:w15="http://schemas.microsoft.com/office/word/2012/wordml" xmlns:w16cei="http://schemas.microsoft.com/office/word/2026/wordml/cei" xmlns:w16cex="http://schemas.microsoft.com/office/word/2018/wordml/cex" xmlns:w16cid="http://schemas.microsoft.com/office/word/2016/wordml/cid" xmlns:w16="http://schemas.microsoft.com/office/word/2018/wordml" xmlns:w16du="http://schemas.microsoft.com/office/word/2023/wordml/word16du" xmlns:w16sdtdh="http://schemas.microsoft.com/office/word/2020/wordml/sdtdatahash" xmlns:w16sdtfl="http://schemas.microsoft.com/office/word/2024/wordml/sdtformatlock" xmlns:w16se="http://schemas.microsoft.com/office/word/2015/wordml/symex" xmlns:wpg="http://schemas.microsoft.com/office/word/2010/wordprocessingGroup" xmlns:wpi="http://schemas.microsoft.com/office/word/2010/wordprocessingInk" xmlns:wne="http://schemas.microsoft.com/office/word/2006/wordml" xmlns:wps="http://schemas.microsoft.com/office/word/2010/wordprocessingShape" mc:Ignorable="w14 w15 w16se w16cid w16 w16cex w16sdtdh w16sdtfl w16du wp14">
   <w:p>
     <w:pPr>
       <w:pStyle w:val="Footer"/>
@@ -1141,7 +1250,7 @@
         </mc:Choice>
         <mc:Fallback>
           <w:pict>
-            <v:line w14:anchorId="2175A3CB" id="Straight Connector 2" o:spid="_x0000_s1026" style="position:absolute;z-index:251660288;visibility:visible;mso-wrap-style:square;mso-width-percent:0;mso-wrap-distance-left:9pt;mso-wrap-distance-top:0;mso-wrap-distance-right:9pt;mso-wrap-distance-bottom:0;mso-position-horizontal:center;mso-position-horizontal-relative:margin;mso-position-vertical:absolute;mso-position-vertical-relative:text;mso-width-percent:0;mso-width-relative:margin" from="0,3.1pt" to="504.55pt,3.1pt" o:gfxdata="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" strokecolor="black [3213]" strokeweight=".25pt">
+            <v:line w14:anchorId="73E486E6" id="Straight Connector 2" o:spid="_x0000_s1026" style="position:absolute;z-index:251660288;visibility:visible;mso-wrap-style:square;mso-width-percent:0;mso-wrap-distance-left:9pt;mso-wrap-distance-top:0;mso-wrap-distance-right:9pt;mso-wrap-distance-bottom:0;mso-position-horizontal:center;mso-position-horizontal-relative:margin;mso-position-vertical:absolute;mso-position-vertical-relative:text;mso-width-percent:0;mso-width-relative:margin" from="0,3.1pt" to="504.55pt,3.1pt" o:gfxdata="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" strokecolor="black [3213]" strokeweight=".25pt">
               <v:stroke joinstyle="miter"/>
               <w10:wrap anchorx="margin"/>
             </v:line>
@@ -1217,7 +1326,7 @@
         </mc:Choice>
         <mc:Fallback>
           <w:pict>
-            <v:line w14:anchorId="30B81F63" id="Straight Connector 2" o:spid="_x0000_s1026" style="position:absolute;z-index:251659264;visibility:visible;mso-wrap-style:square;mso-width-percent:0;mso-wrap-distance-left:9pt;mso-wrap-distance-top:0;mso-wrap-distance-right:9pt;mso-wrap-distance-bottom:0;mso-position-horizontal:absolute;mso-position-horizontal-relative:margin;mso-position-vertical:absolute;mso-position-vertical-relative:text;mso-width-percent:0;mso-width-relative:margin" from="1.6pt,.5pt" to="1.6pt,.5pt" o:gfxdata="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" strokecolor="black [3213]" strokeweight=".25pt">
+            <v:line w14:anchorId="78627042" id="Straight Connector 2" o:spid="_x0000_s1026" style="position:absolute;z-index:251659264;visibility:visible;mso-wrap-style:square;mso-width-percent:0;mso-wrap-distance-left:9pt;mso-wrap-distance-top:0;mso-wrap-distance-right:9pt;mso-wrap-distance-bottom:0;mso-position-horizontal:absolute;mso-position-horizontal-relative:margin;mso-position-vertical:absolute;mso-position-vertical-relative:text;mso-width-percent:0;mso-width-relative:margin" from="1.6pt,.5pt" to="1.6pt,.5pt" o:gfxdata="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" strokecolor="black [3213]" strokeweight=".25pt">
               <v:stroke joinstyle="miter"/>
               <w10:wrap anchorx="margin"/>
             </v:line>
@@ -1244,8 +1353,9 @@
         <w:sz w:val="16"/>
         <w:szCs w:val="16"/>
       </w:rPr>
-      <w:t>Historic England, 4th Floor, Cannon Bridge House, 25 Dowgate Hill, London EC4R 2YA</w:t>
+      <w:t xml:space="preserve">Historic England, 4th Floor, Cannon Bridge House, 25 </w:t>
     </w:r>
+    <w:proofErr w:type="spellStart"/>
     <w:r>
       <w:rPr>
         <w:rFonts w:ascii="Arial" w:hAnsi="Arial"/>
@@ -1254,6 +1364,27 @@
         <w:sz w:val="16"/>
         <w:szCs w:val="16"/>
       </w:rPr>
+      <w:t>Dowgate</w:t>
+    </w:r>
+    <w:proofErr w:type="spellEnd"/>
+    <w:r>
+      <w:rPr>
+        <w:rFonts w:ascii="Arial" w:hAnsi="Arial"/>
+        <w:b/>
+        <w:bCs/>
+        <w:sz w:val="16"/>
+        <w:szCs w:val="16"/>
+      </w:rPr>
+      <w:t xml:space="preserve"> Hill, London EC4R 2YA</w:t>
+    </w:r>
+    <w:r>
+      <w:rPr>
+        <w:rFonts w:ascii="Arial" w:hAnsi="Arial"/>
+        <w:b/>
+        <w:bCs/>
+        <w:sz w:val="16"/>
+        <w:szCs w:val="16"/>
+      </w:rPr>
       <w:br/>
     </w:r>
     <w:r>
@@ -1270,14 +1401,23 @@
         <w:sz w:val="16"/>
         <w:szCs w:val="16"/>
       </w:rPr>
-      <w:t>020 7973 3700</w:t>
+      <w:t xml:space="preserve">020 7973 </w:t>
     </w:r>
+    <w:proofErr w:type="gramStart"/>
     <w:r>
       <w:rPr>
         <w:rFonts w:ascii="Arial" w:hAnsi="Arial"/>
         <w:sz w:val="16"/>
         <w:szCs w:val="16"/>
       </w:rPr>
+      <w:t>3700</w:t>
+    </w:r>
+    <w:r>
+      <w:rPr>
+        <w:rFonts w:ascii="Arial" w:hAnsi="Arial"/>
+        <w:sz w:val="16"/>
+        <w:szCs w:val="16"/>
+      </w:rPr>
       <w:t xml:space="preserve">  </w:t>
     </w:r>
     <w:r>
@@ -1286,7 +1426,16 @@
         <w:sz w:val="16"/>
         <w:szCs w:val="16"/>
       </w:rPr>
-      <w:t xml:space="preserve">|  </w:t>
+      <w:t>|</w:t>
+    </w:r>
+    <w:proofErr w:type="gramEnd"/>
+    <w:r>
+      <w:rPr>
+        <w:rFonts w:ascii="Arial" w:hAnsi="Arial"/>
+        <w:sz w:val="16"/>
+        <w:szCs w:val="16"/>
+      </w:rPr>
+      <w:t xml:space="preserve">  </w:t>
     </w:r>
     <w:r>
       <w:rPr>
@@ -1361,7 +1510,7 @@
 </file>
 
 <file path=word/footer3.xml><?xml version="1.0" encoding="utf-8"?>
-<w:ftr xmlns:wpc="http://schemas.microsoft.com/office/word/2010/wordprocessingCanvas" xmlns:cx="http://schemas.microsoft.com/office/drawing/2014/chartex" xmlns:cx1="http://schemas.microsoft.com/office/drawing/2015/9/8/chartex" xmlns:cx2="http://schemas.microsoft.com/office/drawing/2015/10/21/chartex" xmlns:cx3="http://schemas.microsoft.com/office/drawing/2016/5/9/chartex" xmlns:cx4="http://schemas.microsoft.com/office/drawing/2016/5/10/chartex" xmlns:cx5="http://schemas.microsoft.com/office/drawing/2016/5/11/chartex" xmlns:cx6="http://schemas.microsoft.com/office/drawing/2016/5/12/chartex" xmlns:cx7="http://schemas.microsoft.com/office/drawing/2016/5/13/chartex" xmlns:cx8="http://schemas.microsoft.com/office/drawing/2016/5/14/chartex" xmlns:mc="http://schemas.openxmlformats.org/markup-compatibility/2006" xmlns:aink="http://schemas.microsoft.com/office/drawing/2016/ink" xmlns:am3d="http://schemas.microsoft.com/office/drawing/2017/model3d" xmlns:o="urn:schemas-microsoft-com:office:office" xmlns:oel="http://schemas.microsoft.com/office/2019/extlst" xmlns:r="http://schemas.openxmlformats.org/officeDocument/2006/relationships" xmlns:m="http://schemas.openxmlformats.org/officeDocument/2006/math" xmlns:v="urn:schemas-microsoft-com:vml" xmlns:wp14="http://schemas.microsoft.com/office/word/2010/wordprocessingDrawing" xmlns:wp="http://schemas.openxmlformats.org/drawingml/2006/wordprocessingDrawing" xmlns:w10="urn:schemas-microsoft-com:office:word" xmlns:w="http://schemas.openxmlformats.org/wordprocessingml/2006/main" xmlns:w14="http://schemas.microsoft.com/office/word/2010/wordml" xmlns:w15="http://schemas.microsoft.com/office/word/2012/wordml" xmlns:w16cex="http://schemas.microsoft.com/office/word/2018/wordml/cex" xmlns:w16cid="http://schemas.microsoft.com/office/word/2016/wordml/cid" xmlns:w16="http://schemas.microsoft.com/office/word/2018/wordml" xmlns:w16du="http://schemas.microsoft.com/office/word/2023/wordml/word16du" xmlns:w16sdtdh="http://schemas.microsoft.com/office/word/2020/wordml/sdtdatahash" xmlns:w16sdtfl="http://schemas.microsoft.com/office/word/2024/wordml/sdtformatlock" xmlns:w16se="http://schemas.microsoft.com/office/word/2015/wordml/symex" xmlns:wpg="http://schemas.microsoft.com/office/word/2010/wordprocessingGroup" xmlns:wpi="http://schemas.microsoft.com/office/word/2010/wordprocessingInk" xmlns:wne="http://schemas.microsoft.com/office/word/2006/wordml" xmlns:wps="http://schemas.microsoft.com/office/word/2010/wordprocessingShape" mc:Ignorable="w14 w15 w16se w16cid w16 w16cex w16sdtdh w16sdtfl w16du wp14">
+<w:ftr xmlns:wpc="http://schemas.microsoft.com/office/word/2010/wordprocessingCanvas" xmlns:cx="http://schemas.microsoft.com/office/drawing/2014/chartex" xmlns:cx1="http://schemas.microsoft.com/office/drawing/2015/9/8/chartex" xmlns:cx2="http://schemas.microsoft.com/office/drawing/2015/10/21/chartex" xmlns:cx3="http://schemas.microsoft.com/office/drawing/2016/5/9/chartex" xmlns:cx4="http://schemas.microsoft.com/office/drawing/2016/5/10/chartex" xmlns:cx5="http://schemas.microsoft.com/office/drawing/2016/5/11/chartex" xmlns:cx6="http://schemas.microsoft.com/office/drawing/2016/5/12/chartex" xmlns:cx7="http://schemas.microsoft.com/office/drawing/2016/5/13/chartex" xmlns:cx8="http://schemas.microsoft.com/office/drawing/2016/5/14/chartex" xmlns:mc="http://schemas.openxmlformats.org/markup-compatibility/2006" xmlns:aink="http://schemas.microsoft.com/office/drawing/2016/ink" xmlns:am3d="http://schemas.microsoft.com/office/drawing/2017/model3d" xmlns:o="urn:schemas-microsoft-com:office:office" xmlns:oel="http://schemas.microsoft.com/office/2019/extlst" xmlns:r="http://schemas.openxmlformats.org/officeDocument/2006/relationships" xmlns:m="http://schemas.openxmlformats.org/officeDocument/2006/math" xmlns:v="urn:schemas-microsoft-com:vml" xmlns:wp14="http://schemas.microsoft.com/office/word/2010/wordprocessingDrawing" xmlns:wp="http://schemas.openxmlformats.org/drawingml/2006/wordprocessingDrawing" xmlns:w10="urn:schemas-microsoft-com:office:word" xmlns:w="http://schemas.openxmlformats.org/wordprocessingml/2006/main" xmlns:w14="http://schemas.microsoft.com/office/word/2010/wordml" xmlns:w15="http://schemas.microsoft.com/office/word/2012/wordml" xmlns:w16cei="http://schemas.microsoft.com/office/word/2026/wordml/cei" xmlns:w16cex="http://schemas.microsoft.com/office/word/2018/wordml/cex" xmlns:w16cid="http://schemas.microsoft.com/office/word/2016/wordml/cid" xmlns:w16="http://schemas.microsoft.com/office/word/2018/wordml" xmlns:w16du="http://schemas.microsoft.com/office/word/2023/wordml/word16du" xmlns:w16sdtdh="http://schemas.microsoft.com/office/word/2020/wordml/sdtdatahash" xmlns:w16sdtfl="http://schemas.microsoft.com/office/word/2024/wordml/sdtformatlock" xmlns:w16se="http://schemas.microsoft.com/office/word/2015/wordml/symex" xmlns:wpg="http://schemas.microsoft.com/office/word/2010/wordprocessingGroup" xmlns:wpi="http://schemas.microsoft.com/office/word/2010/wordprocessingInk" xmlns:wne="http://schemas.microsoft.com/office/word/2006/wordml" xmlns:wps="http://schemas.microsoft.com/office/word/2010/wordprocessingShape" mc:Ignorable="w14 w15 w16se w16cid w16 w16cex w16sdtdh w16sdtfl w16du wp14">
   <w:p>
     <w:pPr>
       <w:pStyle w:val="Footer"/>
@@ -1371,7 +1520,7 @@
 </file>
 
 <file path=word/footnotes.xml><?xml version="1.0" encoding="utf-8"?>
-<w:footnotes xmlns:wpc="http://schemas.microsoft.com/office/word/2010/wordprocessingCanvas" xmlns:cx="http://schemas.microsoft.com/office/drawing/2014/chartex" xmlns:cx1="http://schemas.microsoft.com/office/drawing/2015/9/8/chartex" xmlns:cx2="http://schemas.microsoft.com/office/drawing/2015/10/21/chartex" xmlns:cx3="http://schemas.microsoft.com/office/drawing/2016/5/9/chartex" xmlns:cx4="http://schemas.microsoft.com/office/drawing/2016/5/10/chartex" xmlns:cx5="http://schemas.microsoft.com/office/drawing/2016/5/11/chartex" xmlns:cx6="http://schemas.microsoft.com/office/drawing/2016/5/12/chartex" xmlns:cx7="http://schemas.microsoft.com/office/drawing/2016/5/13/chartex" xmlns:cx8="http://schemas.microsoft.com/office/drawing/2016/5/14/chartex" xmlns:mc="http://schemas.openxmlformats.org/markup-compatibility/2006" xmlns:aink="http://schemas.microsoft.com/office/drawing/2016/ink" xmlns:am3d="http://schemas.microsoft.com/office/drawing/2017/model3d" xmlns:o="urn:schemas-microsoft-com:office:office" xmlns:oel="http://schemas.microsoft.com/office/2019/extlst" xmlns:r="http://schemas.openxmlformats.org/officeDocument/2006/relationships" xmlns:m="http://schemas.openxmlformats.org/officeDocument/2006/math" xmlns:v="urn:schemas-microsoft-com:vml" xmlns:wp14="http://schemas.microsoft.com/office/word/2010/wordprocessingDrawing" xmlns:wp="http://schemas.openxmlformats.org/drawingml/2006/wordprocessingDrawing" xmlns:w10="urn:schemas-microsoft-com:office:word" xmlns:w="http://schemas.openxmlformats.org/wordprocessingml/2006/main" xmlns:w14="http://schemas.microsoft.com/office/word/2010/wordml" xmlns:w15="http://schemas.microsoft.com/office/word/2012/wordml" xmlns:w16cex="http://schemas.microsoft.com/office/word/2018/wordml/cex" xmlns:w16cid="http://schemas.microsoft.com/office/word/2016/wordml/cid" xmlns:w16="http://schemas.microsoft.com/office/word/2018/wordml" xmlns:w16du="http://schemas.microsoft.com/office/word/2023/wordml/word16du" xmlns:w16sdtdh="http://schemas.microsoft.com/office/word/2020/wordml/sdtdatahash" xmlns:w16sdtfl="http://schemas.microsoft.com/office/word/2024/wordml/sdtformatlock" xmlns:w16se="http://schemas.microsoft.com/office/word/2015/wordml/symex" xmlns:wpg="http://schemas.microsoft.com/office/word/2010/wordprocessingGroup" xmlns:wpi="http://schemas.microsoft.com/office/word/2010/wordprocessingInk" xmlns:wne="http://schemas.microsoft.com/office/word/2006/wordml" xmlns:wps="http://schemas.microsoft.com/office/word/2010/wordprocessingShape" mc:Ignorable="w14 w15 w16se w16cid w16 w16cex w16sdtdh w16sdtfl w16du wp14">
+<w:footnotes xmlns:wpc="http://schemas.microsoft.com/office/word/2010/wordprocessingCanvas" xmlns:cx="http://schemas.microsoft.com/office/drawing/2014/chartex" xmlns:cx1="http://schemas.microsoft.com/office/drawing/2015/9/8/chartex" xmlns:cx2="http://schemas.microsoft.com/office/drawing/2015/10/21/chartex" xmlns:cx3="http://schemas.microsoft.com/office/drawing/2016/5/9/chartex" xmlns:cx4="http://schemas.microsoft.com/office/drawing/2016/5/10/chartex" xmlns:cx5="http://schemas.microsoft.com/office/drawing/2016/5/11/chartex" xmlns:cx6="http://schemas.microsoft.com/office/drawing/2016/5/12/chartex" xmlns:cx7="http://schemas.microsoft.com/office/drawing/2016/5/13/chartex" xmlns:cx8="http://schemas.microsoft.com/office/drawing/2016/5/14/chartex" xmlns:mc="http://schemas.openxmlformats.org/markup-compatibility/2006" xmlns:aink="http://schemas.microsoft.com/office/drawing/2016/ink" xmlns:am3d="http://schemas.microsoft.com/office/drawing/2017/model3d" xmlns:o="urn:schemas-microsoft-com:office:office" xmlns:oel="http://schemas.microsoft.com/office/2019/extlst" xmlns:r="http://schemas.openxmlformats.org/officeDocument/2006/relationships" xmlns:m="http://schemas.openxmlformats.org/officeDocument/2006/math" xmlns:v="urn:schemas-microsoft-com:vml" xmlns:wp14="http://schemas.microsoft.com/office/word/2010/wordprocessingDrawing" xmlns:wp="http://schemas.openxmlformats.org/drawingml/2006/wordprocessingDrawing" xmlns:w10="urn:schemas-microsoft-com:office:word" xmlns:w="http://schemas.openxmlformats.org/wordprocessingml/2006/main" xmlns:w14="http://schemas.microsoft.com/office/word/2010/wordml" xmlns:w15="http://schemas.microsoft.com/office/word/2012/wordml" xmlns:w16cei="http://schemas.microsoft.com/office/word/2026/wordml/cei" xmlns:w16cex="http://schemas.microsoft.com/office/word/2018/wordml/cex" xmlns:w16cid="http://schemas.microsoft.com/office/word/2016/wordml/cid" xmlns:w16="http://schemas.microsoft.com/office/word/2018/wordml" xmlns:w16du="http://schemas.microsoft.com/office/word/2023/wordml/word16du" xmlns:w16sdtdh="http://schemas.microsoft.com/office/word/2020/wordml/sdtdatahash" xmlns:w16sdtfl="http://schemas.microsoft.com/office/word/2024/wordml/sdtformatlock" xmlns:w16se="http://schemas.microsoft.com/office/word/2015/wordml/symex" xmlns:wpg="http://schemas.microsoft.com/office/word/2010/wordprocessingGroup" xmlns:wpi="http://schemas.microsoft.com/office/word/2010/wordprocessingInk" xmlns:wne="http://schemas.microsoft.com/office/word/2006/wordml" xmlns:wps="http://schemas.microsoft.com/office/word/2010/wordprocessingShape" mc:Ignorable="w14 w15 w16se w16cid w16 w16cex w16sdtdh w16sdtfl w16du wp14">
   <w:footnote w:type="separator" w:id="-1">
     <w:p>
       <w:pPr>
@@ -1396,7 +1545,7 @@
 </file>
 
 <file path=word/header1.xml><?xml version="1.0" encoding="utf-8"?>
-<w:hdr xmlns:wpc="http://schemas.microsoft.com/office/word/2010/wordprocessingCanvas" xmlns:cx="http://schemas.microsoft.com/office/drawing/2014/chartex" xmlns:cx1="http://schemas.microsoft.com/office/drawing/2015/9/8/chartex" xmlns:cx2="http://schemas.microsoft.com/office/drawing/2015/10/21/chartex" xmlns:cx3="http://schemas.microsoft.com/office/drawing/2016/5/9/chartex" xmlns:cx4="http://schemas.microsoft.com/office/drawing/2016/5/10/chartex" xmlns:cx5="http://schemas.microsoft.com/office/drawing/2016/5/11/chartex" xmlns:cx6="http://schemas.microsoft.com/office/drawing/2016/5/12/chartex" xmlns:cx7="http://schemas.microsoft.com/office/drawing/2016/5/13/chartex" xmlns:cx8="http://schemas.microsoft.com/office/drawing/2016/5/14/chartex" xmlns:mc="http://schemas.openxmlformats.org/markup-compatibility/2006" xmlns:aink="http://schemas.microsoft.com/office/drawing/2016/ink" xmlns:am3d="http://schemas.microsoft.com/office/drawing/2017/model3d" xmlns:o="urn:schemas-microsoft-com:office:office" xmlns:oel="http://schemas.microsoft.com/office/2019/extlst" xmlns:r="http://schemas.openxmlformats.org/officeDocument/2006/relationships" xmlns:m="http://schemas.openxmlformats.org/officeDocument/2006/math" xmlns:v="urn:schemas-microsoft-com:vml" xmlns:wp14="http://schemas.microsoft.com/office/word/2010/wordprocessingDrawing" xmlns:wp="http://schemas.openxmlformats.org/drawingml/2006/wordprocessingDrawing" xmlns:w10="urn:schemas-microsoft-com:office:word" xmlns:w="http://schemas.openxmlformats.org/wordprocessingml/2006/main" xmlns:w14="http://schemas.microsoft.com/office/word/2010/wordml" xmlns:w15="http://schemas.microsoft.com/office/word/2012/wordml" xmlns:w16cex="http://schemas.microsoft.com/office/word/2018/wordml/cex" xmlns:w16cid="http://schemas.microsoft.com/office/word/2016/wordml/cid" xmlns:w16="http://schemas.microsoft.com/office/word/2018/wordml" xmlns:w16du="http://schemas.microsoft.com/office/word/2023/wordml/word16du" xmlns:w16sdtdh="http://schemas.microsoft.com/office/word/2020/wordml/sdtdatahash" xmlns:w16sdtfl="http://schemas.microsoft.com/office/word/2024/wordml/sdtformatlock" xmlns:w16se="http://schemas.microsoft.com/office/word/2015/wordml/symex" xmlns:wpg="http://schemas.microsoft.com/office/word/2010/wordprocessingGroup" xmlns:wpi="http://schemas.microsoft.com/office/word/2010/wordprocessingInk" xmlns:wne="http://schemas.microsoft.com/office/word/2006/wordml" xmlns:wps="http://schemas.microsoft.com/office/word/2010/wordprocessingShape" mc:Ignorable="w14 w15 w16se w16cid w16 w16cex w16sdtdh w16sdtfl w16du wp14">
+<w:hdr xmlns:wpc="http://schemas.microsoft.com/office/word/2010/wordprocessingCanvas" xmlns:cx="http://schemas.microsoft.com/office/drawing/2014/chartex" xmlns:cx1="http://schemas.microsoft.com/office/drawing/2015/9/8/chartex" xmlns:cx2="http://schemas.microsoft.com/office/drawing/2015/10/21/chartex" xmlns:cx3="http://schemas.microsoft.com/office/drawing/2016/5/9/chartex" xmlns:cx4="http://schemas.microsoft.com/office/drawing/2016/5/10/chartex" xmlns:cx5="http://schemas.microsoft.com/office/drawing/2016/5/11/chartex" xmlns:cx6="http://schemas.microsoft.com/office/drawing/2016/5/12/chartex" xmlns:cx7="http://schemas.microsoft.com/office/drawing/2016/5/13/chartex" xmlns:cx8="http://schemas.microsoft.com/office/drawing/2016/5/14/chartex" xmlns:mc="http://schemas.openxmlformats.org/markup-compatibility/2006" xmlns:aink="http://schemas.microsoft.com/office/drawing/2016/ink" xmlns:am3d="http://schemas.microsoft.com/office/drawing/2017/model3d" xmlns:o="urn:schemas-microsoft-com:office:office" xmlns:oel="http://schemas.microsoft.com/office/2019/extlst" xmlns:r="http://schemas.openxmlformats.org/officeDocument/2006/relationships" xmlns:m="http://schemas.openxmlformats.org/officeDocument/2006/math" xmlns:v="urn:schemas-microsoft-com:vml" xmlns:wp14="http://schemas.microsoft.com/office/word/2010/wordprocessingDrawing" xmlns:wp="http://schemas.openxmlformats.org/drawingml/2006/wordprocessingDrawing" xmlns:w10="urn:schemas-microsoft-com:office:word" xmlns:w="http://schemas.openxmlformats.org/wordprocessingml/2006/main" xmlns:w14="http://schemas.microsoft.com/office/word/2010/wordml" xmlns:w15="http://schemas.microsoft.com/office/word/2012/wordml" xmlns:w16cei="http://schemas.microsoft.com/office/word/2026/wordml/cei" xmlns:w16cex="http://schemas.microsoft.com/office/word/2018/wordml/cex" xmlns:w16cid="http://schemas.microsoft.com/office/word/2016/wordml/cid" xmlns:w16="http://schemas.microsoft.com/office/word/2018/wordml" xmlns:w16du="http://schemas.microsoft.com/office/word/2023/wordml/word16du" xmlns:w16sdtdh="http://schemas.microsoft.com/office/word/2020/wordml/sdtdatahash" xmlns:w16sdtfl="http://schemas.microsoft.com/office/word/2024/wordml/sdtformatlock" xmlns:w16se="http://schemas.microsoft.com/office/word/2015/wordml/symex" xmlns:wpg="http://schemas.microsoft.com/office/word/2010/wordprocessingGroup" xmlns:wpi="http://schemas.microsoft.com/office/word/2010/wordprocessingInk" xmlns:wne="http://schemas.microsoft.com/office/word/2006/wordml" xmlns:wps="http://schemas.microsoft.com/office/word/2010/wordprocessingShape" mc:Ignorable="w14 w15 w16se w16cid w16 w16cex w16sdtdh w16sdtfl w16du wp14">
   <w:p>
     <w:pPr>
       <w:pStyle w:val="Header"/>
@@ -1406,7 +1555,7 @@
 </file>
 
 <file path=word/header2.xml><?xml version="1.0" encoding="utf-8"?>
-<w:hdr xmlns:wpc="http://schemas.microsoft.com/office/word/2010/wordprocessingCanvas" xmlns:cx="http://schemas.microsoft.com/office/drawing/2014/chartex" xmlns:cx1="http://schemas.microsoft.com/office/drawing/2015/9/8/chartex" xmlns:cx2="http://schemas.microsoft.com/office/drawing/2015/10/21/chartex" xmlns:cx3="http://schemas.microsoft.com/office/drawing/2016/5/9/chartex" xmlns:cx4="http://schemas.microsoft.com/office/drawing/2016/5/10/chartex" xmlns:cx5="http://schemas.microsoft.com/office/drawing/2016/5/11/chartex" xmlns:cx6="http://schemas.microsoft.com/office/drawing/2016/5/12/chartex" xmlns:cx7="http://schemas.microsoft.com/office/drawing/2016/5/13/chartex" xmlns:cx8="http://schemas.microsoft.com/office/drawing/2016/5/14/chartex" xmlns:mc="http://schemas.openxmlformats.org/markup-compatibility/2006" xmlns:aink="http://schemas.microsoft.com/office/drawing/2016/ink" xmlns:am3d="http://schemas.microsoft.com/office/drawing/2017/model3d" xmlns:o="urn:schemas-microsoft-com:office:office" xmlns:oel="http://schemas.microsoft.com/office/2019/extlst" xmlns:r="http://schemas.openxmlformats.org/officeDocument/2006/relationships" xmlns:m="http://schemas.openxmlformats.org/officeDocument/2006/math" xmlns:v="urn:schemas-microsoft-com:vml" xmlns:wp14="http://schemas.microsoft.com/office/word/2010/wordprocessingDrawing" xmlns:wp="http://schemas.openxmlformats.org/drawingml/2006/wordprocessingDrawing" xmlns:w10="urn:schemas-microsoft-com:office:word" xmlns:w="http://schemas.openxmlformats.org/wordprocessingml/2006/main" xmlns:w14="http://schemas.microsoft.com/office/word/2010/wordml" xmlns:w15="http://schemas.microsoft.com/office/word/2012/wordml" xmlns:w16cex="http://schemas.microsoft.com/office/word/2018/wordml/cex" xmlns:w16cid="http://schemas.microsoft.com/office/word/2016/wordml/cid" xmlns:w16="http://schemas.microsoft.com/office/word/2018/wordml" xmlns:w16du="http://schemas.microsoft.com/office/word/2023/wordml/word16du" xmlns:w16sdtdh="http://schemas.microsoft.com/office/word/2020/wordml/sdtdatahash" xmlns:w16sdtfl="http://schemas.microsoft.com/office/word/2024/wordml/sdtformatlock" xmlns:w16se="http://schemas.microsoft.com/office/word/2015/wordml/symex" xmlns:wpg="http://schemas.microsoft.com/office/word/2010/wordprocessingGroup" xmlns:wpi="http://schemas.microsoft.com/office/word/2010/wordprocessingInk" xmlns:wne="http://schemas.microsoft.com/office/word/2006/wordml" xmlns:wps="http://schemas.microsoft.com/office/word/2010/wordprocessingShape" mc:Ignorable="w14 w15 w16se w16cid w16 w16cex w16sdtdh w16sdtfl w16du wp14">
+<w:hdr xmlns:wpc="http://schemas.microsoft.com/office/word/2010/wordprocessingCanvas" xmlns:cx="http://schemas.microsoft.com/office/drawing/2014/chartex" xmlns:cx1="http://schemas.microsoft.com/office/drawing/2015/9/8/chartex" xmlns:cx2="http://schemas.microsoft.com/office/drawing/2015/10/21/chartex" xmlns:cx3="http://schemas.microsoft.com/office/drawing/2016/5/9/chartex" xmlns:cx4="http://schemas.microsoft.com/office/drawing/2016/5/10/chartex" xmlns:cx5="http://schemas.microsoft.com/office/drawing/2016/5/11/chartex" xmlns:cx6="http://schemas.microsoft.com/office/drawing/2016/5/12/chartex" xmlns:cx7="http://schemas.microsoft.com/office/drawing/2016/5/13/chartex" xmlns:cx8="http://schemas.microsoft.com/office/drawing/2016/5/14/chartex" xmlns:mc="http://schemas.openxmlformats.org/markup-compatibility/2006" xmlns:aink="http://schemas.microsoft.com/office/drawing/2016/ink" xmlns:am3d="http://schemas.microsoft.com/office/drawing/2017/model3d" xmlns:o="urn:schemas-microsoft-com:office:office" xmlns:oel="http://schemas.microsoft.com/office/2019/extlst" xmlns:r="http://schemas.openxmlformats.org/officeDocument/2006/relationships" xmlns:m="http://schemas.openxmlformats.org/officeDocument/2006/math" xmlns:v="urn:schemas-microsoft-com:vml" xmlns:wp14="http://schemas.microsoft.com/office/word/2010/wordprocessingDrawing" xmlns:wp="http://schemas.openxmlformats.org/drawingml/2006/wordprocessingDrawing" xmlns:w10="urn:schemas-microsoft-com:office:word" xmlns:w="http://schemas.openxmlformats.org/wordprocessingml/2006/main" xmlns:w14="http://schemas.microsoft.com/office/word/2010/wordml" xmlns:w15="http://schemas.microsoft.com/office/word/2012/wordml" xmlns:w16cei="http://schemas.microsoft.com/office/word/2026/wordml/cei" xmlns:w16cex="http://schemas.microsoft.com/office/word/2018/wordml/cex" xmlns:w16cid="http://schemas.microsoft.com/office/word/2016/wordml/cid" xmlns:w16="http://schemas.microsoft.com/office/word/2018/wordml" xmlns:w16du="http://schemas.microsoft.com/office/word/2023/wordml/word16du" xmlns:w16sdtdh="http://schemas.microsoft.com/office/word/2020/wordml/sdtdatahash" xmlns:w16sdtfl="http://schemas.microsoft.com/office/word/2024/wordml/sdtformatlock" xmlns:w16se="http://schemas.microsoft.com/office/word/2015/wordml/symex" xmlns:wpg="http://schemas.microsoft.com/office/word/2010/wordprocessingGroup" xmlns:wpi="http://schemas.microsoft.com/office/word/2010/wordprocessingInk" xmlns:wne="http://schemas.microsoft.com/office/word/2006/wordml" xmlns:wps="http://schemas.microsoft.com/office/word/2010/wordprocessingShape" mc:Ignorable="w14 w15 w16se w16cid w16 w16cex w16sdtdh w16sdtfl w16du wp14">
   <w:p>
     <w:pPr>
       <w:pStyle w:val="Header"/>
@@ -1490,7 +1639,7 @@
 </file>
 
 <file path=word/header3.xml><?xml version="1.0" encoding="utf-8"?>
-<w:hdr xmlns:wpc="http://schemas.microsoft.com/office/word/2010/wordprocessingCanvas" xmlns:cx="http://schemas.microsoft.com/office/drawing/2014/chartex" xmlns:cx1="http://schemas.microsoft.com/office/drawing/2015/9/8/chartex" xmlns:cx2="http://schemas.microsoft.com/office/drawing/2015/10/21/chartex" xmlns:cx3="http://schemas.microsoft.com/office/drawing/2016/5/9/chartex" xmlns:cx4="http://schemas.microsoft.com/office/drawing/2016/5/10/chartex" xmlns:cx5="http://schemas.microsoft.com/office/drawing/2016/5/11/chartex" xmlns:cx6="http://schemas.microsoft.com/office/drawing/2016/5/12/chartex" xmlns:cx7="http://schemas.microsoft.com/office/drawing/2016/5/13/chartex" xmlns:cx8="http://schemas.microsoft.com/office/drawing/2016/5/14/chartex" xmlns:mc="http://schemas.openxmlformats.org/markup-compatibility/2006" xmlns:aink="http://schemas.microsoft.com/office/drawing/2016/ink" xmlns:am3d="http://schemas.microsoft.com/office/drawing/2017/model3d" xmlns:o="urn:schemas-microsoft-com:office:office" xmlns:oel="http://schemas.microsoft.com/office/2019/extlst" xmlns:r="http://schemas.openxmlformats.org/officeDocument/2006/relationships" xmlns:m="http://schemas.openxmlformats.org/officeDocument/2006/math" xmlns:v="urn:schemas-microsoft-com:vml" xmlns:wp14="http://schemas.microsoft.com/office/word/2010/wordprocessingDrawing" xmlns:wp="http://schemas.openxmlformats.org/drawingml/2006/wordprocessingDrawing" xmlns:w10="urn:schemas-microsoft-com:office:word" xmlns:w="http://schemas.openxmlformats.org/wordprocessingml/2006/main" xmlns:w14="http://schemas.microsoft.com/office/word/2010/wordml" xmlns:w15="http://schemas.microsoft.com/office/word/2012/wordml" xmlns:w16cex="http://schemas.microsoft.com/office/word/2018/wordml/cex" xmlns:w16cid="http://schemas.microsoft.com/office/word/2016/wordml/cid" xmlns:w16="http://schemas.microsoft.com/office/word/2018/wordml" xmlns:w16du="http://schemas.microsoft.com/office/word/2023/wordml/word16du" xmlns:w16sdtdh="http://schemas.microsoft.com/office/word/2020/wordml/sdtdatahash" xmlns:w16sdtfl="http://schemas.microsoft.com/office/word/2024/wordml/sdtformatlock" xmlns:w16se="http://schemas.microsoft.com/office/word/2015/wordml/symex" xmlns:wpg="http://schemas.microsoft.com/office/word/2010/wordprocessingGroup" xmlns:wpi="http://schemas.microsoft.com/office/word/2010/wordprocessingInk" xmlns:wne="http://schemas.microsoft.com/office/word/2006/wordml" xmlns:wps="http://schemas.microsoft.com/office/word/2010/wordprocessingShape" mc:Ignorable="w14 w15 w16se w16cid w16 w16cex w16sdtdh w16sdtfl w16du wp14">
+<w:hdr xmlns:wpc="http://schemas.microsoft.com/office/word/2010/wordprocessingCanvas" xmlns:cx="http://schemas.microsoft.com/office/drawing/2014/chartex" xmlns:cx1="http://schemas.microsoft.com/office/drawing/2015/9/8/chartex" xmlns:cx2="http://schemas.microsoft.com/office/drawing/2015/10/21/chartex" xmlns:cx3="http://schemas.microsoft.com/office/drawing/2016/5/9/chartex" xmlns:cx4="http://schemas.microsoft.com/office/drawing/2016/5/10/chartex" xmlns:cx5="http://schemas.microsoft.com/office/drawing/2016/5/11/chartex" xmlns:cx6="http://schemas.microsoft.com/office/drawing/2016/5/12/chartex" xmlns:cx7="http://schemas.microsoft.com/office/drawing/2016/5/13/chartex" xmlns:cx8="http://schemas.microsoft.com/office/drawing/2016/5/14/chartex" xmlns:mc="http://schemas.openxmlformats.org/markup-compatibility/2006" xmlns:aink="http://schemas.microsoft.com/office/drawing/2016/ink" xmlns:am3d="http://schemas.microsoft.com/office/drawing/2017/model3d" xmlns:o="urn:schemas-microsoft-com:office:office" xmlns:oel="http://schemas.microsoft.com/office/2019/extlst" xmlns:r="http://schemas.openxmlformats.org/officeDocument/2006/relationships" xmlns:m="http://schemas.openxmlformats.org/officeDocument/2006/math" xmlns:v="urn:schemas-microsoft-com:vml" xmlns:wp14="http://schemas.microsoft.com/office/word/2010/wordprocessingDrawing" xmlns:wp="http://schemas.openxmlformats.org/drawingml/2006/wordprocessingDrawing" xmlns:w10="urn:schemas-microsoft-com:office:word" xmlns:w="http://schemas.openxmlformats.org/wordprocessingml/2006/main" xmlns:w14="http://schemas.microsoft.com/office/word/2010/wordml" xmlns:w15="http://schemas.microsoft.com/office/word/2012/wordml" xmlns:w16cei="http://schemas.microsoft.com/office/word/2026/wordml/cei" xmlns:w16cex="http://schemas.microsoft.com/office/word/2018/wordml/cex" xmlns:w16cid="http://schemas.microsoft.com/office/word/2016/wordml/cid" xmlns:w16="http://schemas.microsoft.com/office/word/2018/wordml" xmlns:w16du="http://schemas.microsoft.com/office/word/2023/wordml/word16du" xmlns:w16sdtdh="http://schemas.microsoft.com/office/word/2020/wordml/sdtdatahash" xmlns:w16sdtfl="http://schemas.microsoft.com/office/word/2024/wordml/sdtformatlock" xmlns:w16se="http://schemas.microsoft.com/office/word/2015/wordml/symex" xmlns:wpg="http://schemas.microsoft.com/office/word/2010/wordprocessingGroup" xmlns:wpi="http://schemas.microsoft.com/office/word/2010/wordprocessingInk" xmlns:wne="http://schemas.microsoft.com/office/word/2006/wordml" xmlns:wps="http://schemas.microsoft.com/office/word/2010/wordprocessingShape" mc:Ignorable="w14 w15 w16se w16cid w16 w16cex w16sdtdh w16sdtfl w16du wp14">
   <w:p>
     <w:pPr>
       <w:pStyle w:val="Header"/>
@@ -1500,7 +1649,7 @@
 </file>
 
 <file path=word/numbering.xml><?xml version="1.0" encoding="utf-8"?>
-<w:numbering xmlns:wpc="http://schemas.microsoft.com/office/word/2010/wordprocessingCanvas" xmlns:cx="http://schemas.microsoft.com/office/drawing/2014/chartex" xmlns:cx1="http://schemas.microsoft.com/office/drawing/2015/9/8/chartex" xmlns:cx2="http://schemas.microsoft.com/office/drawing/2015/10/21/chartex" xmlns:cx3="http://schemas.microsoft.com/office/drawing/2016/5/9/chartex" xmlns:cx4="http://schemas.microsoft.com/office/drawing/2016/5/10/chartex" xmlns:cx5="http://schemas.microsoft.com/office/drawing/2016/5/11/chartex" xmlns:cx6="http://schemas.microsoft.com/office/drawing/2016/5/12/chartex" xmlns:cx7="http://schemas.microsoft.com/office/drawing/2016/5/13/chartex" xmlns:cx8="http://schemas.microsoft.com/office/drawing/2016/5/14/chartex" xmlns:mc="http://schemas.openxmlformats.org/markup-compatibility/2006" xmlns:aink="http://schemas.microsoft.com/office/drawing/2016/ink" xmlns:am3d="http://schemas.microsoft.com/office/drawing/2017/model3d" xmlns:o="urn:schemas-microsoft-com:office:office" xmlns:oel="http://schemas.microsoft.com/office/2019/extlst" xmlns:r="http://schemas.openxmlformats.org/officeDocument/2006/relationships" xmlns:m="http://schemas.openxmlformats.org/officeDocument/2006/math" xmlns:v="urn:schemas-microsoft-com:vml" xmlns:wp14="http://schemas.microsoft.com/office/word/2010/wordprocessingDrawing" xmlns:wp="http://schemas.openxmlformats.org/drawingml/2006/wordprocessingDrawing" xmlns:w10="urn:schemas-microsoft-com:office:word" xmlns:w="http://schemas.openxmlformats.org/wordprocessingml/2006/main" xmlns:w14="http://schemas.microsoft.com/office/word/2010/wordml" xmlns:w15="http://schemas.microsoft.com/office/word/2012/wordml" xmlns:w16cex="http://schemas.microsoft.com/office/word/2018/wordml/cex" xmlns:w16cid="http://schemas.microsoft.com/office/word/2016/wordml/cid" xmlns:w16="http://schemas.microsoft.com/office/word/2018/wordml" xmlns:w16du="http://schemas.microsoft.com/office/word/2023/wordml/word16du" xmlns:w16sdtdh="http://schemas.microsoft.com/office/word/2020/wordml/sdtdatahash" xmlns:w16sdtfl="http://schemas.microsoft.com/office/word/2024/wordml/sdtformatlock" xmlns:w16se="http://schemas.microsoft.com/office/word/2015/wordml/symex" xmlns:wpg="http://schemas.microsoft.com/office/word/2010/wordprocessingGroup" xmlns:wpi="http://schemas.microsoft.com/office/word/2010/wordprocessingInk" xmlns:wne="http://schemas.microsoft.com/office/word/2006/wordml" xmlns:wps="http://schemas.microsoft.com/office/word/2010/wordprocessingShape" mc:Ignorable="w14 w15 w16se w16cid w16 w16cex w16sdtdh w16sdtfl w16du wp14">
+<w:numbering xmlns:wpc="http://schemas.microsoft.com/office/word/2010/wordprocessingCanvas" xmlns:cx="http://schemas.microsoft.com/office/drawing/2014/chartex" xmlns:cx1="http://schemas.microsoft.com/office/drawing/2015/9/8/chartex" xmlns:cx2="http://schemas.microsoft.com/office/drawing/2015/10/21/chartex" xmlns:cx3="http://schemas.microsoft.com/office/drawing/2016/5/9/chartex" xmlns:cx4="http://schemas.microsoft.com/office/drawing/2016/5/10/chartex" xmlns:cx5="http://schemas.microsoft.com/office/drawing/2016/5/11/chartex" xmlns:cx6="http://schemas.microsoft.com/office/drawing/2016/5/12/chartex" xmlns:cx7="http://schemas.microsoft.com/office/drawing/2016/5/13/chartex" xmlns:cx8="http://schemas.microsoft.com/office/drawing/2016/5/14/chartex" xmlns:mc="http://schemas.openxmlformats.org/markup-compatibility/2006" xmlns:aink="http://schemas.microsoft.com/office/drawing/2016/ink" xmlns:am3d="http://schemas.microsoft.com/office/drawing/2017/model3d" xmlns:o="urn:schemas-microsoft-com:office:office" xmlns:oel="http://schemas.microsoft.com/office/2019/extlst" xmlns:r="http://schemas.openxmlformats.org/officeDocument/2006/relationships" xmlns:m="http://schemas.openxmlformats.org/officeDocument/2006/math" xmlns:v="urn:schemas-microsoft-com:vml" xmlns:wp14="http://schemas.microsoft.com/office/word/2010/wordprocessingDrawing" xmlns:wp="http://schemas.openxmlformats.org/drawingml/2006/wordprocessingDrawing" xmlns:w10="urn:schemas-microsoft-com:office:word" xmlns:w="http://schemas.openxmlformats.org/wordprocessingml/2006/main" xmlns:w14="http://schemas.microsoft.com/office/word/2010/wordml" xmlns:w15="http://schemas.microsoft.com/office/word/2012/wordml" xmlns:w16cei="http://schemas.microsoft.com/office/word/2026/wordml/cei" xmlns:w16cex="http://schemas.microsoft.com/office/word/2018/wordml/cex" xmlns:w16cid="http://schemas.microsoft.com/office/word/2016/wordml/cid" xmlns:w16="http://schemas.microsoft.com/office/word/2018/wordml" xmlns:w16du="http://schemas.microsoft.com/office/word/2023/wordml/word16du" xmlns:w16sdtdh="http://schemas.microsoft.com/office/word/2020/wordml/sdtdatahash" xmlns:w16sdtfl="http://schemas.microsoft.com/office/word/2024/wordml/sdtformatlock" xmlns:w16se="http://schemas.microsoft.com/office/word/2015/wordml/symex" xmlns:wpg="http://schemas.microsoft.com/office/word/2010/wordprocessingGroup" xmlns:wpi="http://schemas.microsoft.com/office/word/2010/wordprocessingInk" xmlns:wne="http://schemas.microsoft.com/office/word/2006/wordml" xmlns:wps="http://schemas.microsoft.com/office/word/2010/wordprocessingShape" mc:Ignorable="w14 w15 w16se w16cid w16 w16cex w16sdtdh w16sdtfl w16du wp14">
   <w:abstractNum w:abstractNumId="0" w15:restartNumberingAfterBreak="0">
     <w:nsid w:val="145119B3"/>
     <w:multiLevelType w:val="hybridMultilevel"/>
@@ -2340,7 +2489,6 @@
   <w:style w:type="character" w:default="1" w:styleId="DefaultParagraphFont">
     <w:name w:val="Default Paragraph Font"/>
     <w:uiPriority w:val="1"/>
-    <w:semiHidden/>
     <w:unhideWhenUsed/>
   </w:style>
   <w:style w:type="table" w:default="1" w:styleId="TableNormal">
@@ -3014,6 +3162,10 @@
 </file>
 
 <file path=customXml/item1.xml><?xml version="1.0" encoding="utf-8"?>
+<b:Sources xmlns:b="http://schemas.openxmlformats.org/officeDocument/2006/bibliography" xmlns="http://schemas.openxmlformats.org/officeDocument/2006/bibliography" SelectedStyle="/APASixthEditionOfficeOnline.xsl" StyleName="APA" Version="6"/>
+</file>
+
+<file path=customXml/item2.xml><?xml version="1.0" encoding="utf-8"?>
 <ct:contentTypeSchema xmlns:ct="http://schemas.microsoft.com/office/2006/metadata/contentType" xmlns:ma="http://schemas.microsoft.com/office/2006/metadata/properties/metaAttributes" ct:_="" ma:_="" ma:contentTypeName="Document" ma:contentTypeID="0x010100B89331DE8EA64F4FBEA00113BF0E4514" ma:contentTypeVersion="11" ma:contentTypeDescription="Create a new document." ma:contentTypeScope="" ma:versionID="0b60b04e60edb8b2e7e2fe1cc7d413e0">
   <xsd:schema xmlns:xsd="http://www.w3.org/2001/XMLSchema" xmlns:xs="http://www.w3.org/2001/XMLSchema" xmlns:p="http://schemas.microsoft.com/office/2006/metadata/properties" xmlns:ns2="e789b7fa-a83c-4c6b-9e01-87c723f67228" xmlns:ns3="bb952b06-3268-4e55-b0fe-9eb49669fc08" targetNamespace="http://schemas.microsoft.com/office/2006/metadata/properties" ma:root="true" ma:fieldsID="52467e30880403e5f73a15b97b0992c8" ns2:_="" ns3:_="">
     <xsd:import namespace="e789b7fa-a83c-4c6b-9e01-87c723f67228"/>
@@ -3208,11 +3360,16 @@
 </ct:contentTypeSchema>
 </file>
 
-<file path=customXml/item2.xml><?xml version="1.0" encoding="utf-8"?>
-<b:Sources xmlns:b="http://schemas.openxmlformats.org/officeDocument/2006/bibliography" xmlns="http://schemas.openxmlformats.org/officeDocument/2006/bibliography" SelectedStyle="/APASixthEditionOfficeOnline.xsl" StyleName="APA" Version="6"/>
+<file path=customXml/item3.xml><?xml version="1.0" encoding="utf-8"?>
+<?mso-contentType ?>
+<FormTemplates xmlns="http://schemas.microsoft.com/sharepoint/v3/contenttype/forms">
+  <Display>DocumentLibraryForm</Display>
+  <Edit>DocumentLibraryForm</Edit>
+  <New>DocumentLibraryForm</New>
+</FormTemplates>
 </file>
 
-<file path=customXml/item3.xml><?xml version="1.0" encoding="utf-8"?>
+<file path=customXml/item4.xml><?xml version="1.0" encoding="utf-8"?>
 <p:properties xmlns:p="http://schemas.microsoft.com/office/2006/metadata/properties" xmlns:xsi="http://www.w3.org/2001/XMLSchema-instance" xmlns:pc="http://schemas.microsoft.com/office/infopath/2007/PartnerControls">
   <documentManagement>
     <lcf76f155ced4ddcb4097134ff3c332f xmlns="e789b7fa-a83c-4c6b-9e01-87c723f67228">
@@ -3223,16 +3380,15 @@
 </p:properties>
 </file>
 
-<file path=customXml/item4.xml><?xml version="1.0" encoding="utf-8"?>
-<?mso-contentType ?>
-<FormTemplates xmlns="http://schemas.microsoft.com/sharepoint/v3/contenttype/forms">
-  <Display>DocumentLibraryForm</Display>
-  <Edit>DocumentLibraryForm</Edit>
-  <New>DocumentLibraryForm</New>
-</FormTemplates>
+<file path=customXml/itemProps1.xml><?xml version="1.0" encoding="utf-8"?>
+<ds:datastoreItem xmlns:ds="http://schemas.openxmlformats.org/officeDocument/2006/customXml" ds:itemID="{3B4892E8-18D6-D444-BA6E-299F0B60384F}">
+  <ds:schemaRefs>
+    <ds:schemaRef ds:uri="http://schemas.openxmlformats.org/officeDocument/2006/bibliography"/>
+  </ds:schemaRefs>
+</ds:datastoreItem>
 </file>
 
-<file path=customXml/itemProps1.xml><?xml version="1.0" encoding="utf-8"?>
+<file path=customXml/itemProps2.xml><?xml version="1.0" encoding="utf-8"?>
 <ds:datastoreItem xmlns:ds="http://schemas.openxmlformats.org/officeDocument/2006/customXml" ds:itemID="{93F00A47-6514-4C46-91C6-8D2331E8318E}">
   <ds:schemaRefs>
     <ds:schemaRef ds:uri="http://schemas.microsoft.com/office/2006/metadata/contentType"/>
@@ -3251,15 +3407,15 @@
 </ds:datastoreItem>
 </file>
 
-<file path=customXml/itemProps2.xml><?xml version="1.0" encoding="utf-8"?>
-<ds:datastoreItem xmlns:ds="http://schemas.openxmlformats.org/officeDocument/2006/customXml" ds:itemID="{3B4892E8-18D6-D444-BA6E-299F0B60384F}">
+<file path=customXml/itemProps3.xml><?xml version="1.0" encoding="utf-8"?>
+<ds:datastoreItem xmlns:ds="http://schemas.openxmlformats.org/officeDocument/2006/customXml" ds:itemID="{45FB1F57-968F-4A6E-AEE9-65961EB5FADD}">
   <ds:schemaRefs>
-    <ds:schemaRef ds:uri="http://schemas.openxmlformats.org/officeDocument/2006/bibliography"/>
+    <ds:schemaRef ds:uri="http://schemas.microsoft.com/sharepoint/v3/contenttype/forms"/>
   </ds:schemaRefs>
 </ds:datastoreItem>
 </file>
 
-<file path=customXml/itemProps3.xml><?xml version="1.0" encoding="utf-8"?>
+<file path=customXml/itemProps4.xml><?xml version="1.0" encoding="utf-8"?>
 <ds:datastoreItem xmlns:ds="http://schemas.openxmlformats.org/officeDocument/2006/customXml" ds:itemID="{EF43FDED-CD1D-4301-B761-71C1DCC851CC}">
   <ds:schemaRefs>
     <ds:schemaRef ds:uri="http://schemas.microsoft.com/office/2006/metadata/properties"/>
@@ -3268,12 +3424,4 @@
     <ds:schemaRef ds:uri="bb952b06-3268-4e55-b0fe-9eb49669fc08"/>
   </ds:schemaRefs>
 </ds:datastoreItem>
-</file>
-
-<file path=customXml/itemProps4.xml><?xml version="1.0" encoding="utf-8"?>
-<ds:datastoreItem xmlns:ds="http://schemas.openxmlformats.org/officeDocument/2006/customXml" ds:itemID="{45FB1F57-968F-4A6E-AEE9-65961EB5FADD}">
-  <ds:schemaRefs>
-    <ds:schemaRef ds:uri="http://schemas.microsoft.com/sharepoint/v3/contenttype/forms"/>
-  </ds:schemaRefs>
-</ds:datastoreItem>
 </file>